--- a/Documents/Processing_documents/Signature 55Hz processing guide.docx
+++ b/Documents/Processing_documents/Signature 55Hz processing guide.docx
@@ -67,7 +67,7 @@
         <w:rPr>
           <w:noProof/>
         </w:rPr>
-        <w:t>08/05/2026 16:58:08</w:t>
+        <w:t>25/03/2026 10:28:11</w:t>
       </w:r>
       <w:r>
         <w:fldChar w:fldCharType="end"/>
@@ -1213,7 +1213,699 @@
     </w:p>
     <w:p>
       <w:r>
-        <w:lastRenderedPageBreak/>
+        <w:t>Output: Data</w:t>
+      </w:r>
+      <w:r>
+        <w:t xml:space="preserve">, </w:t>
+      </w:r>
+      <w:r>
+        <w:t>figures</w:t>
+      </w:r>
+      <w:r>
+        <w:t xml:space="preserve"> and log-file</w:t>
+      </w:r>
+    </w:p>
+    <w:p>
+      <w:pPr>
+        <w:rPr>
+          <w:i/>
+          <w:iCs/>
+          <w:color w:val="3A7C22" w:themeColor="accent6" w:themeShade="BF"/>
+          <w:lang w:val="en-US"/>
+        </w:rPr>
+      </w:pPr>
+      <w:r>
+        <w:rPr>
+          <w:lang w:val="en-US"/>
+        </w:rPr>
+        <w:t xml:space="preserve">Data </w:t>
+      </w:r>
+      <w:r>
+        <w:rPr>
+          <w:lang w:val="en-US"/>
+        </w:rPr>
+        <w:t>filename:</w:t>
+      </w:r>
+      <w:r>
+        <w:rPr>
+          <w:lang w:val="en-US"/>
+        </w:rPr>
+        <w:t xml:space="preserve"> </w:t>
+      </w:r>
+      <w:r>
+        <w:rPr>
+          <w:i/>
+          <w:iCs/>
+          <w:color w:val="3A7C22" w:themeColor="accent6" w:themeShade="BF"/>
+          <w:lang w:val="en-US"/>
+        </w:rPr>
+        <w:t>moor_id_sn_stage1.nc</w:t>
+      </w:r>
+      <w:r>
+        <w:rPr>
+          <w:lang w:val="en-US"/>
+        </w:rPr>
+        <w:t xml:space="preserve">,  e.g. for JC238: </w:t>
+      </w:r>
+      <w:r>
+        <w:rPr>
+          <w:i/>
+          <w:iCs/>
+          <w:color w:val="3A7C22" w:themeColor="accent6" w:themeShade="BF"/>
+          <w:lang w:val="en-US"/>
+        </w:rPr>
+        <w:t>rhadcp_01_2020_200044_stage1.nc</w:t>
+      </w:r>
+    </w:p>
+    <w:p>
+      <w:pPr>
+        <w:rPr>
+          <w:lang w:val="en-US"/>
+        </w:rPr>
+      </w:pPr>
+      <w:r>
+        <w:rPr>
+          <w:lang w:val="en-US"/>
+        </w:rPr>
+        <w:t>Figure</w:t>
+      </w:r>
+      <w:r>
+        <w:rPr>
+          <w:lang w:val="en-US"/>
+        </w:rPr>
+        <w:t xml:space="preserve">s </w:t>
+      </w:r>
+      <w:r>
+        <w:rPr>
+          <w:lang w:val="en-US"/>
+        </w:rPr>
+        <w:t>filenames</w:t>
+      </w:r>
+      <w:r>
+        <w:rPr>
+          <w:lang w:val="en-US"/>
+        </w:rPr>
+        <w:t>:</w:t>
+      </w:r>
+      <w:r>
+        <w:rPr>
+          <w:color w:val="3A7C22" w:themeColor="accent6" w:themeShade="BF"/>
+          <w:lang w:val="en-US"/>
+        </w:rPr>
+        <w:t xml:space="preserve"> </w:t>
+      </w:r>
+      <w:r>
+        <w:rPr>
+          <w:i/>
+          <w:iCs/>
+          <w:color w:val="3A7C22" w:themeColor="accent6" w:themeShade="BF"/>
+          <w:lang w:val="en-US"/>
+        </w:rPr>
+        <w:t>sn_stage</w:t>
+      </w:r>
+      <w:r>
+        <w:rPr>
+          <w:i/>
+          <w:iCs/>
+          <w:color w:val="3A7C22" w:themeColor="accent6" w:themeShade="BF"/>
+          <w:lang w:val="en-US"/>
+        </w:rPr>
+        <w:t>1</w:t>
+      </w:r>
+      <w:r>
+        <w:rPr>
+          <w:i/>
+          <w:iCs/>
+          <w:color w:val="3A7C22" w:themeColor="accent6" w:themeShade="BF"/>
+          <w:lang w:val="en-US"/>
+        </w:rPr>
+        <w:t>_f#_descriptor.png</w:t>
+      </w:r>
+      <w:r>
+        <w:rPr>
+          <w:lang w:val="en-US"/>
+        </w:rPr>
+        <w:t>, e.g. for JC238:</w:t>
+      </w:r>
+    </w:p>
+    <w:p>
+      <w:pPr>
+        <w:pStyle w:val="ListParagraph"/>
+        <w:numPr>
+          <w:ilvl w:val="0"/>
+          <w:numId w:val="39"/>
+        </w:numPr>
+        <w:rPr>
+          <w:i/>
+          <w:iCs/>
+          <w:color w:val="3A7C22" w:themeColor="accent6" w:themeShade="BF"/>
+          <w:lang w:val="en-US"/>
+        </w:rPr>
+      </w:pPr>
+      <w:r>
+        <w:rPr>
+          <w:i/>
+          <w:iCs/>
+          <w:color w:val="3A7C22" w:themeColor="accent6" w:themeShade="BF"/>
+          <w:lang w:val="en-US"/>
+        </w:rPr>
+        <w:t>rhadcp_01_2020_</w:t>
+      </w:r>
+      <w:r>
+        <w:rPr>
+          <w:i/>
+          <w:iCs/>
+          <w:color w:val="3A7C22" w:themeColor="accent6" w:themeShade="BF"/>
+          <w:lang w:val="en-US"/>
+        </w:rPr>
+        <w:t>200044</w:t>
+      </w:r>
+      <w:r>
+        <w:rPr>
+          <w:i/>
+          <w:iCs/>
+          <w:color w:val="3A7C22" w:themeColor="accent6" w:themeShade="BF"/>
+          <w:lang w:val="en-US"/>
+        </w:rPr>
+        <w:t>_stage1_f1_pressure_tilt_heading_QC.png</w:t>
+      </w:r>
+    </w:p>
+    <w:p>
+      <w:pPr>
+        <w:pStyle w:val="ListParagraph"/>
+        <w:numPr>
+          <w:ilvl w:val="0"/>
+          <w:numId w:val="39"/>
+        </w:numPr>
+        <w:rPr>
+          <w:i/>
+          <w:iCs/>
+          <w:color w:val="3A7C22" w:themeColor="accent6" w:themeShade="BF"/>
+          <w:lang w:val="en-US"/>
+        </w:rPr>
+      </w:pPr>
+      <w:r>
+        <w:rPr>
+          <w:i/>
+          <w:iCs/>
+          <w:color w:val="3A7C22" w:themeColor="accent6" w:themeShade="BF"/>
+          <w:lang w:val="en-US"/>
+        </w:rPr>
+        <w:t>rhadcp_01_2020_</w:t>
+      </w:r>
+      <w:r>
+        <w:rPr>
+          <w:i/>
+          <w:iCs/>
+          <w:color w:val="3A7C22" w:themeColor="accent6" w:themeShade="BF"/>
+          <w:lang w:val="en-US"/>
+        </w:rPr>
+        <w:t>200044</w:t>
+      </w:r>
+      <w:r>
+        <w:rPr>
+          <w:i/>
+          <w:iCs/>
+          <w:color w:val="3A7C22" w:themeColor="accent6" w:themeShade="BF"/>
+          <w:lang w:val="en-US"/>
+        </w:rPr>
+        <w:t>_stage1_f2_beam_amplitude_correlation_QC.png</w:t>
+      </w:r>
+    </w:p>
+    <w:p>
+      <w:pPr>
+        <w:pStyle w:val="ListParagraph"/>
+        <w:numPr>
+          <w:ilvl w:val="0"/>
+          <w:numId w:val="39"/>
+        </w:numPr>
+        <w:rPr>
+          <w:i/>
+          <w:iCs/>
+          <w:color w:val="3A7C22" w:themeColor="accent6" w:themeShade="BF"/>
+          <w:lang w:val="en-US"/>
+        </w:rPr>
+      </w:pPr>
+      <w:r>
+        <w:rPr>
+          <w:i/>
+          <w:iCs/>
+          <w:color w:val="3A7C22" w:themeColor="accent6" w:themeShade="BF"/>
+          <w:lang w:val="en-US"/>
+        </w:rPr>
+        <w:t>rhadcp_01_2020_</w:t>
+      </w:r>
+      <w:r>
+        <w:rPr>
+          <w:i/>
+          <w:iCs/>
+          <w:color w:val="3A7C22" w:themeColor="accent6" w:themeShade="BF"/>
+          <w:lang w:val="en-US"/>
+        </w:rPr>
+        <w:t>200044</w:t>
+      </w:r>
+      <w:r>
+        <w:rPr>
+          <w:i/>
+          <w:iCs/>
+          <w:color w:val="3A7C22" w:themeColor="accent6" w:themeShade="BF"/>
+          <w:lang w:val="en-US"/>
+        </w:rPr>
+        <w:t>_stage1_f3_beam_amplitude_correlation_QC.png</w:t>
+      </w:r>
+    </w:p>
+    <w:p>
+      <w:pPr>
+        <w:pStyle w:val="ListParagraph"/>
+        <w:numPr>
+          <w:ilvl w:val="0"/>
+          <w:numId w:val="39"/>
+        </w:numPr>
+        <w:rPr>
+          <w:i/>
+          <w:iCs/>
+          <w:color w:val="3A7C22" w:themeColor="accent6" w:themeShade="BF"/>
+          <w:lang w:val="en-US"/>
+        </w:rPr>
+      </w:pPr>
+      <w:r>
+        <w:rPr>
+          <w:i/>
+          <w:iCs/>
+          <w:color w:val="3A7C22" w:themeColor="accent6" w:themeShade="BF"/>
+          <w:lang w:val="en-US"/>
+        </w:rPr>
+        <w:t>rhadcp_01_2020_</w:t>
+      </w:r>
+      <w:r>
+        <w:rPr>
+          <w:i/>
+          <w:iCs/>
+          <w:color w:val="3A7C22" w:themeColor="accent6" w:themeShade="BF"/>
+          <w:lang w:val="en-US"/>
+        </w:rPr>
+        <w:t>200044</w:t>
+      </w:r>
+      <w:r>
+        <w:rPr>
+          <w:i/>
+          <w:iCs/>
+          <w:color w:val="3A7C22" w:themeColor="accent6" w:themeShade="BF"/>
+          <w:lang w:val="en-US"/>
+        </w:rPr>
+        <w:t>_stage1_f4_velocity_and_speed_QC.png</w:t>
+      </w:r>
+    </w:p>
+    <w:p>
+      <w:pPr>
+        <w:pStyle w:val="ListParagraph"/>
+        <w:numPr>
+          <w:ilvl w:val="0"/>
+          <w:numId w:val="39"/>
+        </w:numPr>
+        <w:rPr>
+          <w:i/>
+          <w:iCs/>
+          <w:color w:val="3A7C22" w:themeColor="accent6" w:themeShade="BF"/>
+          <w:lang w:val="en-US"/>
+        </w:rPr>
+      </w:pPr>
+      <w:r>
+        <w:rPr>
+          <w:i/>
+          <w:iCs/>
+          <w:color w:val="3A7C22" w:themeColor="accent6" w:themeShade="BF"/>
+          <w:lang w:val="en-US"/>
+        </w:rPr>
+        <w:t>rhadcp_01_2020_</w:t>
+      </w:r>
+      <w:r>
+        <w:rPr>
+          <w:i/>
+          <w:iCs/>
+          <w:color w:val="3A7C22" w:themeColor="accent6" w:themeShade="BF"/>
+          <w:lang w:val="en-US"/>
+        </w:rPr>
+        <w:t>200044</w:t>
+      </w:r>
+      <w:r>
+        <w:rPr>
+          <w:i/>
+          <w:iCs/>
+          <w:color w:val="3A7C22" w:themeColor="accent6" w:themeShade="BF"/>
+          <w:lang w:val="en-US"/>
+        </w:rPr>
+        <w:t>_stage1_f5_horizontal_magnetometer_QC.png</w:t>
+      </w:r>
+    </w:p>
+    <w:p>
+      <w:pPr>
+        <w:pStyle w:val="ListParagraph"/>
+        <w:numPr>
+          <w:ilvl w:val="0"/>
+          <w:numId w:val="39"/>
+        </w:numPr>
+        <w:rPr>
+          <w:i/>
+          <w:iCs/>
+          <w:color w:val="3A7C22" w:themeColor="accent6" w:themeShade="BF"/>
+          <w:lang w:val="en-US"/>
+        </w:rPr>
+      </w:pPr>
+      <w:r>
+        <w:rPr>
+          <w:i/>
+          <w:iCs/>
+          <w:color w:val="3A7C22" w:themeColor="accent6" w:themeShade="BF"/>
+          <w:lang w:val="en-US"/>
+        </w:rPr>
+        <w:t>rhadcp_01_2020_</w:t>
+      </w:r>
+      <w:r>
+        <w:rPr>
+          <w:i/>
+          <w:iCs/>
+          <w:color w:val="3A7C22" w:themeColor="accent6" w:themeShade="BF"/>
+          <w:lang w:val="en-US"/>
+        </w:rPr>
+        <w:t>200044</w:t>
+      </w:r>
+      <w:r>
+        <w:rPr>
+          <w:i/>
+          <w:iCs/>
+          <w:color w:val="3A7C22" w:themeColor="accent6" w:themeShade="BF"/>
+          <w:lang w:val="en-US"/>
+        </w:rPr>
+        <w:t>_stage1_f6_sensor_diagnostics.png</w:t>
+      </w:r>
+    </w:p>
+    <w:p>
+      <w:pPr>
+        <w:rPr>
+          <w:i/>
+          <w:iCs/>
+          <w:color w:val="3A7C22" w:themeColor="accent6" w:themeShade="BF"/>
+          <w:lang w:val="en-US"/>
+        </w:rPr>
+      </w:pPr>
+      <w:r>
+        <w:rPr>
+          <w:lang w:val="en-US"/>
+        </w:rPr>
+        <w:t>Log file</w:t>
+      </w:r>
+      <w:r>
+        <w:rPr>
+          <w:lang w:val="en-US"/>
+        </w:rPr>
+        <w:t xml:space="preserve"> filename: </w:t>
+      </w:r>
+      <w:r>
+        <w:rPr>
+          <w:i/>
+          <w:iCs/>
+          <w:color w:val="3A7C22" w:themeColor="accent6" w:themeShade="BF"/>
+          <w:lang w:val="en-US"/>
+        </w:rPr>
+        <w:t>moor_id_</w:t>
+      </w:r>
+      <w:r>
+        <w:rPr>
+          <w:i/>
+          <w:iCs/>
+          <w:color w:val="3A7C22" w:themeColor="accent6" w:themeShade="BF"/>
+          <w:lang w:val="en-US"/>
+        </w:rPr>
+        <w:t>ADCP</w:t>
+      </w:r>
+      <w:r>
+        <w:rPr>
+          <w:i/>
+          <w:iCs/>
+          <w:color w:val="3A7C22" w:themeColor="accent6" w:themeShade="BF"/>
+          <w:lang w:val="en-US"/>
+        </w:rPr>
+        <w:t>_stage1.nc</w:t>
+      </w:r>
+      <w:r>
+        <w:rPr>
+          <w:lang w:val="en-US"/>
+        </w:rPr>
+        <w:t xml:space="preserve">,  e.g. for JC238: </w:t>
+      </w:r>
+      <w:r>
+        <w:rPr>
+          <w:i/>
+          <w:iCs/>
+          <w:color w:val="3A7C22" w:themeColor="accent6" w:themeShade="BF"/>
+          <w:lang w:val="en-US"/>
+        </w:rPr>
+        <w:t>rhadcp_0</w:t>
+      </w:r>
+      <w:r>
+        <w:rPr>
+          <w:i/>
+          <w:iCs/>
+          <w:color w:val="3A7C22" w:themeColor="accent6" w:themeShade="BF"/>
+          <w:lang w:val="en-US"/>
+        </w:rPr>
+        <w:t>1</w:t>
+      </w:r>
+      <w:r>
+        <w:rPr>
+          <w:i/>
+          <w:iCs/>
+          <w:color w:val="3A7C22" w:themeColor="accent6" w:themeShade="BF"/>
+          <w:lang w:val="en-US"/>
+        </w:rPr>
+        <w:t>_202</w:t>
+      </w:r>
+      <w:r>
+        <w:rPr>
+          <w:i/>
+          <w:iCs/>
+          <w:color w:val="3A7C22" w:themeColor="accent6" w:themeShade="BF"/>
+          <w:lang w:val="en-US"/>
+        </w:rPr>
+        <w:t>0</w:t>
+      </w:r>
+      <w:r>
+        <w:rPr>
+          <w:i/>
+          <w:iCs/>
+          <w:color w:val="3A7C22" w:themeColor="accent6" w:themeShade="BF"/>
+          <w:lang w:val="en-US"/>
+        </w:rPr>
+        <w:t>_ADCP_stage1.log</w:t>
+      </w:r>
+    </w:p>
+    <w:p>
+      <w:pPr>
+        <w:rPr>
+          <w:i/>
+          <w:iCs/>
+          <w:color w:val="4EA72E" w:themeColor="accent6"/>
+          <w:lang w:val="en-US"/>
+        </w:rPr>
+      </w:pPr>
+      <w:r>
+        <w:rPr>
+          <w:lang w:val="en-US"/>
+        </w:rPr>
+        <w:t xml:space="preserve">Data directory:  </w:t>
+      </w:r>
+      <w:r>
+        <w:rPr>
+          <w:i/>
+          <w:iCs/>
+          <w:color w:val="4C94D8" w:themeColor="text2" w:themeTint="80"/>
+          <w:lang w:val="en-US"/>
+        </w:rPr>
+        <w:t>osnap</w:t>
+      </w:r>
+      <w:r>
+        <w:rPr>
+          <w:i/>
+          <w:iCs/>
+          <w:color w:val="4C94D8" w:themeColor="text2" w:themeTint="80"/>
+          <w:lang w:val="en-US"/>
+        </w:rPr>
+        <w:t>\</w:t>
+      </w:r>
+      <w:r>
+        <w:rPr>
+          <w:i/>
+          <w:iCs/>
+          <w:color w:val="4C94D8" w:themeColor="text2" w:themeTint="80"/>
+          <w:lang w:val="en-US"/>
+        </w:rPr>
+        <w:t>data</w:t>
+      </w:r>
+      <w:r>
+        <w:rPr>
+          <w:i/>
+          <w:iCs/>
+          <w:color w:val="4C94D8" w:themeColor="text2" w:themeTint="80"/>
+          <w:lang w:val="en-US"/>
+        </w:rPr>
+        <w:t>\</w:t>
+      </w:r>
+      <w:r>
+        <w:rPr>
+          <w:i/>
+          <w:iCs/>
+          <w:color w:val="4C94D8" w:themeColor="text2" w:themeTint="80"/>
+          <w:lang w:val="en-US"/>
+        </w:rPr>
+        <w:t>moor</w:t>
+      </w:r>
+      <w:r>
+        <w:rPr>
+          <w:i/>
+          <w:iCs/>
+          <w:color w:val="4C94D8" w:themeColor="text2" w:themeTint="80"/>
+          <w:lang w:val="en-US"/>
+        </w:rPr>
+        <w:t>\</w:t>
+      </w:r>
+      <w:r>
+        <w:rPr>
+          <w:i/>
+          <w:iCs/>
+          <w:color w:val="4C94D8" w:themeColor="text2" w:themeTint="80"/>
+          <w:lang w:val="en-US"/>
+        </w:rPr>
+        <w:t>proc</w:t>
+      </w:r>
+      <w:r>
+        <w:rPr>
+          <w:i/>
+          <w:iCs/>
+          <w:color w:val="4C94D8" w:themeColor="text2" w:themeTint="80"/>
+          <w:lang w:val="en-US"/>
+        </w:rPr>
+        <w:t>\</w:t>
+      </w:r>
+      <w:r>
+        <w:rPr>
+          <w:i/>
+          <w:iCs/>
+          <w:color w:val="4C94D8" w:themeColor="text2" w:themeTint="80"/>
+          <w:lang w:val="en-US"/>
+        </w:rPr>
+        <w:t>moor_id</w:t>
+      </w:r>
+      <w:r>
+        <w:rPr>
+          <w:i/>
+          <w:iCs/>
+          <w:color w:val="4C94D8" w:themeColor="text2" w:themeTint="80"/>
+          <w:lang w:val="en-US"/>
+        </w:rPr>
+        <w:t>\</w:t>
+      </w:r>
+      <w:r>
+        <w:rPr>
+          <w:i/>
+          <w:iCs/>
+          <w:color w:val="4C94D8" w:themeColor="text2" w:themeTint="80"/>
+          <w:lang w:val="en-US"/>
+        </w:rPr>
+        <w:t>adcp_S55</w:t>
+      </w:r>
+      <w:r>
+        <w:rPr>
+          <w:i/>
+          <w:iCs/>
+          <w:color w:val="4C94D8" w:themeColor="text2" w:themeTint="80"/>
+          <w:lang w:val="en-US"/>
+        </w:rPr>
+        <w:t>\</w:t>
+      </w:r>
+    </w:p>
+    <w:p>
+      <w:pPr>
+        <w:rPr>
+          <w:i/>
+          <w:iCs/>
+          <w:color w:val="4EA72E" w:themeColor="accent6"/>
+          <w:lang w:val="en-US"/>
+        </w:rPr>
+      </w:pPr>
+      <w:r>
+        <w:rPr>
+          <w:lang w:val="en-US"/>
+        </w:rPr>
+        <w:t xml:space="preserve">E.g. for JC238:  </w:t>
+      </w:r>
+      <w:r>
+        <w:rPr>
+          <w:i/>
+          <w:iCs/>
+          <w:color w:val="4C94D8" w:themeColor="text2" w:themeTint="80"/>
+          <w:lang w:val="en-US"/>
+        </w:rPr>
+        <w:t>osnap\data\moor\proc\rhadcp_01_2020\adcp_S55\</w:t>
+      </w:r>
+    </w:p>
+    <w:p>
+      <w:pPr>
+        <w:rPr>
+          <w:lang w:val="en-US"/>
+        </w:rPr>
+      </w:pPr>
+      <w:r>
+        <w:rPr>
+          <w:lang w:val="en-US"/>
+        </w:rPr>
+        <w:t xml:space="preserve">The function </w:t>
+      </w:r>
+      <w:r>
+        <w:rPr>
+          <w:i/>
+          <w:iCs/>
+          <w:color w:val="C00000"/>
+          <w:lang w:val="en-US"/>
+        </w:rPr>
+        <w:t>s55_load_nc_as_struct.m</w:t>
+      </w:r>
+      <w:r>
+        <w:rPr>
+          <w:i/>
+          <w:iCs/>
+          <w:lang w:val="en-US"/>
+        </w:rPr>
+        <w:t xml:space="preserve"> </w:t>
+      </w:r>
+      <w:r>
+        <w:rPr>
+          <w:lang w:val="en-US"/>
+        </w:rPr>
+        <w:t>load</w:t>
+      </w:r>
+      <w:r>
+        <w:rPr>
+          <w:lang w:val="en-US"/>
+        </w:rPr>
+        <w:t>s</w:t>
+      </w:r>
+      <w:r>
+        <w:rPr>
+          <w:lang w:val="en-US"/>
+        </w:rPr>
+        <w:t xml:space="preserve"> saved</w:t>
+      </w:r>
+      <w:r>
+        <w:rPr>
+          <w:lang w:val="en-US"/>
+        </w:rPr>
+        <w:t xml:space="preserve"> nc-file as matlab structure.</w:t>
+      </w:r>
+    </w:p>
+    <w:p/>
+    <w:p>
+      <w:r>
         <w:t>All checks should use plots showing original and flagged data</w:t>
       </w:r>
       <w:r>
@@ -1267,6 +1959,12 @@
           <w:lang w:val="en-US"/>
         </w:rPr>
         <w:t>: Must be reasonable; shallow readings may indicate deployment/retrieval and invalidate profiles.</w:t>
+      </w:r>
+      <w:r>
+        <w:rPr>
+          <w:lang w:val="en-US"/>
+        </w:rPr>
+        <w:t xml:space="preserve"> (deployment and retrieval automatically flagged)</w:t>
       </w:r>
     </w:p>
     <w:p>
@@ -1296,62 +1994,143 @@
         </w:rPr>
         <w:t>:</w:t>
       </w:r>
-    </w:p>
-    <w:p>
-      <w:pPr>
+      <w:r>
+        <w:rPr>
+          <w:lang w:val="en-US"/>
+        </w:rPr>
+        <w:t xml:space="preserve"> </w:t>
+      </w:r>
+    </w:p>
+    <w:p>
+      <w:pPr>
+        <w:pStyle w:val="ListParagraph"/>
         <w:numPr>
           <w:ilvl w:val="1"/>
-          <w:numId w:val="22"/>
+          <w:numId w:val="21"/>
         </w:numPr>
         <w:spacing w:after="0"/>
-        <w:ind w:left="1134" w:hanging="357"/>
-        <w:rPr>
-          <w:lang w:val="en-US"/>
-        </w:rPr>
-      </w:pPr>
-      <w:r>
-        <w:rPr>
-          <w:lang w:val="en-US"/>
-        </w:rPr>
-        <w:t>Tilt &lt;10°: good</w:t>
-      </w:r>
-    </w:p>
-    <w:p>
-      <w:pPr>
+        <w:rPr>
+          <w:lang w:val="en-US"/>
+        </w:rPr>
+      </w:pPr>
+      <w:r>
+        <w:rPr>
+          <w:lang w:val="en-US"/>
+        </w:rPr>
+        <w:t>Tilt</w:t>
+      </w:r>
+      <w:r>
+        <w:rPr>
+          <w:lang w:val="en-US"/>
+        </w:rPr>
+        <w:t xml:space="preserve"> (</w:t>
+      </w:r>
+      <w:r>
+        <w:rPr>
+          <w:lang w:val="en-US"/>
+        </w:rPr>
+        <w:t>R</w:t>
+      </w:r>
+      <w:r>
+        <w:rPr>
+          <w:lang w:val="en-US"/>
+        </w:rPr>
+        <w:t xml:space="preserve">oll and </w:t>
+      </w:r>
+      <w:r>
+        <w:rPr>
+          <w:lang w:val="en-US"/>
+        </w:rPr>
+        <w:t>P</w:t>
+      </w:r>
+      <w:r>
+        <w:rPr>
+          <w:lang w:val="en-US"/>
+        </w:rPr>
+        <w:t>itch)</w:t>
+      </w:r>
+      <w:r>
+        <w:rPr>
+          <w:lang w:val="en-US"/>
+        </w:rPr>
+        <w:t xml:space="preserve"> &lt;10°: </w:t>
+      </w:r>
+      <w:r>
+        <w:t>Ideal; data is within optimal design limits.</w:t>
+      </w:r>
+    </w:p>
+    <w:p>
+      <w:pPr>
+        <w:pStyle w:val="ListParagraph"/>
         <w:numPr>
           <w:ilvl w:val="1"/>
-          <w:numId w:val="22"/>
+          <w:numId w:val="21"/>
         </w:numPr>
         <w:spacing w:after="0"/>
-        <w:ind w:left="1134" w:hanging="357"/>
-        <w:rPr>
-          <w:lang w:val="en-US"/>
-        </w:rPr>
-      </w:pPr>
-      <w:r>
-        <w:rPr>
-          <w:lang w:val="en-US"/>
-        </w:rPr>
-        <w:t>Tilt 10–30°: post-processing possible</w:t>
-      </w:r>
-    </w:p>
-    <w:p>
-      <w:pPr>
+        <w:rPr>
+          <w:lang w:val="en-US"/>
+        </w:rPr>
+      </w:pPr>
+      <w:r>
+        <w:rPr>
+          <w:lang w:val="en-US"/>
+        </w:rPr>
+        <w:t xml:space="preserve">Tilt 10–30°: </w:t>
+      </w:r>
+      <w:r>
+        <w:t>Compass and velocity errors increase—automatically flagged as</w:t>
+      </w:r>
+      <w:r>
+        <w:rPr>
+          <w:lang w:val="en-US"/>
+        </w:rPr>
+        <w:t xml:space="preserve"> </w:t>
+      </w:r>
+      <w:r>
+        <w:rPr>
+          <w:lang w:val="en-US"/>
+        </w:rPr>
+        <w:t>QC_PROBABLY_BAD</w:t>
+      </w:r>
+      <w:r>
+        <w:rPr>
+          <w:lang w:val="en-US"/>
+        </w:rPr>
+        <w:t xml:space="preserve"> (3)</w:t>
+      </w:r>
+    </w:p>
+    <w:p>
+      <w:pPr>
+        <w:pStyle w:val="ListParagraph"/>
         <w:numPr>
           <w:ilvl w:val="1"/>
-          <w:numId w:val="22"/>
+          <w:numId w:val="21"/>
         </w:numPr>
         <w:spacing w:after="0"/>
-        <w:ind w:left="1134" w:hanging="357"/>
-        <w:rPr>
-          <w:lang w:val="en-US"/>
-        </w:rPr>
-      </w:pPr>
-      <w:r>
-        <w:rPr>
-          <w:lang w:val="en-US"/>
-        </w:rPr>
-        <w:t>Tilt &gt;30°: profiles likely erroneous (one transducer horizontal, velocity component undetectable)</w:t>
+        <w:rPr>
+          <w:lang w:val="en-US"/>
+        </w:rPr>
+      </w:pPr>
+      <w:r>
+        <w:rPr>
+          <w:lang w:val="en-US"/>
+        </w:rPr>
+        <w:t xml:space="preserve">Tilt &gt;30°: </w:t>
+      </w:r>
+      <w:r>
+        <w:t> Profiles likely erroneous (one transducer may be near-horizontal, making that velocity component undetectable)—automatically flagged as </w:t>
+      </w:r>
+      <w:r>
+        <w:rPr>
+          <w:lang w:val="en-US"/>
+        </w:rPr>
+        <w:t>QC_BAD</w:t>
+      </w:r>
+      <w:r>
+        <w:rPr>
+          <w:lang w:val="en-US"/>
+        </w:rPr>
+        <w:t xml:space="preserve"> (4)</w:t>
       </w:r>
     </w:p>
     <w:p>
@@ -1371,13 +2150,131 @@
           <w:bCs/>
           <w:lang w:val="en-US"/>
         </w:rPr>
-        <w:t>Tilt &amp; Heading</w:t>
-      </w:r>
-      <w:r>
-        <w:rPr>
-          <w:lang w:val="en-US"/>
-        </w:rPr>
-        <w:t>: Should remain fairly constant during deployment.</w:t>
+        <w:t>Action</w:t>
+      </w:r>
+      <w:r>
+        <w:rPr>
+          <w:lang w:val="en-US"/>
+        </w:rPr>
+        <w:t>:</w:t>
+      </w:r>
+      <w:r>
+        <w:rPr>
+          <w:lang w:val="en-US"/>
+        </w:rPr>
+        <w:t xml:space="preserve"> </w:t>
+      </w:r>
+    </w:p>
+    <w:p>
+      <w:pPr>
+        <w:pStyle w:val="ListParagraph"/>
+        <w:numPr>
+          <w:ilvl w:val="1"/>
+          <w:numId w:val="21"/>
+        </w:numPr>
+        <w:rPr>
+          <w:lang w:val="en-US"/>
+        </w:rPr>
+      </w:pPr>
+      <w:r>
+        <w:rPr>
+          <w:b/>
+          <w:bCs/>
+        </w:rPr>
+        <w:t>Pressure:</w:t>
+      </w:r>
+      <w:r>
+        <w:t> Verify readings are consistent with the deployment depth; data outside this range is automatically flagged</w:t>
+      </w:r>
+      <w:r>
+        <w:t>.</w:t>
+      </w:r>
+    </w:p>
+    <w:p>
+      <w:pPr>
+        <w:pStyle w:val="ListParagraph"/>
+        <w:numPr>
+          <w:ilvl w:val="1"/>
+          <w:numId w:val="21"/>
+        </w:numPr>
+        <w:rPr>
+          <w:lang w:val="en-US"/>
+        </w:rPr>
+      </w:pPr>
+      <w:r>
+        <w:rPr>
+          <w:b/>
+          <w:bCs/>
+        </w:rPr>
+        <w:t>Orientation:</w:t>
+      </w:r>
+      <w:r>
+        <w:t> Tilt and Heading should remain stable. Large fluctuations suggest mooring instability or "knock-downs" by strong currents</w:t>
+      </w:r>
+      <w:r>
+        <w:t xml:space="preserve"> </w:t>
+      </w:r>
+      <w:r>
+        <w:t>–</w:t>
+      </w:r>
+      <w:r>
+        <w:t xml:space="preserve"> unlikely</w:t>
+      </w:r>
+      <w:r>
+        <w:t xml:space="preserve"> for RHADCP</w:t>
+      </w:r>
+      <w:r>
+        <w:t>.</w:t>
+      </w:r>
+      <w:r>
+        <w:rPr>
+          <w:lang w:val="en-US"/>
+        </w:rPr>
+        <w:t xml:space="preserve"> </w:t>
+      </w:r>
+    </w:p>
+    <w:p>
+      <w:pPr>
+        <w:pStyle w:val="ListParagraph"/>
+        <w:numPr>
+          <w:ilvl w:val="1"/>
+          <w:numId w:val="21"/>
+        </w:numPr>
+        <w:rPr>
+          <w:lang w:val="en-US"/>
+        </w:rPr>
+      </w:pPr>
+      <w:r>
+        <w:rPr>
+          <w:rStyle w:val="Strong"/>
+          <w:rFonts w:eastAsiaTheme="majorEastAsia" w:cs="Arial"/>
+          <w:color w:val="0A0A0A"/>
+        </w:rPr>
+        <w:t>Tilt 10–30°:</w:t>
+      </w:r>
+      <w:r>
+        <w:rPr>
+          <w:rStyle w:val="t286pc"/>
+          <w:rFonts w:eastAsiaTheme="majorEastAsia" w:cs="Arial"/>
+          <w:color w:val="0A0A0A"/>
+        </w:rPr>
+        <w:t xml:space="preserve"> Standard post-processing (e.g., bin-mapping) is not currently implemented. Development of these routines is only advisable if significant data gaps occur </w:t>
+      </w:r>
+      <w:r>
+        <w:rPr>
+          <w:rStyle w:val="t286pc"/>
+          <w:rFonts w:eastAsiaTheme="majorEastAsia" w:cs="Arial"/>
+          <w:color w:val="0A0A0A"/>
+        </w:rPr>
+        <w:t>because of</w:t>
+      </w:r>
+      <w:r>
+        <w:rPr>
+          <w:rStyle w:val="t286pc"/>
+          <w:rFonts w:eastAsiaTheme="majorEastAsia" w:cs="Arial"/>
+          <w:color w:val="0A0A0A"/>
+        </w:rPr>
+        <w:t xml:space="preserve"> high-tilt periods.</w:t>
       </w:r>
     </w:p>
     <w:p>
@@ -1415,19 +2312,7 @@
         <w:rPr>
           <w:lang w:val="en-US"/>
         </w:rPr>
-        <w:t>done (</w:t>
-      </w:r>
-      <w:r>
-        <w:rPr>
-          <w:lang w:val="en-US"/>
-        </w:rPr>
-        <w:t>point 6 pending</w:t>
-      </w:r>
-      <w:r>
-        <w:rPr>
-          <w:lang w:val="en-US"/>
-        </w:rPr>
-        <w:t>)</w:t>
+        <w:t xml:space="preserve">done </w:t>
       </w:r>
     </w:p>
     <w:p>
@@ -1501,7 +2386,19 @@
         <w:rPr>
           <w:lang w:val="en-US"/>
         </w:rPr>
-        <w:t>Sudden increase = surface boundary; affected cells likely corrupted.</w:t>
+        <w:t>Sudden increase</w:t>
+      </w:r>
+      <w:r>
+        <w:rPr>
+          <w:lang w:val="en-US"/>
+        </w:rPr>
+        <w:t xml:space="preserve"> at end of bin range</w:t>
+      </w:r>
+      <w:r>
+        <w:rPr>
+          <w:lang w:val="en-US"/>
+        </w:rPr>
+        <w:t xml:space="preserve"> = surface boundary; affected cells likely corrupted.</w:t>
       </w:r>
     </w:p>
     <w:p>
@@ -1520,7 +2417,31 @@
         <w:rPr>
           <w:lang w:val="en-US"/>
         </w:rPr>
-        <w:t>If no boundary, signal stabilizes; valid if above noise floor.</w:t>
+        <w:t>If no boundary, signal stabilizes; valid if above noise floor</w:t>
+      </w:r>
+      <w:r>
+        <w:rPr>
+          <w:lang w:val="en-US"/>
+        </w:rPr>
+        <w:t xml:space="preserve"> (correlation &gt; 50</w:t>
+      </w:r>
+      <w:r>
+        <w:rPr>
+          <w:lang w:val="en-US"/>
+        </w:rPr>
+        <w:t>%</w:t>
+      </w:r>
+      <w:r>
+        <w:rPr>
+          <w:lang w:val="en-US"/>
+        </w:rPr>
+        <w:t>)</w:t>
+      </w:r>
+      <w:r>
+        <w:rPr>
+          <w:lang w:val="en-US"/>
+        </w:rPr>
+        <w:t>.</w:t>
       </w:r>
     </w:p>
     <w:p>
@@ -1539,28 +2460,43 @@
         <w:rPr>
           <w:lang w:val="en-US"/>
         </w:rPr>
-        <w:t>Cells near noise floor are invalid; measurements beyond this range are erroneous.</w:t>
-      </w:r>
-    </w:p>
-    <w:p>
-      <w:pPr>
-        <w:numPr>
-          <w:ilvl w:val="1"/>
-          <w:numId w:val="23"/>
-        </w:numPr>
-        <w:spacing w:after="0"/>
-        <w:ind w:left="1134" w:hanging="357"/>
-        <w:rPr>
-          <w:highlight w:val="yellow"/>
-          <w:lang w:val="en-US"/>
-        </w:rPr>
-      </w:pPr>
-      <w:r>
-        <w:rPr>
-          <w:highlight w:val="yellow"/>
-          <w:lang w:val="en-US"/>
-        </w:rPr>
-        <w:t>Do we have a minimal signal strength?</w:t>
+        <w:t>Cells near noise floor are invalid; measurements beyond this range are erroneous</w:t>
+      </w:r>
+      <w:r>
+        <w:rPr>
+          <w:lang w:val="en-US"/>
+        </w:rPr>
+        <w:t xml:space="preserve">, i.e. all values with </w:t>
+      </w:r>
+      <w:r>
+        <w:rPr>
+          <w:lang w:val="en-US"/>
+        </w:rPr>
+        <w:t>c</w:t>
+      </w:r>
+      <w:r>
+        <w:rPr>
+          <w:lang w:val="en-US"/>
+        </w:rPr>
+        <w:t>orrelation &lt;50</w:t>
+      </w:r>
+      <w:r>
+        <w:rPr>
+          <w:lang w:val="en-US"/>
+        </w:rPr>
+        <w:t>%</w:t>
+      </w:r>
+      <w:r>
+        <w:rPr>
+          <w:lang w:val="en-US"/>
+        </w:rPr>
+        <w:t xml:space="preserve"> will be flagged as QC_BAD</w:t>
+      </w:r>
+      <w:r>
+        <w:rPr>
+          <w:lang w:val="en-US"/>
+        </w:rPr>
+        <w:t>.</w:t>
       </w:r>
     </w:p>
     <w:p>
@@ -1571,8 +2507,6 @@
           <w:numId w:val="21"/>
         </w:numPr>
         <w:rPr>
-          <w:strike/>
-          <w:highlight w:val="yellow"/>
           <w:lang w:val="en-US"/>
         </w:rPr>
       </w:pPr>
@@ -1580,27 +2514,363 @@
         <w:rPr>
           <w:b/>
           <w:bCs/>
-          <w:strike/>
-          <w:highlight w:val="yellow"/>
-          <w:lang w:val="en-US"/>
-        </w:rPr>
-        <w:t>Single Bad Beam</w:t>
-      </w:r>
-      <w:r>
-        <w:rPr>
-          <w:strike/>
-          <w:highlight w:val="yellow"/>
-          <w:lang w:val="en-US"/>
-        </w:rPr>
-        <w:t>: If one beam is near noise floor throughout</w:t>
-      </w:r>
-      <w:r>
-        <w:rPr>
-          <w:strike/>
-          <w:highlight w:val="yellow"/>
-          <w:lang w:val="en-US"/>
-        </w:rPr>
-        <w:t xml:space="preserve"> would we need to discard all data as we only have 3 beams to start with?</w:t>
+          <w:lang w:val="en-US"/>
+        </w:rPr>
+        <w:t>Spikes in Signal</w:t>
+      </w:r>
+      <w:r>
+        <w:rPr>
+          <w:b/>
+          <w:bCs/>
+          <w:lang w:val="en-US"/>
+        </w:rPr>
+        <w:t xml:space="preserve"> Strength</w:t>
+      </w:r>
+      <w:r>
+        <w:rPr>
+          <w:lang w:val="en-US"/>
+        </w:rPr>
+        <w:t xml:space="preserve">: </w:t>
+      </w:r>
+      <w:r>
+        <w:rPr>
+          <w:lang w:val="en-US"/>
+        </w:rPr>
+        <w:t>Flag and remove affected cells</w:t>
+      </w:r>
+    </w:p>
+    <w:p>
+      <w:pPr>
+        <w:pStyle w:val="ListParagraph"/>
+        <w:numPr>
+          <w:ilvl w:val="1"/>
+          <w:numId w:val="21"/>
+        </w:numPr>
+        <w:rPr>
+          <w:lang w:val="en-US"/>
+        </w:rPr>
+      </w:pPr>
+      <w:r>
+        <w:rPr>
+          <w:rFonts w:eastAsia="Times New Roman" w:cs="Arial"/>
+          <w:b/>
+          <w:bCs/>
+          <w:color w:val="0A0A0A"/>
+          <w:kern w:val="0"/>
+          <w:lang w:val="en-US"/>
+          <w14:ligatures w14:val="none"/>
+        </w:rPr>
+        <w:t>Mooring or Frame Interference</w:t>
+      </w:r>
+    </w:p>
+    <w:p>
+      <w:pPr>
+        <w:pStyle w:val="ListParagraph"/>
+        <w:numPr>
+          <w:ilvl w:val="2"/>
+          <w:numId w:val="21"/>
+        </w:numPr>
+        <w:rPr>
+          <w:rFonts w:eastAsia="Times New Roman" w:cs="Arial"/>
+          <w:color w:val="0A0A0A"/>
+          <w:kern w:val="0"/>
+          <w:lang w:val="en-US"/>
+          <w14:ligatures w14:val="none"/>
+        </w:rPr>
+      </w:pPr>
+      <w:r>
+        <w:rPr>
+          <w:rFonts w:eastAsia="Times New Roman" w:cs="Arial"/>
+          <w:b/>
+          <w:bCs/>
+          <w:color w:val="0A0A0A"/>
+          <w:kern w:val="0"/>
+          <w:lang w:val="en-US"/>
+          <w14:ligatures w14:val="none"/>
+        </w:rPr>
+        <w:t>Appearance:</w:t>
+      </w:r>
+      <w:r>
+        <w:rPr>
+          <w:rFonts w:eastAsia="Times New Roman" w:cs="Arial"/>
+          <w:color w:val="0A0A0A"/>
+          <w:kern w:val="0"/>
+          <w:lang w:val="en-US"/>
+          <w14:ligatures w14:val="none"/>
+        </w:rPr>
+        <w:t> Persistent "stripes" or constant high values at a specific depth in the amplitude plots (Figure 2).</w:t>
+      </w:r>
+    </w:p>
+    <w:p>
+      <w:pPr>
+        <w:pStyle w:val="ListParagraph"/>
+        <w:numPr>
+          <w:ilvl w:val="2"/>
+          <w:numId w:val="21"/>
+        </w:numPr>
+        <w:rPr>
+          <w:rFonts w:eastAsia="Times New Roman" w:cs="Arial"/>
+          <w:color w:val="0A0A0A"/>
+          <w:kern w:val="0"/>
+          <w:lang w:val="en-US"/>
+          <w14:ligatures w14:val="none"/>
+        </w:rPr>
+      </w:pPr>
+      <w:r>
+        <w:rPr>
+          <w:rFonts w:eastAsia="Times New Roman" w:cs="Arial"/>
+          <w:b/>
+          <w:bCs/>
+          <w:color w:val="0A0A0A"/>
+          <w:kern w:val="0"/>
+          <w:lang w:val="en-US"/>
+          <w14:ligatures w14:val="none"/>
+        </w:rPr>
+        <w:t>Risk:</w:t>
+      </w:r>
+      <w:r>
+        <w:rPr>
+          <w:rFonts w:eastAsia="Times New Roman" w:cs="Arial"/>
+          <w:color w:val="0A0A0A"/>
+          <w:kern w:val="0"/>
+          <w:lang w:val="en-US"/>
+          <w14:ligatures w14:val="none"/>
+        </w:rPr>
+        <w:t> Low, as the ADCP is top-mounted.</w:t>
+      </w:r>
+    </w:p>
+    <w:p>
+      <w:pPr>
+        <w:pStyle w:val="ListParagraph"/>
+        <w:numPr>
+          <w:ilvl w:val="2"/>
+          <w:numId w:val="21"/>
+        </w:numPr>
+        <w:rPr>
+          <w:rFonts w:eastAsia="Times New Roman" w:cs="Arial"/>
+          <w:color w:val="0A0A0A"/>
+          <w:kern w:val="0"/>
+          <w:lang w:val="en-US"/>
+          <w14:ligatures w14:val="none"/>
+        </w:rPr>
+      </w:pPr>
+      <w:r>
+        <w:rPr>
+          <w:rFonts w:eastAsia="Times New Roman" w:cs="Arial"/>
+          <w:b/>
+          <w:bCs/>
+          <w:color w:val="0A0A0A"/>
+          <w:kern w:val="0"/>
+          <w:lang w:val="en-US"/>
+          <w14:ligatures w14:val="none"/>
+        </w:rPr>
+        <w:t>Action:</w:t>
+      </w:r>
+      <w:r>
+        <w:rPr>
+          <w:rFonts w:eastAsia="Times New Roman" w:cs="Arial"/>
+          <w:color w:val="0A0A0A"/>
+          <w:kern w:val="0"/>
+          <w:lang w:val="en-US"/>
+          <w14:ligatures w14:val="none"/>
+        </w:rPr>
+        <w:t> Visually inspect Figure 2. Any constant horizontal stripe—outside of known surface bins—indicates a potential obstruction that requires manual flagging.</w:t>
+      </w:r>
+    </w:p>
+    <w:p>
+      <w:pPr>
+        <w:pStyle w:val="ListParagraph"/>
+        <w:numPr>
+          <w:ilvl w:val="1"/>
+          <w:numId w:val="21"/>
+        </w:numPr>
+        <w:rPr>
+          <w:rFonts w:eastAsia="Times New Roman" w:cs="Arial"/>
+          <w:b/>
+          <w:bCs/>
+          <w:color w:val="0A0A0A"/>
+          <w:kern w:val="0"/>
+          <w:lang w:val="en-US"/>
+          <w14:ligatures w14:val="none"/>
+        </w:rPr>
+      </w:pPr>
+      <w:r>
+        <w:rPr>
+          <w:b/>
+          <w:bCs/>
+          <w:lang w:val="en-US"/>
+        </w:rPr>
+        <w:t>Transient Spikes (Fish, Bubbles, etc.)</w:t>
+      </w:r>
+    </w:p>
+    <w:p>
+      <w:pPr>
+        <w:pStyle w:val="ListParagraph"/>
+        <w:numPr>
+          <w:ilvl w:val="2"/>
+          <w:numId w:val="21"/>
+        </w:numPr>
+        <w:rPr>
+          <w:rFonts w:eastAsia="Times New Roman" w:cs="Arial"/>
+          <w:b/>
+          <w:bCs/>
+          <w:color w:val="0A0A0A"/>
+          <w:kern w:val="0"/>
+          <w:lang w:val="en-US"/>
+          <w14:ligatures w14:val="none"/>
+        </w:rPr>
+      </w:pPr>
+      <w:r>
+        <w:rPr>
+          <w:b/>
+          <w:bCs/>
+          <w:lang w:val="en-US"/>
+        </w:rPr>
+        <w:t>Time-Burst Criterion</w:t>
+      </w:r>
+      <w:r>
+        <w:rPr>
+          <w:lang w:val="en-US"/>
+        </w:rPr>
+        <w:t>: Calculates the Median and Median Absolute Deviation (MAD) for each 10-sample burst. Ensembles exceeding the burst median by 3 × MAD and a minimum 10 dB jump are identified as spikes.</w:t>
+      </w:r>
+    </w:p>
+    <w:p>
+      <w:pPr>
+        <w:pStyle w:val="ListParagraph"/>
+        <w:numPr>
+          <w:ilvl w:val="2"/>
+          <w:numId w:val="21"/>
+        </w:numPr>
+        <w:rPr>
+          <w:rFonts w:eastAsia="Times New Roman" w:cs="Arial"/>
+          <w:b/>
+          <w:bCs/>
+          <w:color w:val="0A0A0A"/>
+          <w:kern w:val="0"/>
+          <w:lang w:val="en-US"/>
+          <w14:ligatures w14:val="none"/>
+        </w:rPr>
+      </w:pPr>
+      <w:r>
+        <w:rPr>
+          <w:b/>
+          <w:bCs/>
+          <w:lang w:val="en-US"/>
+        </w:rPr>
+        <w:t>Vertical Criterion:</w:t>
+      </w:r>
+      <w:r>
+        <w:rPr>
+          <w:lang w:val="en-US"/>
+        </w:rPr>
+        <w:t xml:space="preserve"> Monitors sudden amplitude changes along the depth profile. Bins deviating from their vertical neighbors by more than 3 × MAD and </w:t>
+      </w:r>
+      <w:r>
+        <w:rPr>
+          <w:lang w:val="en-US"/>
+        </w:rPr>
+        <w:t xml:space="preserve">a minimum </w:t>
+      </w:r>
+      <w:r>
+        <w:rPr>
+          <w:lang w:val="en-US"/>
+        </w:rPr>
+        <w:t xml:space="preserve">of </w:t>
+      </w:r>
+      <w:r>
+        <w:rPr>
+          <w:lang w:val="en-US"/>
+        </w:rPr>
+        <w:t>10 dB are flagged.</w:t>
+      </w:r>
+    </w:p>
+    <w:p>
+      <w:pPr>
+        <w:pStyle w:val="ListParagraph"/>
+        <w:numPr>
+          <w:ilvl w:val="2"/>
+          <w:numId w:val="21"/>
+        </w:numPr>
+        <w:rPr>
+          <w:rFonts w:eastAsia="Times New Roman" w:cs="Arial"/>
+          <w:b/>
+          <w:bCs/>
+          <w:color w:val="0A0A0A"/>
+          <w:kern w:val="0"/>
+          <w:lang w:val="en-US"/>
+          <w14:ligatures w14:val="none"/>
+        </w:rPr>
+      </w:pPr>
+      <w:r>
+        <w:rPr>
+          <w:b/>
+          <w:bCs/>
+          <w:lang w:val="en-US"/>
+        </w:rPr>
+        <w:t>Logic</w:t>
+      </w:r>
+      <w:r>
+        <w:rPr>
+          <w:lang w:val="en-US"/>
+        </w:rPr>
+        <w:t>: These "Loud" jumps (&gt;10 dB, representing a 10-fold power increase) are flagged as QC_BAD</w:t>
+      </w:r>
+      <w:r>
+        <w:t>, which ensures the corresponding velocit</w:t>
+      </w:r>
+      <w:r>
+        <w:t>y values</w:t>
+      </w:r>
+      <w:r>
+        <w:t xml:space="preserve"> are </w:t>
+      </w:r>
+      <w:r>
+        <w:t>removed</w:t>
+      </w:r>
+      <w:r>
+        <w:rPr>
+          <w:lang w:val="en-US"/>
+        </w:rPr>
+        <w:t>.</w:t>
+      </w:r>
+    </w:p>
+    <w:p>
+      <w:pPr>
+        <w:pStyle w:val="ListParagraph"/>
+        <w:ind w:left="1440"/>
+      </w:pPr>
+    </w:p>
+    <w:p>
+      <w:pPr>
+        <w:pStyle w:val="Heading3"/>
+        <w:rPr>
+          <w:lang w:val="en-US"/>
+        </w:rPr>
+      </w:pPr>
+      <w:r>
+        <w:rPr>
+          <w:lang w:val="en-US"/>
+        </w:rPr>
+        <w:t xml:space="preserve">Figure </w:t>
+      </w:r>
+      <w:r>
+        <w:rPr>
+          <w:lang w:val="en-US"/>
+        </w:rPr>
+        <w:t>4</w:t>
+      </w:r>
+      <w:r>
+        <w:rPr>
+          <w:lang w:val="en-US"/>
+        </w:rPr>
+        <w:t xml:space="preserve"> – status: </w:t>
+      </w:r>
+      <w:r>
+        <w:rPr>
+          <w:lang w:val="en-US"/>
+        </w:rPr>
+        <w:t>done</w:t>
       </w:r>
     </w:p>
     <w:p>
@@ -1611,609 +2881,136 @@
           <w:numId w:val="21"/>
         </w:numPr>
         <w:rPr>
-          <w:lang w:val="en-US"/>
-        </w:rPr>
-      </w:pPr>
-      <w:commentRangeStart w:id="4"/>
-      <w:r>
-        <w:rPr>
           <w:b/>
           <w:bCs/>
           <w:lang w:val="en-US"/>
         </w:rPr>
-        <w:t>Spikes in Signal</w:t>
-      </w:r>
+      </w:pPr>
       <w:r>
         <w:rPr>
           <w:b/>
           <w:bCs/>
-          <w:lang w:val="en-US"/>
-        </w:rPr>
-        <w:t xml:space="preserve"> Strength</w:t>
-      </w:r>
-      <w:r>
-        <w:rPr>
-          <w:lang w:val="en-US"/>
+        </w:rPr>
+        <w:t>Velocity Quality Control</w:t>
+      </w:r>
+      <w:r>
+        <w:rPr>
+          <w:b/>
+          <w:bCs/>
         </w:rPr>
         <w:t xml:space="preserve">: </w:t>
       </w:r>
       <w:r>
-        <w:rPr>
-          <w:lang w:val="en-US"/>
-        </w:rPr>
-        <w:t>Flag and remove affected cells; develop auto-processing algorithm.</w:t>
+        <w:t>Suspicious velocity values are f</w:t>
+      </w:r>
+      <w:r>
+        <w:rPr>
+          <w:lang w:val="en-US"/>
+        </w:rPr>
+        <w:t>lagged as QC_BAD (4) based on:</w:t>
       </w:r>
     </w:p>
     <w:p>
       <w:pPr>
         <w:pStyle w:val="ListParagraph"/>
         <w:numPr>
-          <w:ilvl w:val="0"/>
-          <w:numId w:val="33"/>
+          <w:ilvl w:val="1"/>
+          <w:numId w:val="21"/>
         </w:numPr>
-        <w:ind w:left="993"/>
-        <w:rPr>
-          <w:lang w:val="en-US"/>
-        </w:rPr>
-      </w:pPr>
-      <w:r>
-        <w:rPr>
-          <w:lang w:val="en-US"/>
-        </w:rPr>
-        <w:t>Caused by frame, mooring parts</w:t>
-      </w:r>
-      <w:r>
-        <w:rPr>
-          <w:lang w:val="en-US"/>
-        </w:rPr>
-        <w:t xml:space="preserve">: appears as constant stripe in </w:t>
-      </w:r>
-      <w:r>
-        <w:rPr>
-          <w:lang w:val="en-US"/>
-        </w:rPr>
-        <w:t>a</w:t>
-      </w:r>
-      <w:r>
-        <w:rPr>
-          <w:lang w:val="en-US"/>
-        </w:rPr>
-        <w:t>mplitude</w:t>
+        <w:rPr>
+          <w:lang w:val="en-US"/>
+        </w:rPr>
+      </w:pPr>
+      <w:r>
+        <w:rPr>
+          <w:lang w:val="en-US"/>
+        </w:rPr>
+        <w:t>Spike</w:t>
+      </w:r>
+      <w:r>
+        <w:rPr>
+          <w:lang w:val="en-US"/>
+        </w:rPr>
+        <w:t>s</w:t>
+      </w:r>
+      <w:r>
+        <w:rPr>
+          <w:lang w:val="en-US"/>
+        </w:rPr>
+        <w:t xml:space="preserve"> in horizontal velocity over depth</w:t>
+      </w:r>
+      <w:r>
+        <w:rPr>
+          <w:lang w:val="en-US"/>
+        </w:rPr>
+        <w:t xml:space="preserve"> (</w:t>
+      </w:r>
+      <w:r>
+        <w:rPr>
+          <w:lang w:val="en-US"/>
+        </w:rPr>
+        <w:t>|ΔU|, |ΔV|</w:t>
+      </w:r>
+      <w:r>
+        <w:rPr>
+          <w:lang w:val="en-US"/>
+        </w:rPr>
+        <w:t>) &gt; 1.00 m/s</w:t>
       </w:r>
     </w:p>
     <w:p>
       <w:pPr>
         <w:pStyle w:val="ListParagraph"/>
         <w:numPr>
-          <w:ilvl w:val="0"/>
-          <w:numId w:val="33"/>
+          <w:ilvl w:val="1"/>
+          <w:numId w:val="21"/>
         </w:numPr>
-        <w:ind w:left="993"/>
-        <w:rPr>
-          <w:lang w:val="en-US"/>
-        </w:rPr>
-      </w:pPr>
-      <w:r>
-        <w:rPr>
-          <w:lang w:val="en-US"/>
-        </w:rPr>
-        <w:t>F</w:t>
-      </w:r>
-      <w:r>
-        <w:rPr>
-          <w:lang w:val="en-US"/>
-        </w:rPr>
-        <w:t>ish, etc.</w:t>
-      </w:r>
-      <w:r>
-        <w:rPr>
-          <w:lang w:val="en-US"/>
-        </w:rPr>
-        <w:t>:</w:t>
+        <w:rPr>
+          <w:b/>
+          <w:bCs/>
+          <w:lang w:val="en-US"/>
+        </w:rPr>
+      </w:pPr>
+      <w:r>
+        <w:rPr>
+          <w:lang w:val="en-US"/>
+        </w:rPr>
+        <w:t>Temporal</w:t>
+      </w:r>
+      <w:r>
+        <w:rPr>
+          <w:lang w:val="en-US"/>
+        </w:rPr>
+        <w:t xml:space="preserve"> outliers &gt; 3 standard deviations (per depth bin)</w:t>
       </w:r>
     </w:p>
     <w:p>
       <w:pPr>
         <w:pStyle w:val="ListParagraph"/>
         <w:numPr>
-          <w:ilvl w:val="0"/>
-          <w:numId w:val="33"/>
-        </w:numPr>
-        <w:rPr>
-          <w:lang w:val="en-US"/>
-        </w:rPr>
-      </w:pPr>
-      <w:r>
-        <w:t>GO-SHIP vmADCP:</w:t>
-      </w:r>
-      <w:r>
-        <w:t xml:space="preserve"> </w:t>
-      </w:r>
-      <w:r>
-        <w:t>three-profile running median of the received amplitude for each beam</w:t>
-      </w:r>
-      <w:r>
-        <w:t xml:space="preserve"> </w:t>
-      </w:r>
-      <w:r>
-        <w:t>– not sure how to apply that post processing</w:t>
-      </w:r>
-    </w:p>
-    <w:p>
-      <w:pPr>
-        <w:pStyle w:val="ListParagraph"/>
-        <w:numPr>
-          <w:ilvl w:val="0"/>
-          <w:numId w:val="33"/>
-        </w:numPr>
-        <w:rPr>
-          <w:lang w:val="en-US"/>
-        </w:rPr>
-      </w:pPr>
-      <w:r>
-        <w:t>I calc median and standard deviation</w:t>
-      </w:r>
-      <w:r>
-        <w:t xml:space="preserve"> </w:t>
-      </w:r>
-      <w:r>
-        <w:t xml:space="preserve">of </w:t>
-      </w:r>
-      <w:r>
-        <w:t>10samples/10second ensemble</w:t>
-      </w:r>
-      <w:r>
-        <w:t>s</w:t>
-      </w:r>
-      <w:r>
-        <w:t>:</w:t>
-      </w:r>
-      <w:r>
-        <w:t xml:space="preserve"> if larger then median plus </w:t>
-      </w:r>
-      <w:r>
-        <w:t>3</w:t>
-      </w:r>
-      <w:r>
-        <w:t>*standard deviation (</w:t>
-      </w:r>
-      <w:r>
-        <w:t xml:space="preserve">~ </w:t>
-      </w:r>
-      <w:r>
-        <w:t>0.05</w:t>
-      </w:r>
-      <w:r>
-        <w:t>% of data) th</w:t>
-      </w:r>
-      <w:r>
-        <w:t>en</w:t>
-      </w:r>
-      <w:r>
-        <w:t xml:space="preserve"> </w:t>
-      </w:r>
-      <w:r>
-        <w:t>flag</w:t>
-      </w:r>
-      <w:r>
-        <w:t>.</w:t>
-      </w:r>
-    </w:p>
-    <w:p>
-      <w:pPr>
-        <w:pStyle w:val="ListParagraph"/>
-        <w:numPr>
-          <w:ilvl w:val="0"/>
-          <w:numId w:val="33"/>
-        </w:numPr>
-      </w:pPr>
-      <w:r>
-        <w:t>Along depth dimension I calc diff of ensemble median</w:t>
-      </w:r>
-      <w:r>
-        <w:t>, then flag any diff larger then</w:t>
-      </w:r>
-      <w:r>
-        <w:t xml:space="preserve"> </w:t>
-      </w:r>
-      <w:r>
-        <w:t>median+</w:t>
-      </w:r>
-      <w:r>
-        <w:t>/-</w:t>
-      </w:r>
-      <w:r>
-        <w:t>3*std of diff</w:t>
-      </w:r>
-      <w:r>
-        <w:t xml:space="preserve"> and </w:t>
-      </w:r>
-      <w:r>
-        <w:t>remap to oridinal size (0% data). I do not apply these flags at the moment. Just print out a suggestion to smooth</w:t>
-      </w:r>
-      <w:r>
-        <w:t>/despike velocity</w:t>
-      </w:r>
-      <w:commentRangeEnd w:id="4"/>
-      <w:r>
-        <w:rPr>
-          <w:rStyle w:val="CommentReference"/>
-          <w:sz w:val="24"/>
-          <w:szCs w:val="24"/>
-        </w:rPr>
-        <w:commentReference w:id="4"/>
-      </w:r>
-    </w:p>
-    <w:p>
-      <w:pPr>
-        <w:pStyle w:val="ListParagraph"/>
-        <w:ind w:left="1440"/>
-      </w:pPr>
-    </w:p>
-    <w:p>
-      <w:pPr>
-        <w:pStyle w:val="ListParagraph"/>
-        <w:numPr>
-          <w:ilvl w:val="0"/>
+          <w:ilvl w:val="1"/>
           <w:numId w:val="21"/>
         </w:numPr>
         <w:rPr>
-          <w:lang w:val="en-US"/>
-        </w:rPr>
-      </w:pPr>
-      <w:r>
-        <w:rPr>
           <w:b/>
           <w:bCs/>
           <w:lang w:val="en-US"/>
         </w:rPr>
-        <w:lastRenderedPageBreak/>
-        <w:t>Just check again Correlation (&lt;50 will be set to NaN by default)</w:t>
+      </w:pPr>
+      <w:r>
+        <w:rPr>
+          <w:lang w:val="en-US"/>
+        </w:rPr>
+        <w:t>Vertical velocity outliers (|W|) &gt; 0.10 m/s</w:t>
       </w:r>
     </w:p>
     <w:p>
       <w:pPr>
         <w:pStyle w:val="ListParagraph"/>
-        <w:numPr>
-          <w:ilvl w:val="0"/>
-          <w:numId w:val="21"/>
-        </w:numPr>
-        <w:rPr>
-          <w:lang w:val="en-US"/>
-        </w:rPr>
-      </w:pPr>
-      <w:r>
-        <w:rPr>
-          <w:b/>
-          <w:bCs/>
-          <w:lang w:val="en-US"/>
-        </w:rPr>
-        <w:t>Check side lobe interference:</w:t>
-      </w:r>
-    </w:p>
-    <w:p>
-      <w:pPr>
-        <w:pStyle w:val="ListParagraph"/>
-        <w:ind w:left="502"/>
-        <w:rPr>
-          <w:lang w:val="en-US"/>
-        </w:rPr>
-      </w:pPr>
-      <w:r>
-        <w:rPr>
-          <w:lang w:val="en-US"/>
-        </w:rPr>
-        <w:t xml:space="preserve">As RHADCP is mounted on string I applied the following including </w:t>
-      </w:r>
-      <w:r>
-        <w:rPr>
-          <w:lang w:val="en-US"/>
-        </w:rPr>
-        <w:t>tilt</w:t>
-      </w:r>
-      <w:r>
-        <w:rPr>
-          <w:lang w:val="en-US"/>
-        </w:rPr>
-        <w:t xml:space="preserve"> </w:t>
-      </w:r>
-      <w:r>
-        <w:rPr>
-          <w:lang w:val="en-US"/>
-        </w:rPr>
-        <w:t>β</w:t>
-      </w:r>
-      <w:r>
-        <w:rPr>
-          <w:lang w:val="en-US"/>
-        </w:rPr>
-        <w:t>.</w:t>
-      </w:r>
-      <w:r>
-        <w:rPr>
-          <w:lang w:val="en-US"/>
-        </w:rPr>
-        <w:t xml:space="preserve"> This is calc as:</w:t>
-      </w:r>
-    </w:p>
-    <w:p>
-      <w:pPr>
-        <w:pStyle w:val="ListParagraph"/>
-        <w:ind w:left="502"/>
-        <w:rPr>
-          <w:lang w:val="en-US"/>
-        </w:rPr>
-      </w:pPr>
-    </w:p>
-    <w:p>
-      <w:pPr>
-        <w:pStyle w:val="ListParagraph"/>
-        <w:ind w:left="502"/>
-        <w:rPr>
-          <w:lang w:val="en-US"/>
-        </w:rPr>
-      </w:pPr>
-    </w:p>
-    <w:p>
-      <w:pPr>
-        <w:pStyle w:val="ListParagraph"/>
-        <w:ind w:left="502"/>
-        <w:rPr>
-          <w:rFonts w:eastAsiaTheme="minorEastAsia"/>
-          <w:lang w:val="en-US"/>
-        </w:rPr>
-      </w:pPr>
-      <m:oMathPara>
-        <m:oMath>
-          <m:sSub>
-            <m:sSubPr>
-              <m:ctrlPr>
-                <w:rPr>
-                  <w:rFonts w:ascii="Cambria Math" w:hAnsi="Cambria Math"/>
-                  <w:lang w:val="en-US"/>
-                </w:rPr>
-              </m:ctrlPr>
-            </m:sSubPr>
-            <m:e>
-              <m:r>
-                <m:rPr>
-                  <m:sty m:val="p"/>
-                </m:rPr>
-                <w:rPr>
-                  <w:rFonts w:ascii="Cambria Math" w:hAnsi="Cambria Math"/>
-                  <w:lang w:val="en-US"/>
-                </w:rPr>
-                <m:t>R</m:t>
-              </m:r>
-            </m:e>
-            <m:sub>
-              <m:r>
-                <m:rPr>
-                  <m:sty m:val="p"/>
-                </m:rPr>
-                <w:rPr>
-                  <w:rFonts w:ascii="Cambria Math" w:hAnsi="Cambria Math"/>
-                  <w:lang w:val="en-US"/>
-                </w:rPr>
-                <m:t>max</m:t>
-              </m:r>
-            </m:sub>
-          </m:sSub>
-          <m:r>
-            <m:rPr>
-              <m:sty m:val="p"/>
-            </m:rPr>
-            <w:rPr>
-              <w:rFonts w:ascii="Cambria Math" w:hAnsi="Cambria Math"/>
-              <w:lang w:val="en-US"/>
-            </w:rPr>
-            <m:t>=</m:t>
-          </m:r>
-          <m:r>
-            <w:rPr>
-              <w:rFonts w:ascii="Cambria Math" w:hAnsi="Cambria Math"/>
-            </w:rPr>
-            <m:t>H</m:t>
-          </m:r>
-          <m:r>
-            <m:rPr>
-              <m:sty m:val="p"/>
-            </m:rPr>
-            <w:rPr>
-              <w:rFonts w:ascii="Cambria Math" w:hAnsi="Cambria Math"/>
-              <w:lang w:val="en-US"/>
-            </w:rPr>
-            <m:t xml:space="preserve"> cos</m:t>
-          </m:r>
-          <m:d>
-            <m:dPr>
-              <m:ctrlPr>
-                <w:rPr>
-                  <w:rFonts w:ascii="Cambria Math" w:hAnsi="Cambria Math"/>
-                  <w:lang w:val="en-US"/>
-                </w:rPr>
-              </m:ctrlPr>
-            </m:dPr>
-            <m:e>
-              <m:r>
-                <w:rPr>
-                  <w:rFonts w:ascii="Cambria Math" w:hAnsi="Cambria Math"/>
-                </w:rPr>
-                <m:t>β</m:t>
-              </m:r>
-            </m:e>
-          </m:d>
-          <m:r>
-            <m:rPr>
-              <m:sty m:val="p"/>
-            </m:rPr>
-            <w:rPr>
-              <w:rFonts w:ascii="Cambria Math" w:hAnsi="Cambria Math"/>
-              <w:lang w:val="en-US"/>
-            </w:rPr>
-            <m:t>-Cell Size</m:t>
-          </m:r>
-        </m:oMath>
-      </m:oMathPara>
-    </w:p>
-    <w:p>
-      <w:pPr>
-        <w:spacing w:after="0" w:line="240" w:lineRule="auto"/>
-        <w:ind w:firstLine="502"/>
-        <w:rPr>
-          <w:rFonts w:eastAsiaTheme="minorEastAsia"/>
-          <w:lang w:val="en-US"/>
-        </w:rPr>
-      </w:pPr>
-      <m:oMath>
-        <m:sSub>
-          <m:sSubPr>
-            <m:ctrlPr>
-              <w:rPr>
-                <w:rFonts w:ascii="Cambria Math" w:hAnsi="Cambria Math"/>
-                <w:lang w:val="en-US"/>
-              </w:rPr>
-            </m:ctrlPr>
-          </m:sSubPr>
-          <m:e>
-            <m:r>
-              <m:rPr>
-                <m:sty m:val="p"/>
-              </m:rPr>
-              <w:rPr>
-                <w:rFonts w:ascii="Cambria Math" w:hAnsi="Cambria Math"/>
-                <w:lang w:val="en-US"/>
-              </w:rPr>
-              <m:t>R</m:t>
-            </m:r>
-          </m:e>
-          <m:sub>
-            <m:r>
-              <m:rPr>
-                <m:sty m:val="p"/>
-              </m:rPr>
-              <w:rPr>
-                <w:rFonts w:ascii="Cambria Math" w:hAnsi="Cambria Math"/>
-                <w:lang w:val="en-US"/>
-              </w:rPr>
-              <m:t>max</m:t>
-            </m:r>
-          </m:sub>
-        </m:sSub>
-      </m:oMath>
-      <w:r>
-        <w:rPr>
-          <w:rFonts w:eastAsiaTheme="minorEastAsia"/>
-          <w:lang w:val="en-US"/>
-        </w:rPr>
-        <w:t>:</w:t>
-      </w:r>
-      <w:r>
-        <w:rPr>
-          <w:rFonts w:eastAsiaTheme="minorEastAsia"/>
-          <w:lang w:val="en-US"/>
-        </w:rPr>
-        <w:tab/>
-      </w:r>
-      <w:r>
-        <w:rPr>
-          <w:rFonts w:eastAsiaTheme="minorEastAsia"/>
-          <w:lang w:val="en-US"/>
-        </w:rPr>
-        <w:t>maximum range without sidelobe interference</w:t>
-      </w:r>
-    </w:p>
-    <w:p>
-      <w:pPr>
-        <w:spacing w:after="0" w:line="240" w:lineRule="auto"/>
-        <w:ind w:left="1440" w:hanging="938"/>
-        <w:rPr>
-          <w:rFonts w:eastAsiaTheme="minorEastAsia"/>
-          <w:lang w:val="en-US"/>
-        </w:rPr>
-      </w:pPr>
-      <m:oMath>
-        <m:r>
-          <w:rPr>
-            <w:rFonts w:ascii="Cambria Math" w:hAnsi="Cambria Math"/>
-          </w:rPr>
-          <m:t>H</m:t>
-        </m:r>
-      </m:oMath>
-      <w:r>
-        <w:rPr>
-          <w:rFonts w:eastAsiaTheme="minorEastAsia"/>
-        </w:rPr>
-        <w:t>:</w:t>
-      </w:r>
-      <w:r>
-        <w:rPr>
-          <w:rFonts w:eastAsiaTheme="minorEastAsia"/>
-          <w:lang w:val="en-US"/>
-        </w:rPr>
-        <w:tab/>
-      </w:r>
-      <w:r>
-        <w:rPr>
-          <w:rFonts w:eastAsiaTheme="minorEastAsia"/>
-          <w:lang w:val="en-US"/>
-        </w:rPr>
-        <w:t>instrument depth</w:t>
-      </w:r>
-      <w:r>
-        <w:rPr>
-          <w:rFonts w:eastAsiaTheme="minorEastAsia"/>
-          <w:lang w:val="en-US"/>
-        </w:rPr>
-        <w:t xml:space="preserve"> (max out of user set nominal depth </w:t>
-      </w:r>
-      <w:r>
-        <w:rPr>
-          <w:rFonts w:eastAsiaTheme="minorEastAsia"/>
-          <w:lang w:val="en-US"/>
-        </w:rPr>
-        <w:t>and temporal mean based on pressure sensor</w:t>
-      </w:r>
-    </w:p>
-    <w:p>
-      <w:pPr>
-        <w:spacing w:after="0" w:line="240" w:lineRule="auto"/>
-        <w:ind w:left="1440" w:hanging="938"/>
-        <w:rPr>
-          <w:rFonts w:eastAsiaTheme="minorEastAsia"/>
-          <w:lang w:val="en-US"/>
-        </w:rPr>
-      </w:pPr>
-      <w:r>
-        <w:rPr>
-          <w:rFonts w:eastAsiaTheme="minorEastAsia"/>
-        </w:rPr>
-        <w:t>β</w:t>
-      </w:r>
-      <w:r>
-        <w:rPr>
-          <w:rFonts w:eastAsiaTheme="minorEastAsia"/>
-        </w:rPr>
-        <w:t>:</w:t>
-      </w:r>
-      <w:r>
-        <w:rPr>
-          <w:rFonts w:eastAsiaTheme="minorEastAsia"/>
-        </w:rPr>
-        <w:tab/>
-      </w:r>
-      <w:r>
-        <w:rPr>
-          <w:rFonts w:eastAsiaTheme="minorEastAsia"/>
-        </w:rPr>
-        <w:t>time varying maximum tilt</w:t>
-      </w:r>
-      <w:r>
-        <w:rPr>
-          <w:rFonts w:eastAsiaTheme="minorEastAsia"/>
-        </w:rPr>
-        <w:t xml:space="preserve"> of three beams compared to vertical</w:t>
-      </w:r>
+        <w:rPr>
+          <w:lang w:val="en-US"/>
+        </w:rPr>
+      </w:pPr>
     </w:p>
     <w:p>
       <w:pPr>
@@ -2224,91 +3021,17 @@
       </w:pPr>
       <w:r>
         <w:rPr>
-          <w:lang w:val="en-US"/>
-        </w:rPr>
-        <w:t xml:space="preserve">Figure </w:t>
-      </w:r>
-      <w:r>
-        <w:rPr>
-          <w:lang w:val="en-US"/>
-        </w:rPr>
-        <w:t>4</w:t>
-      </w:r>
-      <w:r>
-        <w:rPr>
-          <w:lang w:val="en-US"/>
-        </w:rPr>
-        <w:t xml:space="preserve"> – status: </w:t>
-      </w:r>
-      <w:r>
-        <w:rPr>
-          <w:lang w:val="en-US"/>
-        </w:rPr>
-        <w:t>done</w:t>
-      </w:r>
-    </w:p>
-    <w:p>
-      <w:pPr>
-        <w:pStyle w:val="ListParagraph"/>
-        <w:numPr>
-          <w:ilvl w:val="0"/>
-          <w:numId w:val="21"/>
-        </w:numPr>
-        <w:rPr>
-          <w:lang w:val="en-US"/>
-        </w:rPr>
-      </w:pPr>
-      <w:r>
-        <w:rPr>
-          <w:b/>
-          <w:bCs/>
-          <w:lang w:val="en-US"/>
-        </w:rPr>
-        <w:t>Unrealistic Current Variations</w:t>
-      </w:r>
-      <w:r>
-        <w:rPr>
-          <w:lang w:val="en-US"/>
-        </w:rPr>
-        <w:t>: &gt;1 m/s over few meters or</w:t>
-      </w:r>
-      <w:r>
-        <w:rPr>
-          <w:lang w:val="en-US"/>
-        </w:rPr>
-        <w:t xml:space="preserve"> velocities</w:t>
-      </w:r>
-      <w:r>
-        <w:rPr>
-          <w:lang w:val="en-US"/>
-        </w:rPr>
-        <w:t xml:space="preserve"> far from mean should be removed.</w:t>
-      </w:r>
-    </w:p>
-    <w:p>
-      <w:pPr>
-        <w:pStyle w:val="ListParagraph"/>
-        <w:numPr>
-          <w:ilvl w:val="0"/>
-          <w:numId w:val="21"/>
-        </w:numPr>
-        <w:rPr>
-          <w:lang w:val="en-US"/>
-        </w:rPr>
-      </w:pPr>
-      <w:r>
-        <w:rPr>
           <w:noProof/>
           <w:lang w:val="en-US"/>
         </w:rPr>
         <w:drawing>
-          <wp:anchor distT="0" distB="0" distL="114300" distR="114300" simplePos="0" relativeHeight="251658240" behindDoc="1" locked="0" layoutInCell="1" allowOverlap="1" wp14:anchorId="7A11EBCF" wp14:editId="79D1ABA0">
+          <wp:anchor distT="0" distB="0" distL="114300" distR="114300" simplePos="0" relativeHeight="251658240" behindDoc="1" locked="0" layoutInCell="1" allowOverlap="1" wp14:anchorId="7A11EBCF" wp14:editId="4F7DFE39">
             <wp:simplePos x="0" y="0"/>
             <wp:positionH relativeFrom="column">
-              <wp:posOffset>3651437</wp:posOffset>
+              <wp:posOffset>3889375</wp:posOffset>
             </wp:positionH>
             <wp:positionV relativeFrom="paragraph">
-              <wp:posOffset>389255</wp:posOffset>
+              <wp:posOffset>8890</wp:posOffset>
             </wp:positionV>
             <wp:extent cx="2340257" cy="2671526"/>
             <wp:effectExtent l="0" t="0" r="3175" b="0"/>
@@ -2374,64 +3097,6 @@
       </w:r>
       <w:r>
         <w:rPr>
-          <w:b/>
-          <w:bCs/>
-          <w:lang w:val="en-US"/>
-        </w:rPr>
-        <w:t>Vertical Velocity Check</w:t>
-      </w:r>
-      <w:r>
-        <w:rPr>
-          <w:lang w:val="en-US"/>
-        </w:rPr>
-        <w:t xml:space="preserve">: </w:t>
-      </w:r>
-      <w:r>
-        <w:rPr>
-          <w:lang w:val="en-US"/>
-        </w:rPr>
-        <w:t xml:space="preserve">Should be near zero. </w:t>
-      </w:r>
-      <w:r>
-        <w:rPr>
-          <w:lang w:val="en-US"/>
-        </w:rPr>
-        <w:t>Cells with implausible vertical velocities</w:t>
-      </w:r>
-      <w:r>
-        <w:rPr>
-          <w:lang w:val="en-US"/>
-        </w:rPr>
-        <w:t xml:space="preserve"> (&gt;</w:t>
-      </w:r>
-      <w:r>
-        <w:rPr>
-          <w:lang w:val="en-US"/>
-        </w:rPr>
-        <w:t>0.1m/s</w:t>
-      </w:r>
-      <w:r>
-        <w:rPr>
-          <w:lang w:val="en-US"/>
-        </w:rPr>
-        <w:t>)</w:t>
-      </w:r>
-      <w:r>
-        <w:rPr>
-          <w:lang w:val="en-US"/>
-        </w:rPr>
-        <w:t xml:space="preserve"> should be discarded.</w:t>
-      </w:r>
-    </w:p>
-    <w:p>
-      <w:pPr>
-        <w:pStyle w:val="Heading3"/>
-        <w:rPr>
-          <w:lang w:val="en-US"/>
-        </w:rPr>
-      </w:pPr>
-      <w:r>
-        <w:rPr>
           <w:lang w:val="en-US"/>
         </w:rPr>
         <w:t xml:space="preserve">Figure </w:t>
@@ -2446,13 +3111,13 @@
         <w:rPr>
           <w:lang w:val="en-US"/>
         </w:rPr>
-        <w:t xml:space="preserve"> – status: </w:t>
-      </w:r>
-      <w:r>
-        <w:rPr>
-          <w:lang w:val="en-US"/>
-        </w:rPr>
-        <w:t>WIP</w:t>
+        <w:t xml:space="preserve"> – status:</w:t>
+      </w:r>
+      <w:r>
+        <w:rPr>
+          <w:lang w:val="en-US"/>
+        </w:rPr>
+        <w:t xml:space="preserve"> done</w:t>
       </w:r>
     </w:p>
     <w:p>
@@ -2468,7 +3133,7 @@
           <w:lang w:val="en-US"/>
         </w:rPr>
       </w:pPr>
-      <w:commentRangeStart w:id="5"/>
+      <w:commentRangeStart w:id="4"/>
       <w:r>
         <w:rPr>
           <w:b/>
@@ -2483,7 +3148,7 @@
         </w:rPr>
         <w:t>:</w:t>
       </w:r>
-      <w:commentRangeEnd w:id="5"/>
+      <w:commentRangeEnd w:id="4"/>
       <w:r>
         <w:rPr>
           <w:rStyle w:val="CommentReference"/>
@@ -2491,7 +3156,7 @@
           <w:szCs w:val="24"/>
           <w:lang w:val="en-US"/>
         </w:rPr>
-        <w:commentReference w:id="5"/>
+        <w:commentReference w:id="4"/>
       </w:r>
       <w:r>
         <w:rPr>
@@ -2567,7 +3232,49 @@
           <w:highlight w:val="yellow"/>
           <w:lang w:val="en-US"/>
         </w:rPr>
-        <w:t>ONLY check and flag, processing is stage 2</w:t>
+        <w:t>ONLY check</w:t>
+      </w:r>
+      <w:r>
+        <w:rPr>
+          <w:highlight w:val="yellow"/>
+          <w:lang w:val="en-US"/>
+        </w:rPr>
+        <w:t xml:space="preserve"> that compass is resonable</w:t>
+      </w:r>
+      <w:r>
+        <w:rPr>
+          <w:highlight w:val="yellow"/>
+          <w:lang w:val="en-US"/>
+        </w:rPr>
+        <w:t>,</w:t>
+      </w:r>
+      <w:r>
+        <w:rPr>
+          <w:highlight w:val="yellow"/>
+          <w:lang w:val="en-US"/>
+        </w:rPr>
+        <w:t xml:space="preserve"> hard iron compass correction is done</w:t>
+      </w:r>
+      <w:r>
+        <w:rPr>
+          <w:highlight w:val="yellow"/>
+          <w:lang w:val="en-US"/>
+        </w:rPr>
+        <w:t xml:space="preserve"> i</w:t>
+      </w:r>
+      <w:r>
+        <w:rPr>
+          <w:highlight w:val="yellow"/>
+          <w:lang w:val="en-US"/>
+        </w:rPr>
+        <w:t>n</w:t>
+      </w:r>
+      <w:r>
+        <w:rPr>
+          <w:highlight w:val="yellow"/>
+          <w:lang w:val="en-US"/>
+        </w:rPr>
+        <w:t xml:space="preserve"> stage 2</w:t>
       </w:r>
       <w:r>
         <w:rPr>
@@ -2595,7 +3302,13 @@
         <w:rPr>
           <w:lang w:val="en-US"/>
         </w:rPr>
-        <w:t>Usin</w:t>
+        <w:t>Backround info - u</w:t>
+      </w:r>
+      <w:r>
+        <w:rPr>
+          <w:lang w:val="en-US"/>
+        </w:rPr>
+        <w:t>sin</w:t>
       </w:r>
       <w:r>
         <w:rPr>
@@ -3367,7 +4080,6 @@
           <w:rFonts w:eastAsiaTheme="minorEastAsia"/>
           <w:lang w:val="en-US"/>
         </w:rPr>
-        <w:lastRenderedPageBreak/>
         <w:t xml:space="preserve">Velocity Transformation: To align the measured velocities </w:t>
       </w:r>
       <m:oMath>
@@ -3925,7 +4637,7 @@
           <w:szCs w:val="22"/>
           <w:lang w:val="en-US"/>
         </w:rPr>
-        <w:t xml:space="preserve">compass data (hard iron). Here we only plot it, but is has the </w:t>
+        <w:t>compass data (hard iron).</w:t>
       </w:r>
       <w:r>
         <w:rPr>
@@ -3933,7 +4645,7 @@
           <w:szCs w:val="22"/>
           <w:lang w:val="en-US"/>
         </w:rPr>
-        <w:t>functionality to correct U and V accordingly, which can be used in stage 2.</w:t>
+        <w:t>In stage 1</w:t>
       </w:r>
       <w:r>
         <w:rPr>
@@ -3941,423 +4653,187 @@
           <w:szCs w:val="22"/>
           <w:lang w:val="en-US"/>
         </w:rPr>
-        <w:t xml:space="preserve"> </w:t>
-      </w:r>
-    </w:p>
-    <w:p>
-      <w:pPr>
-        <w:spacing w:after="0"/>
-        <w:rPr>
+        <w:t xml:space="preserve"> we only plot it, but </w:t>
+      </w:r>
+      <w:r>
+        <w:rPr>
+          <w:i/>
+          <w:iCs/>
+          <w:color w:val="C00000"/>
           <w:sz w:val="22"/>
           <w:szCs w:val="22"/>
           <w:lang w:val="en-US"/>
         </w:rPr>
-      </w:pPr>
-    </w:p>
-    <w:p>
-      <w:pPr>
-        <w:pStyle w:val="Heading3"/>
-        <w:rPr>
-          <w:lang w:val="en-US"/>
-        </w:rPr>
-      </w:pPr>
-      <w:r>
-        <w:rPr>
-          <w:lang w:val="en-US"/>
-        </w:rPr>
-        <w:t xml:space="preserve">Figure </w:t>
-      </w:r>
-      <w:r>
-        <w:rPr>
-          <w:lang w:val="en-US"/>
-        </w:rPr>
-        <w:t>6</w:t>
-      </w:r>
-      <w:r>
-        <w:rPr>
-          <w:lang w:val="en-US"/>
-        </w:rPr>
-        <w:t xml:space="preserve"> – status: </w:t>
-      </w:r>
-      <w:r>
-        <w:rPr>
-          <w:lang w:val="en-US"/>
-        </w:rPr>
-        <w:t>completed</w:t>
-      </w:r>
-    </w:p>
-    <w:p>
-      <w:pPr>
-        <w:rPr>
-          <w:lang w:val="en-US"/>
-        </w:rPr>
-      </w:pPr>
-      <w:r>
-        <w:rPr>
-          <w:lang w:val="en-US"/>
-        </w:rPr>
-        <w:t>Plot all sorts of sensor diagnostics (temperature sensors</w:t>
-      </w:r>
-      <w:r>
-        <w:rPr>
-          <w:lang w:val="en-US"/>
-        </w:rPr>
-        <w:t>, accelerometers, magnetometer)</w:t>
-      </w:r>
-      <w:r>
-        <w:rPr>
-          <w:lang w:val="en-US"/>
-        </w:rPr>
-        <w:t>. Just check then temperature sensors are sensible, etc.</w:t>
-      </w:r>
-    </w:p>
-    <w:p>
-      <w:pPr>
-        <w:pStyle w:val="Heading3"/>
-        <w:rPr>
-          <w:lang w:val="en-US"/>
-        </w:rPr>
-      </w:pPr>
-      <w:r>
-        <w:rPr>
-          <w:lang w:val="en-US"/>
-        </w:rPr>
-        <w:t>Save Stage 01 data</w:t>
-      </w:r>
-    </w:p>
-    <w:p>
-      <w:pPr>
-        <w:rPr>
-          <w:i/>
-          <w:iCs/>
-          <w:color w:val="3A7C22" w:themeColor="accent6" w:themeShade="BF"/>
-          <w:lang w:val="en-US"/>
-        </w:rPr>
-      </w:pPr>
-      <w:r>
-        <w:rPr>
-          <w:lang w:val="en-US"/>
-        </w:rPr>
-        <w:t>Data are save</w:t>
-      </w:r>
-      <w:r>
-        <w:rPr>
-          <w:lang w:val="en-US"/>
-        </w:rPr>
-        <w:t xml:space="preserve">d filename: </w:t>
-      </w:r>
-      <w:r>
-        <w:rPr>
-          <w:i/>
-          <w:iCs/>
-          <w:color w:val="3A7C22" w:themeColor="accent6" w:themeShade="BF"/>
-          <w:lang w:val="en-US"/>
-        </w:rPr>
-        <w:t>moor_id_sn_stage1.nc</w:t>
-      </w:r>
-      <w:r>
-        <w:rPr>
-          <w:lang w:val="en-US"/>
-        </w:rPr>
-        <w:t xml:space="preserve">,  e.g. for JC238: </w:t>
-      </w:r>
-      <w:r>
-        <w:rPr>
-          <w:i/>
-          <w:iCs/>
-          <w:color w:val="3A7C22" w:themeColor="accent6" w:themeShade="BF"/>
-          <w:lang w:val="en-US"/>
-        </w:rPr>
-        <w:t>rhadcp_0</w:t>
-      </w:r>
-      <w:r>
-        <w:rPr>
-          <w:i/>
-          <w:iCs/>
-          <w:color w:val="3A7C22" w:themeColor="accent6" w:themeShade="BF"/>
-          <w:lang w:val="en-US"/>
-        </w:rPr>
-        <w:t>1</w:t>
-      </w:r>
-      <w:r>
-        <w:rPr>
-          <w:i/>
-          <w:iCs/>
-          <w:color w:val="3A7C22" w:themeColor="accent6" w:themeShade="BF"/>
-          <w:lang w:val="en-US"/>
-        </w:rPr>
-        <w:t>_202</w:t>
-      </w:r>
-      <w:r>
-        <w:rPr>
-          <w:i/>
-          <w:iCs/>
-          <w:color w:val="3A7C22" w:themeColor="accent6" w:themeShade="BF"/>
-          <w:lang w:val="en-US"/>
-        </w:rPr>
-        <w:t>0</w:t>
-      </w:r>
-      <w:r>
-        <w:rPr>
-          <w:i/>
-          <w:iCs/>
-          <w:color w:val="3A7C22" w:themeColor="accent6" w:themeShade="BF"/>
-          <w:lang w:val="en-US"/>
-        </w:rPr>
-        <w:t>_200044_stage1.nc</w:t>
-      </w:r>
-    </w:p>
-    <w:p>
-      <w:pPr>
-        <w:rPr>
-          <w:i/>
-          <w:iCs/>
-          <w:color w:val="4EA72E" w:themeColor="accent6"/>
-          <w:lang w:val="en-US"/>
-        </w:rPr>
-      </w:pPr>
-      <w:r>
-        <w:rPr>
-          <w:lang w:val="en-US"/>
-        </w:rPr>
-        <w:t xml:space="preserve">Data directory: </w:t>
-      </w:r>
-      <w:r>
-        <w:rPr>
-          <w:lang w:val="en-US"/>
-        </w:rPr>
-        <w:t xml:space="preserve"> </w:t>
-      </w:r>
-      <w:r>
-        <w:rPr>
-          <w:i/>
-          <w:iCs/>
-          <w:color w:val="4EA72E" w:themeColor="accent6"/>
-          <w:lang w:val="en-US"/>
-        </w:rPr>
-        <w:t>osnap</w:t>
-      </w:r>
-      <w:r>
-        <w:rPr>
-          <w:i/>
-          <w:iCs/>
-          <w:color w:val="4EA72E" w:themeColor="accent6"/>
-          <w:lang w:val="en-US"/>
-        </w:rPr>
-        <w:t>/</w:t>
-      </w:r>
-      <w:r>
-        <w:rPr>
-          <w:i/>
-          <w:iCs/>
-          <w:color w:val="4EA72E" w:themeColor="accent6"/>
-          <w:lang w:val="en-US"/>
-        </w:rPr>
-        <w:t>data</w:t>
-      </w:r>
-      <w:r>
-        <w:rPr>
-          <w:i/>
-          <w:iCs/>
-          <w:color w:val="4EA72E" w:themeColor="accent6"/>
-          <w:lang w:val="en-US"/>
-        </w:rPr>
-        <w:t>/</w:t>
-      </w:r>
-      <w:r>
-        <w:rPr>
-          <w:i/>
-          <w:iCs/>
-          <w:color w:val="4EA72E" w:themeColor="accent6"/>
-          <w:lang w:val="en-US"/>
-        </w:rPr>
-        <w:t>moor</w:t>
-      </w:r>
-      <w:r>
-        <w:rPr>
-          <w:i/>
-          <w:iCs/>
-          <w:color w:val="4EA72E" w:themeColor="accent6"/>
-          <w:lang w:val="en-US"/>
-        </w:rPr>
-        <w:t>/</w:t>
-      </w:r>
-      <w:r>
-        <w:rPr>
-          <w:i/>
-          <w:iCs/>
-          <w:color w:val="4EA72E" w:themeColor="accent6"/>
-          <w:lang w:val="en-US"/>
-        </w:rPr>
-        <w:t>proc</w:t>
-      </w:r>
-      <w:r>
-        <w:rPr>
-          <w:i/>
-          <w:iCs/>
-          <w:color w:val="4EA72E" w:themeColor="accent6"/>
-          <w:lang w:val="en-US"/>
-        </w:rPr>
-        <w:t>/moor_id/</w:t>
-      </w:r>
-      <w:r>
-        <w:rPr>
-          <w:i/>
-          <w:iCs/>
-          <w:color w:val="4EA72E" w:themeColor="accent6"/>
-          <w:lang w:val="en-US"/>
-        </w:rPr>
-        <w:t>adcp_S55</w:t>
-      </w:r>
-      <w:r>
-        <w:rPr>
-          <w:i/>
-          <w:iCs/>
-          <w:color w:val="4EA72E" w:themeColor="accent6"/>
-          <w:lang w:val="en-US"/>
-        </w:rPr>
-        <w:t>/</w:t>
-      </w:r>
-    </w:p>
-    <w:p>
-      <w:pPr>
-        <w:rPr>
-          <w:i/>
-          <w:iCs/>
-          <w:color w:val="4EA72E" w:themeColor="accent6"/>
-          <w:lang w:val="en-US"/>
-        </w:rPr>
-      </w:pPr>
-      <w:r>
-        <w:rPr>
-          <w:lang w:val="en-US"/>
-        </w:rPr>
-        <w:t xml:space="preserve">E.g. for JC238: </w:t>
-      </w:r>
-      <w:r>
-        <w:rPr>
-          <w:lang w:val="en-US"/>
-        </w:rPr>
-        <w:t xml:space="preserve"> </w:t>
-      </w:r>
-      <w:r>
-        <w:rPr>
-          <w:i/>
-          <w:iCs/>
-          <w:color w:val="4EA72E" w:themeColor="accent6"/>
-          <w:lang w:val="en-US"/>
-        </w:rPr>
-        <w:t>osnap\data\moor\proc\rhadcp_0</w:t>
-      </w:r>
-      <w:r>
-        <w:rPr>
-          <w:i/>
-          <w:iCs/>
-          <w:color w:val="4EA72E" w:themeColor="accent6"/>
-          <w:lang w:val="en-US"/>
-        </w:rPr>
-        <w:t>1</w:t>
-      </w:r>
-      <w:r>
-        <w:rPr>
-          <w:i/>
-          <w:iCs/>
-          <w:color w:val="4EA72E" w:themeColor="accent6"/>
-          <w:lang w:val="en-US"/>
-        </w:rPr>
-        <w:t>_202</w:t>
-      </w:r>
-      <w:r>
-        <w:rPr>
-          <w:i/>
-          <w:iCs/>
-          <w:color w:val="4EA72E" w:themeColor="accent6"/>
-          <w:lang w:val="en-US"/>
-        </w:rPr>
-        <w:t>0</w:t>
-      </w:r>
-      <w:r>
-        <w:rPr>
-          <w:i/>
-          <w:iCs/>
-          <w:color w:val="4EA72E" w:themeColor="accent6"/>
-          <w:lang w:val="en-US"/>
-        </w:rPr>
-        <w:t>\adcp_S55\</w:t>
-      </w:r>
-    </w:p>
-    <w:p>
-      <w:pPr>
-        <w:rPr>
-          <w:lang w:val="en-US"/>
-        </w:rPr>
-      </w:pPr>
-      <w:r>
-        <w:rPr>
-          <w:lang w:val="en-US"/>
-        </w:rPr>
-        <w:t xml:space="preserve">The function </w:t>
-      </w:r>
-      <w:r>
-        <w:rPr>
-          <w:i/>
-          <w:iCs/>
-          <w:color w:val="C00000"/>
-          <w:lang w:val="en-US"/>
-        </w:rPr>
-        <w:t>s55_load_nc_as_struct.m</w:t>
-      </w:r>
-      <w:r>
-        <w:rPr>
-          <w:i/>
-          <w:iCs/>
-          <w:lang w:val="en-US"/>
-        </w:rPr>
-        <w:t xml:space="preserve"> </w:t>
-      </w:r>
-      <w:r>
-        <w:rPr>
-          <w:lang w:val="en-US"/>
-        </w:rPr>
-        <w:t>load</w:t>
-      </w:r>
-      <w:r>
-        <w:rPr>
-          <w:lang w:val="en-US"/>
-        </w:rPr>
-        <w:t>s</w:t>
-      </w:r>
-      <w:r>
-        <w:rPr>
-          <w:lang w:val="en-US"/>
-        </w:rPr>
-        <w:t xml:space="preserve"> nc-file as matlab structure.</w:t>
-      </w:r>
-    </w:p>
-    <w:p>
-      <w:pPr>
-        <w:spacing w:after="0"/>
+        <w:t>s55_hard_iron_compass_correction.m</w:t>
+      </w:r>
+      <w:r>
         <w:rPr>
           <w:sz w:val="22"/>
           <w:szCs w:val="22"/>
           <w:lang w:val="en-US"/>
         </w:rPr>
-      </w:pPr>
-    </w:p>
-    <w:p>
-      <w:pPr>
+        <w:t xml:space="preserve"> </w:t>
+      </w:r>
+      <w:r>
         <w:rPr>
           <w:sz w:val="22"/>
           <w:szCs w:val="22"/>
           <w:lang w:val="en-US"/>
         </w:rPr>
-      </w:pPr>
+        <w:t xml:space="preserve">has the </w:t>
+      </w:r>
       <w:r>
         <w:rPr>
           <w:sz w:val="22"/>
           <w:szCs w:val="22"/>
           <w:lang w:val="en-US"/>
         </w:rPr>
+        <w:t>functionality to correct U and V accordingly, which can be used in stage 2.</w:t>
+      </w:r>
+      <w:r>
+        <w:rPr>
+          <w:sz w:val="22"/>
+          <w:szCs w:val="22"/>
+          <w:lang w:val="en-US"/>
+        </w:rPr>
+        <w:t xml:space="preserve"> </w:t>
+      </w:r>
+    </w:p>
+    <w:p>
+      <w:pPr>
+        <w:spacing w:after="0"/>
+        <w:rPr>
+          <w:sz w:val="22"/>
+          <w:szCs w:val="22"/>
+          <w:lang w:val="en-US"/>
+        </w:rPr>
+      </w:pPr>
+    </w:p>
+    <w:p>
+      <w:pPr>
+        <w:pStyle w:val="Heading3"/>
+        <w:rPr>
+          <w:lang w:val="en-US"/>
+        </w:rPr>
+      </w:pPr>
+      <w:r>
+        <w:rPr>
+          <w:lang w:val="en-US"/>
+        </w:rPr>
+        <w:t xml:space="preserve">Figure </w:t>
+      </w:r>
+      <w:r>
+        <w:rPr>
+          <w:lang w:val="en-US"/>
+        </w:rPr>
+        <w:t>6</w:t>
+      </w:r>
+      <w:r>
+        <w:rPr>
+          <w:lang w:val="en-US"/>
+        </w:rPr>
+        <w:t xml:space="preserve"> – status: </w:t>
+      </w:r>
+      <w:r>
+        <w:rPr>
+          <w:lang w:val="en-US"/>
+        </w:rPr>
+        <w:t>completed</w:t>
+      </w:r>
+    </w:p>
+    <w:p>
+      <w:pPr>
+        <w:rPr>
+          <w:lang w:val="en-US"/>
+        </w:rPr>
+      </w:pPr>
+      <w:r>
+        <w:rPr>
+          <w:lang w:val="en-US"/>
+        </w:rPr>
+        <w:t>Plot all sorts of sensor diagnostics (temperature sensors</w:t>
+      </w:r>
+      <w:r>
+        <w:rPr>
+          <w:lang w:val="en-US"/>
+        </w:rPr>
+        <w:t>, accelerometers, magnetometer)</w:t>
+      </w:r>
+      <w:r>
+        <w:rPr>
+          <w:lang w:val="en-US"/>
+        </w:rPr>
+        <w:t xml:space="preserve">. </w:t>
+      </w:r>
+      <w:r>
+        <w:rPr>
+          <w:b/>
+          <w:bCs/>
+          <w:lang w:val="en-US"/>
+        </w:rPr>
+        <w:t>Action:</w:t>
+      </w:r>
+      <w:r>
+        <w:rPr>
+          <w:lang w:val="en-US"/>
+        </w:rPr>
+        <w:t xml:space="preserve"> C</w:t>
+      </w:r>
+      <w:r>
+        <w:rPr>
+          <w:lang w:val="en-US"/>
+        </w:rPr>
+        <w:t>heck then temperature</w:t>
+      </w:r>
+      <w:r>
+        <w:rPr>
+          <w:lang w:val="en-US"/>
+        </w:rPr>
+        <w:t xml:space="preserve"> and other</w:t>
+      </w:r>
+      <w:r>
+        <w:rPr>
+          <w:lang w:val="en-US"/>
+        </w:rPr>
+        <w:t xml:space="preserve"> sensors</w:t>
+      </w:r>
+      <w:r>
+        <w:rPr>
+          <w:lang w:val="en-US"/>
+        </w:rPr>
+        <w:t xml:space="preserve"> data</w:t>
+      </w:r>
+      <w:r>
+        <w:rPr>
+          <w:lang w:val="en-US"/>
+        </w:rPr>
+        <w:t xml:space="preserve"> are sensible, etc.</w:t>
+      </w:r>
+    </w:p>
+    <w:p>
+      <w:pPr>
+        <w:spacing w:after="0"/>
+        <w:rPr>
+          <w:sz w:val="22"/>
+          <w:szCs w:val="22"/>
+          <w:lang w:val="en-US"/>
+        </w:rPr>
+      </w:pPr>
+    </w:p>
+    <w:p>
+      <w:pPr>
+        <w:rPr>
+          <w:sz w:val="22"/>
+          <w:szCs w:val="22"/>
+          <w:lang w:val="en-US"/>
+        </w:rPr>
+      </w:pPr>
+      <w:r>
+        <w:rPr>
+          <w:sz w:val="22"/>
+          <w:szCs w:val="22"/>
+          <w:lang w:val="en-US"/>
+        </w:rPr>
         <w:br w:type="page"/>
       </w:r>
     </w:p>
@@ -4366,7 +4842,6 @@
         <w:pStyle w:val="Heading2"/>
       </w:pPr>
       <w:r>
-        <w:lastRenderedPageBreak/>
         <w:t xml:space="preserve">STAGE 2 – </w:t>
       </w:r>
       <w:r>
@@ -4440,7 +4915,6 @@
         <w:t>stage02_proc_s55.m</w:t>
       </w:r>
     </w:p>
-    <w:p/>
     <w:p>
       <w:pPr>
         <w:rPr>
@@ -4491,11 +4965,844 @@
     </w:p>
     <w:p>
       <w:pPr>
+        <w:rPr>
+          <w:i/>
+          <w:iCs/>
+          <w:color w:val="BF4E14" w:themeColor="accent2" w:themeShade="BF"/>
+        </w:rPr>
+      </w:pPr>
+      <w:r>
+        <w:t xml:space="preserve">Should work with and without toolbox global variables set. Needed matlab toolboxes: </w:t>
+      </w:r>
+    </w:p>
+    <w:p>
+      <w:pPr>
+        <w:pStyle w:val="ListParagraph"/>
+        <w:numPr>
+          <w:ilvl w:val="0"/>
+          <w:numId w:val="31"/>
+        </w:numPr>
+        <w:rPr>
+          <w:i/>
+          <w:iCs/>
+          <w:color w:val="BF4E14" w:themeColor="accent2" w:themeShade="BF"/>
+        </w:rPr>
+      </w:pPr>
+      <w:r>
+        <w:rPr>
+          <w:i/>
+          <w:iCs/>
+          <w:color w:val="4C94D8" w:themeColor="text2" w:themeTint="80"/>
+        </w:rPr>
+        <w:t>m_moorproc_toolbox\exec\gitrepo\</w:t>
+      </w:r>
+      <w:r>
+        <w:rPr>
+          <w:color w:val="4C94D8" w:themeColor="text2" w:themeTint="80"/>
+        </w:rPr>
+        <w:t xml:space="preserve"> </w:t>
+      </w:r>
+      <w:r>
+        <w:t xml:space="preserve">needs to be added to matlab path for </w:t>
+      </w:r>
+      <w:r>
+        <w:rPr>
+          <w:i/>
+          <w:iCs/>
+          <w:color w:val="BF4E14" w:themeColor="accent2" w:themeShade="BF"/>
+        </w:rPr>
+        <w:t>rodbload.m</w:t>
+      </w:r>
+    </w:p>
+    <w:p>
+      <w:pPr>
+        <w:pStyle w:val="ListParagraph"/>
+        <w:numPr>
+          <w:ilvl w:val="0"/>
+          <w:numId w:val="31"/>
+        </w:numPr>
+      </w:pPr>
+      <w:r>
+        <w:rPr>
+          <w:b/>
+          <w:bCs/>
+        </w:rPr>
+        <w:t>GSW v3.06</w:t>
+      </w:r>
+      <w:r>
+        <w:t xml:space="preserve"> needs to be added to matlab path</w:t>
+      </w:r>
+    </w:p>
+    <w:p>
+      <w:pPr>
+        <w:pStyle w:val="ListParagraph"/>
+        <w:numPr>
+          <w:ilvl w:val="0"/>
+          <w:numId w:val="31"/>
+        </w:numPr>
+        <w:rPr>
+          <w:b/>
+          <w:bCs/>
+          <w:lang w:val="en-US"/>
+        </w:rPr>
+      </w:pPr>
+      <w:r>
+        <w:rPr>
+          <w:b/>
+          <w:bCs/>
+        </w:rPr>
+        <w:t>SCOTIA climatology needed</w:t>
+      </w:r>
+      <w:r>
+        <w:rPr>
+          <w:b/>
+          <w:bCs/>
+        </w:rPr>
+        <w:t xml:space="preserve">: </w:t>
+      </w:r>
+      <w:r>
+        <w:rPr>
+          <w:i/>
+          <w:iCs/>
+          <w:color w:val="3A7C22" w:themeColor="accent6" w:themeShade="BF"/>
+          <w:lang w:val="en-US"/>
+        </w:rPr>
+        <w:t>osnap\scotia\SCOTIA_monthly_clim_V8.nc</w:t>
+      </w:r>
+    </w:p>
+    <w:p>
+      <w:r>
+        <w:t>Output: Data, figures and log-file</w:t>
+      </w:r>
+    </w:p>
+    <w:p>
+      <w:pPr>
+        <w:rPr>
+          <w:i/>
+          <w:iCs/>
+          <w:color w:val="3A7C22" w:themeColor="accent6" w:themeShade="BF"/>
+          <w:lang w:val="en-US"/>
+        </w:rPr>
+      </w:pPr>
+      <w:commentRangeStart w:id="5"/>
+      <w:r>
+        <w:rPr>
+          <w:lang w:val="en-US"/>
+        </w:rPr>
+        <w:t xml:space="preserve">Data </w:t>
+      </w:r>
+      <w:r>
+        <w:rPr>
+          <w:lang w:val="en-US"/>
+        </w:rPr>
+        <w:t>filename:</w:t>
+      </w:r>
+      <w:r>
+        <w:rPr>
+          <w:lang w:val="en-US"/>
+        </w:rPr>
+        <w:t xml:space="preserve"> </w:t>
+      </w:r>
+      <w:r>
+        <w:rPr>
+          <w:i/>
+          <w:iCs/>
+          <w:color w:val="3A7C22" w:themeColor="accent6" w:themeShade="BF"/>
+          <w:lang w:val="en-US"/>
+        </w:rPr>
+        <w:t>moor_id_sn_stage</w:t>
+      </w:r>
+      <w:r>
+        <w:rPr>
+          <w:i/>
+          <w:iCs/>
+          <w:color w:val="3A7C22" w:themeColor="accent6" w:themeShade="BF"/>
+          <w:lang w:val="en-US"/>
+        </w:rPr>
+        <w:t>2</w:t>
+      </w:r>
+      <w:r>
+        <w:rPr>
+          <w:i/>
+          <w:iCs/>
+          <w:color w:val="3A7C22" w:themeColor="accent6" w:themeShade="BF"/>
+          <w:lang w:val="en-US"/>
+        </w:rPr>
+        <w:t>.nc</w:t>
+      </w:r>
+      <w:r>
+        <w:rPr>
+          <w:lang w:val="en-US"/>
+        </w:rPr>
+        <w:t xml:space="preserve">,  e.g. for JC238: </w:t>
+      </w:r>
+      <w:r>
+        <w:rPr>
+          <w:i/>
+          <w:iCs/>
+          <w:color w:val="3A7C22" w:themeColor="accent6" w:themeShade="BF"/>
+          <w:lang w:val="en-US"/>
+        </w:rPr>
+        <w:t>rhadcp_01_2020_200044_stage</w:t>
+      </w:r>
+      <w:r>
+        <w:rPr>
+          <w:i/>
+          <w:iCs/>
+          <w:color w:val="3A7C22" w:themeColor="accent6" w:themeShade="BF"/>
+          <w:lang w:val="en-US"/>
+        </w:rPr>
+        <w:t>2</w:t>
+      </w:r>
+      <w:r>
+        <w:rPr>
+          <w:i/>
+          <w:iCs/>
+          <w:color w:val="3A7C22" w:themeColor="accent6" w:themeShade="BF"/>
+          <w:lang w:val="en-US"/>
+        </w:rPr>
+        <w:t>.nc</w:t>
+      </w:r>
+      <w:commentRangeEnd w:id="5"/>
+      <w:r>
+        <w:rPr>
+          <w:rStyle w:val="CommentReference"/>
+          <w:i/>
+          <w:iCs/>
+          <w:color w:val="3A7C22" w:themeColor="accent6" w:themeShade="BF"/>
+          <w:sz w:val="24"/>
+          <w:szCs w:val="24"/>
+          <w:lang w:val="en-US"/>
+        </w:rPr>
+        <w:commentReference w:id="5"/>
+      </w:r>
+    </w:p>
+    <w:p>
+      <w:pPr>
+        <w:rPr>
+          <w:lang w:val="en-US"/>
+        </w:rPr>
+      </w:pPr>
+      <w:r>
+        <w:rPr>
+          <w:lang w:val="en-US"/>
+        </w:rPr>
+        <w:t>Figure</w:t>
+      </w:r>
+      <w:r>
+        <w:rPr>
+          <w:lang w:val="en-US"/>
+        </w:rPr>
+        <w:t>s filenames:</w:t>
+      </w:r>
+      <w:r>
+        <w:rPr>
+          <w:color w:val="3A7C22" w:themeColor="accent6" w:themeShade="BF"/>
+          <w:lang w:val="en-US"/>
+        </w:rPr>
+        <w:t xml:space="preserve"> </w:t>
+      </w:r>
+      <w:r>
+        <w:rPr>
+          <w:color w:val="3A7C22" w:themeColor="accent6" w:themeShade="BF"/>
+          <w:lang w:val="en-US"/>
+        </w:rPr>
+        <w:t>moor_id_</w:t>
+      </w:r>
+      <w:r>
+        <w:rPr>
+          <w:i/>
+          <w:iCs/>
+          <w:color w:val="3A7C22" w:themeColor="accent6" w:themeShade="BF"/>
+          <w:lang w:val="en-US"/>
+        </w:rPr>
+        <w:t>sn_stage</w:t>
+      </w:r>
+      <w:r>
+        <w:rPr>
+          <w:i/>
+          <w:iCs/>
+          <w:color w:val="3A7C22" w:themeColor="accent6" w:themeShade="BF"/>
+          <w:lang w:val="en-US"/>
+        </w:rPr>
+        <w:t>2</w:t>
+      </w:r>
+      <w:r>
+        <w:rPr>
+          <w:i/>
+          <w:iCs/>
+          <w:color w:val="3A7C22" w:themeColor="accent6" w:themeShade="BF"/>
+          <w:lang w:val="en-US"/>
+        </w:rPr>
+        <w:t>_f#_descriptor.png</w:t>
+      </w:r>
+      <w:r>
+        <w:rPr>
+          <w:lang w:val="en-US"/>
+        </w:rPr>
+        <w:t>, e.g. for JC238:</w:t>
+      </w:r>
+    </w:p>
+    <w:p>
+      <w:pPr>
+        <w:pStyle w:val="ListParagraph"/>
+        <w:numPr>
+          <w:ilvl w:val="0"/>
+          <w:numId w:val="34"/>
+        </w:numPr>
+        <w:ind w:left="426"/>
+        <w:rPr>
+          <w:i/>
+          <w:iCs/>
+          <w:color w:val="3A7C22" w:themeColor="accent6" w:themeShade="BF"/>
+          <w:lang w:val="en-US"/>
+        </w:rPr>
+      </w:pPr>
+      <w:r>
+        <w:rPr>
+          <w:i/>
+          <w:iCs/>
+          <w:color w:val="3A7C22" w:themeColor="accent6" w:themeShade="BF"/>
+          <w:lang w:val="en-US"/>
+        </w:rPr>
+        <w:t>rhadcp_01_2020_200044_stage2_f1_hard_iron_correction.png</w:t>
+      </w:r>
+    </w:p>
+    <w:p>
+      <w:pPr>
+        <w:pStyle w:val="ListParagraph"/>
+        <w:numPr>
+          <w:ilvl w:val="0"/>
+          <w:numId w:val="34"/>
+        </w:numPr>
+        <w:ind w:left="426"/>
+        <w:rPr>
+          <w:i/>
+          <w:iCs/>
+          <w:color w:val="3A7C22" w:themeColor="accent6" w:themeShade="BF"/>
+          <w:lang w:val="en-US"/>
+        </w:rPr>
+      </w:pPr>
+      <w:r>
+        <w:rPr>
+          <w:i/>
+          <w:iCs/>
+          <w:color w:val="3A7C22" w:themeColor="accent6" w:themeShade="BF"/>
+          <w:lang w:val="en-US"/>
+        </w:rPr>
+        <w:t>rhadcp_01_2020_200044_stage2</w:t>
+      </w:r>
+      <w:r>
+        <w:rPr>
+          <w:i/>
+          <w:iCs/>
+          <w:color w:val="3A7C22" w:themeColor="accent6" w:themeShade="BF"/>
+          <w:lang w:val="en-US"/>
+        </w:rPr>
+        <w:t xml:space="preserve"> </w:t>
+      </w:r>
+      <w:r>
+        <w:rPr>
+          <w:i/>
+          <w:iCs/>
+          <w:color w:val="3A7C22" w:themeColor="accent6" w:themeShade="BF"/>
+          <w:lang w:val="en-US"/>
+        </w:rPr>
+        <w:t>_f2_UV_hard_iron_mag_dev_correction.png</w:t>
+      </w:r>
+    </w:p>
+    <w:p>
+      <w:pPr>
+        <w:pStyle w:val="ListParagraph"/>
+        <w:numPr>
+          <w:ilvl w:val="0"/>
+          <w:numId w:val="34"/>
+        </w:numPr>
+        <w:ind w:left="426"/>
+        <w:rPr>
+          <w:i/>
+          <w:iCs/>
+          <w:color w:val="3A7C22" w:themeColor="accent6" w:themeShade="BF"/>
+          <w:lang w:val="en-US"/>
+        </w:rPr>
+      </w:pPr>
+      <w:r>
+        <w:rPr>
+          <w:i/>
+          <w:iCs/>
+          <w:color w:val="3A7C22" w:themeColor="accent6" w:themeShade="BF"/>
+          <w:lang w:val="en-US"/>
+        </w:rPr>
+        <w:t>rhadcp_01_2020_200044_stage2_</w:t>
+      </w:r>
+      <w:r>
+        <w:rPr>
+          <w:i/>
+          <w:iCs/>
+          <w:color w:val="3A7C22" w:themeColor="accent6" w:themeShade="BF"/>
+          <w:lang w:val="en-US"/>
+        </w:rPr>
+        <w:t xml:space="preserve"> </w:t>
+      </w:r>
+      <w:r>
+        <w:rPr>
+          <w:i/>
+          <w:iCs/>
+          <w:color w:val="3A7C22" w:themeColor="accent6" w:themeShade="BF"/>
+          <w:lang w:val="en-US"/>
+        </w:rPr>
+        <w:t>f3_SoS_correction_range.png</w:t>
+      </w:r>
+    </w:p>
+    <w:p>
+      <w:pPr>
+        <w:pStyle w:val="ListParagraph"/>
+        <w:numPr>
+          <w:ilvl w:val="0"/>
+          <w:numId w:val="34"/>
+        </w:numPr>
+        <w:ind w:left="426"/>
+        <w:rPr>
+          <w:i/>
+          <w:iCs/>
+          <w:color w:val="3A7C22" w:themeColor="accent6" w:themeShade="BF"/>
+          <w:lang w:val="en-US"/>
+        </w:rPr>
+      </w:pPr>
+      <w:r>
+        <w:rPr>
+          <w:i/>
+          <w:iCs/>
+          <w:color w:val="3A7C22" w:themeColor="accent6" w:themeShade="BF"/>
+          <w:lang w:val="en-US"/>
+        </w:rPr>
+        <w:t>rhadcp_01_2020_200044_stage2</w:t>
+      </w:r>
+      <w:r>
+        <w:rPr>
+          <w:i/>
+          <w:iCs/>
+          <w:color w:val="3A7C22" w:themeColor="accent6" w:themeShade="BF"/>
+          <w:lang w:val="en-US"/>
+        </w:rPr>
+        <w:t xml:space="preserve"> </w:t>
+      </w:r>
+      <w:r>
+        <w:rPr>
+          <w:i/>
+          <w:iCs/>
+          <w:color w:val="3A7C22" w:themeColor="accent6" w:themeShade="BF"/>
+          <w:lang w:val="en-US"/>
+        </w:rPr>
+        <w:t>_f3_uv_first_bint.png</w:t>
+      </w:r>
+    </w:p>
+    <w:p>
+      <w:pPr>
+        <w:pStyle w:val="ListParagraph"/>
+        <w:numPr>
+          <w:ilvl w:val="0"/>
+          <w:numId w:val="34"/>
+        </w:numPr>
+        <w:ind w:left="426"/>
+        <w:rPr>
+          <w:i/>
+          <w:iCs/>
+          <w:color w:val="3A7C22" w:themeColor="accent6" w:themeShade="BF"/>
+          <w:lang w:val="en-US"/>
+        </w:rPr>
+      </w:pPr>
+      <w:r>
+        <w:rPr>
+          <w:i/>
+          <w:iCs/>
+          <w:color w:val="3A7C22" w:themeColor="accent6" w:themeShade="BF"/>
+          <w:lang w:val="en-US"/>
+        </w:rPr>
+        <w:t>rhadcp_01_2020_200044_stage2_</w:t>
+      </w:r>
+      <w:r>
+        <w:rPr>
+          <w:i/>
+          <w:iCs/>
+          <w:color w:val="3A7C22" w:themeColor="accent6" w:themeShade="BF"/>
+          <w:lang w:val="en-US"/>
+        </w:rPr>
+        <w:t xml:space="preserve"> </w:t>
+      </w:r>
+      <w:r>
+        <w:rPr>
+          <w:i/>
+          <w:iCs/>
+          <w:color w:val="3A7C22" w:themeColor="accent6" w:themeShade="BF"/>
+          <w:lang w:val="en-US"/>
+        </w:rPr>
+        <w:t>f4_sidelobe_interference.png</w:t>
+      </w:r>
+    </w:p>
+    <w:p>
+      <w:pPr>
+        <w:rPr>
+          <w:i/>
+          <w:iCs/>
+          <w:color w:val="3A7C22" w:themeColor="accent6" w:themeShade="BF"/>
+          <w:lang w:val="en-US"/>
+        </w:rPr>
+      </w:pPr>
+      <w:r>
+        <w:rPr>
+          <w:lang w:val="en-US"/>
+        </w:rPr>
+        <w:t>Log file</w:t>
+      </w:r>
+      <w:r>
+        <w:rPr>
+          <w:lang w:val="en-US"/>
+        </w:rPr>
+        <w:t xml:space="preserve"> filename: </w:t>
+      </w:r>
+      <w:r>
+        <w:rPr>
+          <w:i/>
+          <w:iCs/>
+          <w:color w:val="3A7C22" w:themeColor="accent6" w:themeShade="BF"/>
+          <w:lang w:val="en-US"/>
+        </w:rPr>
+        <w:t>moor_id_</w:t>
+      </w:r>
+      <w:r>
+        <w:rPr>
+          <w:i/>
+          <w:iCs/>
+          <w:color w:val="3A7C22" w:themeColor="accent6" w:themeShade="BF"/>
+          <w:lang w:val="en-US"/>
+        </w:rPr>
+        <w:t>ADCP</w:t>
+      </w:r>
+      <w:r>
+        <w:rPr>
+          <w:i/>
+          <w:iCs/>
+          <w:color w:val="3A7C22" w:themeColor="accent6" w:themeShade="BF"/>
+          <w:lang w:val="en-US"/>
+        </w:rPr>
+        <w:t>_stage</w:t>
+      </w:r>
+      <w:r>
+        <w:rPr>
+          <w:i/>
+          <w:iCs/>
+          <w:color w:val="3A7C22" w:themeColor="accent6" w:themeShade="BF"/>
+          <w:lang w:val="en-US"/>
+        </w:rPr>
+        <w:t>2</w:t>
+      </w:r>
+      <w:r>
+        <w:rPr>
+          <w:i/>
+          <w:iCs/>
+          <w:color w:val="3A7C22" w:themeColor="accent6" w:themeShade="BF"/>
+          <w:lang w:val="en-US"/>
+        </w:rPr>
+        <w:t>.nc</w:t>
+      </w:r>
+      <w:r>
+        <w:rPr>
+          <w:lang w:val="en-US"/>
+        </w:rPr>
+        <w:t xml:space="preserve">,  e.g. for JC238: </w:t>
+      </w:r>
+      <w:r>
+        <w:rPr>
+          <w:i/>
+          <w:iCs/>
+          <w:color w:val="3A7C22" w:themeColor="accent6" w:themeShade="BF"/>
+          <w:lang w:val="en-US"/>
+        </w:rPr>
+        <w:t>rhadcp_0</w:t>
+      </w:r>
+      <w:r>
+        <w:rPr>
+          <w:i/>
+          <w:iCs/>
+          <w:color w:val="3A7C22" w:themeColor="accent6" w:themeShade="BF"/>
+          <w:lang w:val="en-US"/>
+        </w:rPr>
+        <w:t>1</w:t>
+      </w:r>
+      <w:r>
+        <w:rPr>
+          <w:i/>
+          <w:iCs/>
+          <w:color w:val="3A7C22" w:themeColor="accent6" w:themeShade="BF"/>
+          <w:lang w:val="en-US"/>
+        </w:rPr>
+        <w:t>_202</w:t>
+      </w:r>
+      <w:r>
+        <w:rPr>
+          <w:i/>
+          <w:iCs/>
+          <w:color w:val="3A7C22" w:themeColor="accent6" w:themeShade="BF"/>
+          <w:lang w:val="en-US"/>
+        </w:rPr>
+        <w:t>0</w:t>
+      </w:r>
+      <w:r>
+        <w:rPr>
+          <w:i/>
+          <w:iCs/>
+          <w:color w:val="3A7C22" w:themeColor="accent6" w:themeShade="BF"/>
+          <w:lang w:val="en-US"/>
+        </w:rPr>
+        <w:t>_ADCP_stage</w:t>
+      </w:r>
+      <w:r>
+        <w:rPr>
+          <w:i/>
+          <w:iCs/>
+          <w:color w:val="3A7C22" w:themeColor="accent6" w:themeShade="BF"/>
+          <w:lang w:val="en-US"/>
+        </w:rPr>
+        <w:t>2</w:t>
+      </w:r>
+      <w:r>
+        <w:rPr>
+          <w:i/>
+          <w:iCs/>
+          <w:color w:val="3A7C22" w:themeColor="accent6" w:themeShade="BF"/>
+          <w:lang w:val="en-US"/>
+        </w:rPr>
+        <w:t>.log</w:t>
+      </w:r>
+    </w:p>
+    <w:p>
+      <w:pPr>
+        <w:rPr>
+          <w:i/>
+          <w:iCs/>
+          <w:color w:val="4EA72E" w:themeColor="accent6"/>
+          <w:lang w:val="en-US"/>
+        </w:rPr>
+      </w:pPr>
+      <w:r>
+        <w:rPr>
+          <w:lang w:val="en-US"/>
+        </w:rPr>
+        <w:t xml:space="preserve">Data directory:  </w:t>
+      </w:r>
+      <w:r>
+        <w:rPr>
+          <w:i/>
+          <w:iCs/>
+          <w:color w:val="4C94D8" w:themeColor="text2" w:themeTint="80"/>
+          <w:lang w:val="en-US"/>
+        </w:rPr>
+        <w:t>osnap</w:t>
+      </w:r>
+      <w:r>
+        <w:rPr>
+          <w:i/>
+          <w:iCs/>
+          <w:color w:val="4C94D8" w:themeColor="text2" w:themeTint="80"/>
+          <w:lang w:val="en-US"/>
+        </w:rPr>
+        <w:t>\</w:t>
+      </w:r>
+      <w:r>
+        <w:rPr>
+          <w:i/>
+          <w:iCs/>
+          <w:color w:val="4C94D8" w:themeColor="text2" w:themeTint="80"/>
+          <w:lang w:val="en-US"/>
+        </w:rPr>
+        <w:t>data</w:t>
+      </w:r>
+      <w:r>
+        <w:rPr>
+          <w:i/>
+          <w:iCs/>
+          <w:color w:val="4C94D8" w:themeColor="text2" w:themeTint="80"/>
+          <w:lang w:val="en-US"/>
+        </w:rPr>
+        <w:t>\</w:t>
+      </w:r>
+      <w:r>
+        <w:rPr>
+          <w:i/>
+          <w:iCs/>
+          <w:color w:val="4C94D8" w:themeColor="text2" w:themeTint="80"/>
+          <w:lang w:val="en-US"/>
+        </w:rPr>
+        <w:t>moor</w:t>
+      </w:r>
+      <w:r>
+        <w:rPr>
+          <w:i/>
+          <w:iCs/>
+          <w:color w:val="4C94D8" w:themeColor="text2" w:themeTint="80"/>
+          <w:lang w:val="en-US"/>
+        </w:rPr>
+        <w:t>\</w:t>
+      </w:r>
+      <w:r>
+        <w:rPr>
+          <w:i/>
+          <w:iCs/>
+          <w:color w:val="4C94D8" w:themeColor="text2" w:themeTint="80"/>
+          <w:lang w:val="en-US"/>
+        </w:rPr>
+        <w:t>proc</w:t>
+      </w:r>
+      <w:r>
+        <w:rPr>
+          <w:i/>
+          <w:iCs/>
+          <w:color w:val="4C94D8" w:themeColor="text2" w:themeTint="80"/>
+          <w:lang w:val="en-US"/>
+        </w:rPr>
+        <w:t>\</w:t>
+      </w:r>
+      <w:r>
+        <w:rPr>
+          <w:i/>
+          <w:iCs/>
+          <w:color w:val="4C94D8" w:themeColor="text2" w:themeTint="80"/>
+          <w:lang w:val="en-US"/>
+        </w:rPr>
+        <w:t>moor_id</w:t>
+      </w:r>
+      <w:r>
+        <w:rPr>
+          <w:i/>
+          <w:iCs/>
+          <w:color w:val="4C94D8" w:themeColor="text2" w:themeTint="80"/>
+          <w:lang w:val="en-US"/>
+        </w:rPr>
+        <w:t>\</w:t>
+      </w:r>
+      <w:r>
+        <w:rPr>
+          <w:i/>
+          <w:iCs/>
+          <w:color w:val="4C94D8" w:themeColor="text2" w:themeTint="80"/>
+          <w:lang w:val="en-US"/>
+        </w:rPr>
+        <w:t>adcp_S55</w:t>
+      </w:r>
+      <w:r>
+        <w:rPr>
+          <w:i/>
+          <w:iCs/>
+          <w:color w:val="4C94D8" w:themeColor="text2" w:themeTint="80"/>
+          <w:lang w:val="en-US"/>
+        </w:rPr>
+        <w:t>\</w:t>
+      </w:r>
+    </w:p>
+    <w:p>
+      <w:pPr>
+        <w:rPr>
+          <w:i/>
+          <w:iCs/>
+          <w:color w:val="4EA72E" w:themeColor="accent6"/>
+          <w:lang w:val="en-US"/>
+        </w:rPr>
+      </w:pPr>
+      <w:r>
+        <w:rPr>
+          <w:lang w:val="en-US"/>
+        </w:rPr>
+        <w:t xml:space="preserve">E.g. for JC238:  </w:t>
+      </w:r>
+      <w:r>
+        <w:rPr>
+          <w:i/>
+          <w:iCs/>
+          <w:color w:val="4C94D8" w:themeColor="text2" w:themeTint="80"/>
+          <w:lang w:val="en-US"/>
+        </w:rPr>
+        <w:t>osnap\data\moor\proc\rhadcp_01_2020\adcp_S55\</w:t>
+      </w:r>
+    </w:p>
+    <w:p>
+      <w:pPr>
+        <w:rPr>
+          <w:lang w:val="en-US"/>
+        </w:rPr>
+      </w:pPr>
+      <w:r>
+        <w:rPr>
+          <w:lang w:val="en-US"/>
+        </w:rPr>
+        <w:t xml:space="preserve">The function </w:t>
+      </w:r>
+      <w:r>
+        <w:rPr>
+          <w:i/>
+          <w:iCs/>
+          <w:color w:val="C00000"/>
+          <w:lang w:val="en-US"/>
+        </w:rPr>
+        <w:t>s55_load_nc_as_struct.m</w:t>
+      </w:r>
+      <w:r>
+        <w:rPr>
+          <w:i/>
+          <w:iCs/>
+          <w:lang w:val="en-US"/>
+        </w:rPr>
+        <w:t xml:space="preserve"> </w:t>
+      </w:r>
+      <w:r>
+        <w:rPr>
+          <w:lang w:val="en-US"/>
+        </w:rPr>
+        <w:t>load</w:t>
+      </w:r>
+      <w:r>
+        <w:rPr>
+          <w:lang w:val="en-US"/>
+        </w:rPr>
+        <w:t>s saved nc-file</w:t>
+      </w:r>
+      <w:r>
+        <w:rPr>
+          <w:lang w:val="en-US"/>
+        </w:rPr>
+        <w:t xml:space="preserve"> from stage1</w:t>
+      </w:r>
+      <w:r>
+        <w:rPr>
+          <w:lang w:val="en-US"/>
+        </w:rPr>
+        <w:t xml:space="preserve"> as matlab structure.</w:t>
+      </w:r>
+    </w:p>
+    <w:p>
+      <w:pPr>
         <w:spacing w:after="0"/>
         <w:rPr>
           <w:lang w:val="en-US"/>
         </w:rPr>
       </w:pPr>
+      <w:r>
+        <w:rPr>
+          <w:lang w:val="en-US"/>
+        </w:rPr>
+        <w:t>In this stage corrections are applied to data and the ensemble mean is calculated:</w:t>
+      </w:r>
+    </w:p>
+    <w:p>
+      <w:pPr>
+        <w:pStyle w:val="Heading3"/>
+        <w:rPr>
+          <w:lang w:val="en-US"/>
+        </w:rPr>
+      </w:pPr>
+      <w:r>
+        <w:t>Figure 1 – status: done</w:t>
+      </w:r>
     </w:p>
     <w:p>
       <w:pPr>
@@ -4505,15 +5812,256 @@
           <w:numId w:val="25"/>
         </w:numPr>
         <w:rPr>
-          <w:lang w:val="en-US"/>
-        </w:rPr>
-      </w:pPr>
-      <w:r>
-        <w:rPr>
           <w:b/>
           <w:bCs/>
           <w:lang w:val="en-US"/>
         </w:rPr>
+      </w:pPr>
+      <w:r>
+        <w:rPr>
+          <w:b/>
+          <w:bCs/>
+          <w:lang w:val="en-US"/>
+        </w:rPr>
+        <w:t>Hard iron compass correction</w:t>
+      </w:r>
+      <w:r>
+        <w:rPr>
+          <w:b/>
+          <w:bCs/>
+          <w:lang w:val="en-US"/>
+        </w:rPr>
+        <w:t xml:space="preserve"> </w:t>
+      </w:r>
+    </w:p>
+    <w:p>
+      <w:pPr>
+        <w:pStyle w:val="ListParagraph"/>
+        <w:ind w:left="502"/>
+        <w:rPr>
+          <w:lang w:val="en-US"/>
+        </w:rPr>
+      </w:pPr>
+      <w:r>
+        <w:rPr>
+          <w:lang w:val="en-US"/>
+        </w:rPr>
+        <w:t>This is the first correction. After plot comes up operator can select a time frame to improve circle fit. E.g. for JC238 ADCP rotated only at beginning</w:t>
+      </w:r>
+      <w:r>
+        <w:rPr>
+          <w:lang w:val="en-US"/>
+        </w:rPr>
+        <w:t>.</w:t>
+      </w:r>
+      <w:r>
+        <w:rPr>
+          <w:lang w:val="en-US"/>
+        </w:rPr>
+        <w:t xml:space="preserve"> </w:t>
+      </w:r>
+    </w:p>
+    <w:p>
+      <w:pPr>
+        <w:pStyle w:val="Heading3"/>
+        <w:rPr>
+          <w:lang w:val="en-US"/>
+        </w:rPr>
+      </w:pPr>
+      <w:r>
+        <w:t>Figure  – status: done</w:t>
+      </w:r>
+    </w:p>
+    <w:p>
+      <w:pPr>
+        <w:pStyle w:val="ListParagraph"/>
+        <w:numPr>
+          <w:ilvl w:val="0"/>
+          <w:numId w:val="25"/>
+        </w:numPr>
+        <w:rPr>
+          <w:lang w:val="en-US"/>
+        </w:rPr>
+      </w:pPr>
+      <w:r>
+        <w:rPr>
+          <w:b/>
+          <w:bCs/>
+          <w:lang w:val="en-US"/>
+        </w:rPr>
+        <w:t>Correct horizontal velocity for Magnetic Deviation</w:t>
+      </w:r>
+    </w:p>
+    <w:p>
+      <w:pPr>
+        <w:pStyle w:val="ListParagraph"/>
+        <w:ind w:left="502"/>
+        <w:rPr>
+          <w:lang w:val="en-US"/>
+        </w:rPr>
+      </w:pPr>
+      <w:r>
+        <w:rPr>
+          <w:lang w:val="en-US"/>
+        </w:rPr>
+        <w:t xml:space="preserve">After </w:t>
+      </w:r>
+      <w:r>
+        <w:rPr>
+          <w:lang w:val="en-US"/>
+        </w:rPr>
+        <w:t xml:space="preserve">hard-iron compass and magnetic deviation correction is applied to U and V, the horizontal velocities are plotted. </w:t>
+      </w:r>
+      <w:r>
+        <w:rPr>
+          <w:b/>
+          <w:bCs/>
+          <w:lang w:val="en-US"/>
+        </w:rPr>
+        <w:t>Please check rotations results in reasonable data</w:t>
+      </w:r>
+    </w:p>
+    <w:p>
+      <w:pPr>
+        <w:rPr>
+          <w:b/>
+          <w:bCs/>
+          <w:lang w:val="en-US"/>
+        </w:rPr>
+      </w:pPr>
+      <w:r>
+        <w:rPr>
+          <w:b/>
+          <w:bCs/>
+          <w:highlight w:val="yellow"/>
+          <w:lang w:val="en-US"/>
+        </w:rPr>
+        <w:t>Ensemble mean DS_EM is now created – this mean</w:t>
+      </w:r>
+      <w:r>
+        <w:rPr>
+          <w:b/>
+          <w:bCs/>
+          <w:highlight w:val="yellow"/>
+          <w:lang w:val="en-US"/>
+        </w:rPr>
+        <w:t>s</w:t>
+      </w:r>
+      <w:r>
+        <w:rPr>
+          <w:b/>
+          <w:bCs/>
+          <w:highlight w:val="yellow"/>
+          <w:lang w:val="en-US"/>
+        </w:rPr>
+        <w:t xml:space="preserve"> for Amplitudes and velocities all bad data are set NaN, so spike</w:t>
+      </w:r>
+      <w:r>
+        <w:rPr>
+          <w:b/>
+          <w:bCs/>
+          <w:highlight w:val="yellow"/>
+          <w:lang w:val="en-US"/>
+        </w:rPr>
+        <w:t>s/bad dat</w:t>
+      </w:r>
+      <w:r>
+        <w:rPr>
+          <w:b/>
+          <w:bCs/>
+          <w:highlight w:val="yellow"/>
+          <w:lang w:val="en-US"/>
+        </w:rPr>
+        <w:t>a</w:t>
+      </w:r>
+      <w:r>
+        <w:rPr>
+          <w:b/>
+          <w:bCs/>
+          <w:highlight w:val="yellow"/>
+          <w:lang w:val="en-US"/>
+        </w:rPr>
+        <w:t xml:space="preserve"> do not </w:t>
+      </w:r>
+      <w:r>
+        <w:rPr>
+          <w:b/>
+          <w:bCs/>
+          <w:highlight w:val="yellow"/>
+          <w:lang w:val="en-US"/>
+        </w:rPr>
+        <w:t>impact ensemble mean.</w:t>
+      </w:r>
+      <w:r>
+        <w:rPr>
+          <w:b/>
+          <w:bCs/>
+          <w:lang w:val="en-US"/>
+        </w:rPr>
+        <w:t xml:space="preserve"> Any</w:t>
+      </w:r>
+      <w:r>
+        <w:rPr>
+          <w:b/>
+          <w:bCs/>
+          <w:lang w:val="en-US"/>
+        </w:rPr>
+        <w:t xml:space="preserve"> following data processing is applied to ensemble mean.</w:t>
+      </w:r>
+    </w:p>
+    <w:p>
+      <w:pPr>
+        <w:pStyle w:val="Heading3"/>
+      </w:pPr>
+      <w:r>
+        <w:t xml:space="preserve">Figure </w:t>
+      </w:r>
+      <w:r>
+        <w:t>3</w:t>
+      </w:r>
+      <w:r>
+        <w:t xml:space="preserve"> – status: </w:t>
+      </w:r>
+      <w:r>
+        <w:t>done</w:t>
+      </w:r>
+    </w:p>
+    <w:p>
+      <w:pPr>
+        <w:rPr>
+          <w:lang w:val="en-US"/>
+        </w:rPr>
+      </w:pPr>
+      <w:r>
+        <w:rPr>
+          <w:lang w:val="en-US"/>
+        </w:rPr>
+        <w:t xml:space="preserve">Uses </w:t>
+      </w:r>
+      <w:r>
+        <w:rPr>
+          <w:lang w:val="en-US"/>
+        </w:rPr>
+        <w:t>SCOTIA data</w:t>
+      </w:r>
+    </w:p>
+    <w:p>
+      <w:pPr>
+        <w:pStyle w:val="ListParagraph"/>
+        <w:numPr>
+          <w:ilvl w:val="0"/>
+          <w:numId w:val="25"/>
+        </w:numPr>
+        <w:rPr>
+          <w:lang w:val="en-US"/>
+        </w:rPr>
+      </w:pPr>
+      <w:r>
+        <w:rPr>
+          <w:b/>
+          <w:bCs/>
+          <w:lang w:val="en-US"/>
+        </w:rPr>
         <w:t>Calculate mid depth of each bin:</w:t>
       </w:r>
       <w:r>
@@ -4526,49 +6074,13 @@
         <w:rPr>
           <w:lang w:val="en-US"/>
         </w:rPr>
-        <w:t>depth from pressure</w:t>
-      </w:r>
-      <w:r>
-        <w:rPr>
-          <w:lang w:val="en-US"/>
-        </w:rPr>
-        <w:t xml:space="preserve"> records </w:t>
-      </w:r>
-      <w:r>
-        <w:rPr>
-          <w:lang w:val="en-US"/>
-        </w:rPr>
-        <w:t>corrected by distance of first bin to transducer depth</w:t>
-      </w:r>
-      <w:r>
-        <w:rPr>
-          <w:lang w:val="en-US"/>
-        </w:rPr>
-        <w:t>(</w:t>
-      </w:r>
-      <w:r>
-        <w:rPr>
-          <w:lang w:val="en-US"/>
-        </w:rPr>
-        <w:t>, depth offset</w:t>
-      </w:r>
-      <w:r>
-        <w:rPr>
-          <w:lang w:val="en-US"/>
-        </w:rPr>
-        <w:t>)</w:t>
-      </w:r>
-      <w:r>
-        <w:rPr>
-          <w:lang w:val="en-US"/>
-        </w:rPr>
-        <w:t xml:space="preserve"> and speed of sound </w:t>
-      </w:r>
-      <w:r>
-        <w:rPr>
-          <w:lang w:val="en-US"/>
-        </w:rPr>
-        <w:t>mean profile</w:t>
+        <w:t>2 options available</w:t>
+      </w:r>
+      <w:r>
+        <w:rPr>
+          <w:lang w:val="en-US"/>
+        </w:rPr>
+        <w:t>, figure is only displayed for option with MicroCAT</w:t>
       </w:r>
     </w:p>
     <w:p>
@@ -4582,18 +6094,97 @@
           <w:lang w:val="en-US"/>
         </w:rPr>
       </w:pPr>
-      <w:commentRangeStart w:id="6"/>
-      <w:r>
-        <w:rPr>
-          <w:lang w:val="en-US"/>
-        </w:rPr>
-        <w:t xml:space="preserve">In post-processing check pressure sensor drift </w:t>
-      </w:r>
-      <w:r>
-        <w:rPr>
-          <w:lang w:val="en-US"/>
-        </w:rPr>
-        <w:t>by using calibrated MC pressure sensor data</w:t>
+      <w:r>
+        <w:rPr>
+          <w:lang w:val="en-US"/>
+        </w:rPr>
+        <w:t>Option 1: Without MicroCAT</w:t>
+      </w:r>
+      <w:r>
+        <w:rPr>
+          <w:lang w:val="en-US"/>
+        </w:rPr>
+        <w:t xml:space="preserve"> data: </w:t>
+      </w:r>
+      <w:r>
+        <w:rPr>
+          <w:lang w:val="en-US"/>
+        </w:rPr>
+        <w:t xml:space="preserve">depth from </w:t>
+      </w:r>
+      <w:r>
+        <w:rPr>
+          <w:lang w:val="en-US"/>
+        </w:rPr>
+        <w:t xml:space="preserve">ADCP pressure </w:t>
+      </w:r>
+      <w:r>
+        <w:rPr>
+          <w:lang w:val="en-US"/>
+        </w:rPr>
+        <w:t>and nominal range based on fixed SoS</w:t>
+      </w:r>
+      <w:r>
+        <w:rPr>
+          <w:lang w:val="en-US"/>
+        </w:rPr>
+        <w:t xml:space="preserve"> of instrument</w:t>
+      </w:r>
+    </w:p>
+    <w:p>
+      <w:pPr>
+        <w:pStyle w:val="ListParagraph"/>
+        <w:numPr>
+          <w:ilvl w:val="2"/>
+          <w:numId w:val="25"/>
+        </w:numPr>
+        <w:rPr>
+          <w:lang w:val="en-US"/>
+        </w:rPr>
+      </w:pPr>
+      <w:r>
+        <w:rPr>
+          <w:b/>
+          <w:bCs/>
+          <w:lang w:val="en-US"/>
+        </w:rPr>
+        <w:t>TODO</w:t>
+      </w:r>
+      <w:r>
+        <w:rPr>
+          <w:lang w:val="en-US"/>
+        </w:rPr>
+        <w:t>:</w:t>
+      </w:r>
+      <w:r>
+        <w:rPr>
+          <w:lang w:val="en-US"/>
+        </w:rPr>
+        <w:t xml:space="preserve"> Add option to the script </w:t>
+      </w:r>
+      <w:r>
+        <w:t>asking</w:t>
+      </w:r>
+      <w:r>
+        <w:t xml:space="preserve"> for user</w:t>
+      </w:r>
+      <w:r>
+        <w:t xml:space="preserve"> provided mean</w:t>
+      </w:r>
+      <w:r>
+        <w:t xml:space="preserve"> SoS </w:t>
+      </w:r>
+      <w:r>
+        <w:t xml:space="preserve">from previous </w:t>
+      </w:r>
+      <w:r>
+        <w:t>data</w:t>
+      </w:r>
+      <w:r>
+        <w:t xml:space="preserve"> to get is at least a bit correct</w:t>
+      </w:r>
+      <w:r>
+        <w:t>?</w:t>
       </w:r>
     </w:p>
     <w:p>
@@ -4611,23 +6202,206 @@
         <w:rPr>
           <w:lang w:val="en-US"/>
         </w:rPr>
-        <w:t>Use also MC measurements for speed of sound correction</w:t>
-      </w:r>
-      <w:commentRangeEnd w:id="6"/>
-      <w:r>
-        <w:rPr>
-          <w:rStyle w:val="CommentReference"/>
-          <w:sz w:val="24"/>
-          <w:szCs w:val="24"/>
-          <w:lang w:val="en-US"/>
-        </w:rPr>
-        <w:commentReference w:id="6"/>
-      </w:r>
-      <w:r>
-        <w:rPr>
-          <w:lang w:val="en-US"/>
-        </w:rPr>
-        <w:t>.</w:t>
+        <w:t>Option 2: Use MicroCAT data and SCOTIA</w:t>
+      </w:r>
+      <w:r>
+        <w:rPr>
+          <w:lang w:val="en-US"/>
+        </w:rPr>
+        <w:t xml:space="preserve"> – can be done during cruise using .use MicroCAT data</w:t>
+      </w:r>
+      <w:r>
+        <w:rPr>
+          <w:lang w:val="en-US"/>
+        </w:rPr>
+        <w:t xml:space="preserve"> - </w:t>
+      </w:r>
+      <w:r>
+        <w:rPr>
+          <w:b/>
+          <w:bCs/>
+          <w:lang w:val="en-US"/>
+        </w:rPr>
+        <w:t>TODO</w:t>
+      </w:r>
+      <w:r>
+        <w:rPr>
+          <w:lang w:val="en-US"/>
+        </w:rPr>
+        <w:t>: Add option to not use SCOTIA climatology in case it is not handy on board.</w:t>
+      </w:r>
+    </w:p>
+    <w:p>
+      <w:pPr>
+        <w:pStyle w:val="ListParagraph"/>
+        <w:numPr>
+          <w:ilvl w:val="2"/>
+          <w:numId w:val="25"/>
+        </w:numPr>
+        <w:rPr>
+          <w:lang w:val="en-US"/>
+        </w:rPr>
+      </w:pPr>
+      <w:r>
+        <w:rPr>
+          <w:lang w:val="en-US"/>
+        </w:rPr>
+        <w:t>Uses MicroCAT pressure and correct for offset to ADCP sensor head</w:t>
+      </w:r>
+    </w:p>
+    <w:p>
+      <w:pPr>
+        <w:pStyle w:val="ListParagraph"/>
+        <w:numPr>
+          <w:ilvl w:val="2"/>
+          <w:numId w:val="25"/>
+        </w:numPr>
+        <w:rPr>
+          <w:lang w:val="en-US"/>
+        </w:rPr>
+      </w:pPr>
+      <w:r>
+        <w:rPr>
+          <w:lang w:val="en-US"/>
+        </w:rPr>
+        <w:t xml:space="preserve">Uses MicroCAT T and S for </w:t>
+      </w:r>
+      <w:r>
+        <w:rPr>
+          <w:lang w:val="en-US"/>
+        </w:rPr>
+        <w:t>speed of sound correction of bin ranges</w:t>
+      </w:r>
+      <w:r>
+        <w:rPr>
+          <w:lang w:val="en-US"/>
+        </w:rPr>
+        <w:t>. Here three options are available:</w:t>
+      </w:r>
+    </w:p>
+    <w:p>
+      <w:pPr>
+        <w:pStyle w:val="ListParagraph"/>
+        <w:numPr>
+          <w:ilvl w:val="3"/>
+          <w:numId w:val="25"/>
+        </w:numPr>
+        <w:rPr>
+          <w:lang w:val="en-US"/>
+        </w:rPr>
+      </w:pPr>
+      <w:r>
+        <w:rPr>
+          <w:lang w:val="en-US"/>
+        </w:rPr>
+        <w:t>MicroCAT+Scotia monthly climatology (</w:t>
+      </w:r>
+      <w:r>
+        <w:rPr>
+          <w:lang w:val="en-US"/>
+        </w:rPr>
+        <w:t>time and depth varying)</w:t>
+      </w:r>
+    </w:p>
+    <w:p>
+      <w:pPr>
+        <w:pStyle w:val="ListParagraph"/>
+        <w:numPr>
+          <w:ilvl w:val="3"/>
+          <w:numId w:val="25"/>
+        </w:numPr>
+        <w:rPr>
+          <w:lang w:val="en-US"/>
+        </w:rPr>
+      </w:pPr>
+      <w:r>
+        <w:rPr>
+          <w:lang w:val="en-US"/>
+        </w:rPr>
+        <w:t>MicroCAT only (time varying, constant with depth)</w:t>
+      </w:r>
+    </w:p>
+    <w:p>
+      <w:pPr>
+        <w:pStyle w:val="ListParagraph"/>
+        <w:numPr>
+          <w:ilvl w:val="3"/>
+          <w:numId w:val="25"/>
+        </w:numPr>
+        <w:rPr>
+          <w:lang w:val="en-US"/>
+        </w:rPr>
+      </w:pPr>
+      <w:r>
+        <w:rPr>
+          <w:lang w:val="en-US"/>
+        </w:rPr>
+        <w:t>SCOTIA monthly climatology only (</w:t>
+      </w:r>
+      <w:r>
+        <w:rPr>
+          <w:lang w:val="en-US"/>
+        </w:rPr>
+        <w:t>(time-interpolated profile</w:t>
+      </w:r>
+      <w:r>
+        <w:rPr>
+          <w:lang w:val="en-US"/>
+        </w:rPr>
+        <w:t>, not recommended – only if MicroC</w:t>
+      </w:r>
+      <w:r>
+        <w:rPr>
+          <w:lang w:val="en-US"/>
+        </w:rPr>
+        <w:t>AT</w:t>
+      </w:r>
+      <w:r>
+        <w:rPr>
+          <w:lang w:val="en-US"/>
+        </w:rPr>
+        <w:t xml:space="preserve"> data is bad </w:t>
+      </w:r>
+      <w:r>
+        <w:rPr>
+          <w:lang w:val="en-US"/>
+        </w:rPr>
+        <w:t>maybe?</w:t>
+      </w:r>
+      <w:r>
+        <w:rPr>
+          <w:lang w:val="en-US"/>
+        </w:rPr>
+        <w:t xml:space="preserve">– think about adding mean SoS on sensor head from previous </w:t>
+      </w:r>
+      <w:r>
+        <w:rPr>
+          <w:lang w:val="en-US"/>
+        </w:rPr>
+        <w:t>data</w:t>
+      </w:r>
+      <w:r>
+        <w:rPr>
+          <w:lang w:val="en-US"/>
+        </w:rPr>
+        <w:t>)</w:t>
+      </w:r>
+    </w:p>
+    <w:p>
+      <w:pPr>
+        <w:pStyle w:val="Heading3"/>
+        <w:rPr>
+          <w:lang w:val="en-US"/>
+        </w:rPr>
+      </w:pPr>
+      <w:r>
+        <w:t xml:space="preserve">Figure </w:t>
+      </w:r>
+      <w:r>
+        <w:t>4</w:t>
+      </w:r>
+      <w:r>
+        <w:t xml:space="preserve"> – status: done</w:t>
       </w:r>
     </w:p>
     <w:p>
@@ -4641,14 +6415,45 @@
           <w:lang w:val="en-US"/>
         </w:rPr>
       </w:pPr>
-      <w:commentRangeStart w:id="7"/>
       <w:r>
         <w:rPr>
           <w:b/>
           <w:bCs/>
           <w:lang w:val="en-US"/>
         </w:rPr>
-        <w:t>Check side lobe interference:</w:t>
+        <w:t>S</w:t>
+      </w:r>
+      <w:r>
+        <w:rPr>
+          <w:b/>
+          <w:bCs/>
+          <w:lang w:val="en-US"/>
+        </w:rPr>
+        <w:t>de lobe interference</w:t>
+      </w:r>
+      <w:r>
+        <w:rPr>
+          <w:b/>
+          <w:bCs/>
+          <w:lang w:val="en-US"/>
+        </w:rPr>
+        <w:t xml:space="preserve"> is </w:t>
+      </w:r>
+      <w:r>
+        <w:rPr>
+          <w:b/>
+          <w:bCs/>
+          <w:lang w:val="en-US"/>
+        </w:rPr>
+        <w:t>calculated and option to remove is given (recommended)</w:t>
+      </w:r>
+      <w:r>
+        <w:rPr>
+          <w:b/>
+          <w:bCs/>
+          <w:lang w:val="en-US"/>
+        </w:rPr>
+        <w:t>:</w:t>
       </w:r>
     </w:p>
     <w:p>
@@ -4664,16 +6469,6 @@
           <w:lang w:val="en-US"/>
         </w:rPr>
         <w:t>As RHADCP is mounted on string I applied the following including pitch.</w:t>
-      </w:r>
-      <w:commentRangeEnd w:id="7"/>
-      <w:r>
-        <w:rPr>
-          <w:rStyle w:val="CommentReference"/>
-          <w:sz w:val="24"/>
-          <w:szCs w:val="24"/>
-          <w:lang w:val="en-US"/>
-        </w:rPr>
-        <w:commentReference w:id="7"/>
       </w:r>
     </w:p>
     <w:p>
@@ -4854,136 +6649,20 @@
     </w:p>
     <w:p>
       <w:pPr>
-        <w:ind w:left="360"/>
-        <w:rPr>
-          <w:lang w:val="en-US"/>
-        </w:rPr>
-      </w:pPr>
-      <w:r>
-        <w:rPr>
-          <w:highlight w:val="yellow"/>
-          <w:lang w:val="en-US"/>
-        </w:rPr>
-        <w:t xml:space="preserve">Is this automatically flagged as </w:t>
-      </w:r>
-      <w:r>
-        <w:rPr>
-          <w:highlight w:val="yellow"/>
-        </w:rPr>
-        <w:t>NaN</w:t>
-      </w:r>
-      <w:r>
-        <w:rPr>
-          <w:highlight w:val="yellow"/>
-          <w:lang w:val="en-US"/>
-        </w:rPr>
-        <w:t xml:space="preserve"> by the processing software? Do we supply a guess of surface distance (</w:t>
-      </w:r>
-      <m:oMath>
-        <m:sSub>
-          <m:sSubPr>
-            <m:ctrlPr>
-              <w:rPr>
-                <w:rFonts w:ascii="Cambria Math" w:hAnsi="Cambria Math"/>
-                <w:i/>
-                <w:highlight w:val="yellow"/>
-              </w:rPr>
-            </m:ctrlPr>
-          </m:sSubPr>
-          <m:e>
-            <m:r>
-              <w:rPr>
-                <w:rFonts w:ascii="Cambria Math" w:hAnsi="Cambria Math"/>
-                <w:highlight w:val="yellow"/>
-              </w:rPr>
-              <m:t>h</m:t>
-            </m:r>
-          </m:e>
-          <m:sub>
-            <m:r>
-              <w:rPr>
-                <w:rFonts w:ascii="Cambria Math" w:hAnsi="Cambria Math"/>
-                <w:highlight w:val="yellow"/>
-              </w:rPr>
-              <m:t>corr</m:t>
-            </m:r>
-          </m:sub>
-        </m:sSub>
-      </m:oMath>
-      <w:r>
-        <w:rPr>
-          <w:highlight w:val="yellow"/>
-          <w:lang w:val="en-US"/>
-        </w:rPr>
-        <w:t>) in the instrument settings?</w:t>
-      </w:r>
-      <w:r>
-        <w:rPr>
-          <w:lang w:val="en-US"/>
-        </w:rPr>
-        <w:t xml:space="preserve"> </w:t>
-      </w:r>
-    </w:p>
-    <w:p>
-      <w:pPr>
-        <w:ind w:left="360"/>
-        <w:rPr>
-          <w:lang w:val="en-US"/>
-        </w:rPr>
-      </w:pPr>
-      <w:r>
-        <w:rPr>
-          <w:lang w:val="en-US"/>
-        </w:rPr>
-        <w:t>I recall that in practice, contamination may extend beyond this limit due to surface roughness.</w:t>
-      </w:r>
-    </w:p>
-    <w:p>
-      <w:pPr>
-        <w:ind w:left="360"/>
-        <w:rPr>
-          <w:lang w:val="en-US"/>
-        </w:rPr>
-      </w:pPr>
-      <w:r>
-        <w:rPr>
-          <w:highlight w:val="yellow"/>
-          <w:lang w:val="en-US"/>
-        </w:rPr>
-        <w:t>Would the side lobe interference be detected by the correlation between echo and signal (e.g., dropping below 50%)?</w:t>
-      </w:r>
-      <w:r>
-        <w:rPr>
-          <w:lang w:val="en-US"/>
-        </w:rPr>
-        <w:t xml:space="preserve"> </w:t>
-      </w:r>
-    </w:p>
-    <w:p>
-      <w:pPr>
-        <w:pStyle w:val="ListParagraph"/>
-        <w:numPr>
-          <w:ilvl w:val="0"/>
-          <w:numId w:val="25"/>
-        </w:numPr>
-        <w:rPr>
-          <w:lang w:val="en-US"/>
-        </w:rPr>
-      </w:pPr>
-      <w:r>
-        <w:rPr>
-          <w:lang w:val="en-US"/>
-        </w:rPr>
-        <w:t>Hard iron compass correction</w:t>
-      </w:r>
-    </w:p>
-    <w:p>
-      <w:pPr>
-        <w:pStyle w:val="ListParagraph"/>
-        <w:numPr>
-          <w:ilvl w:val="0"/>
-          <w:numId w:val="25"/>
-        </w:numPr>
+        <w:pStyle w:val="Heading3"/>
+      </w:pPr>
+      <w:r>
+        <w:t>Save data</w:t>
+      </w:r>
+      <w:r>
+        <w:t xml:space="preserve"> – status:</w:t>
+      </w:r>
+      <w:r>
+        <w:t xml:space="preserve"> outstanding</w:t>
+      </w:r>
+    </w:p>
+    <w:p>
+      <w:pPr>
         <w:rPr>
           <w:lang w:val="en-US"/>
         </w:rPr>
@@ -4994,13 +6673,65 @@
           <w:bCs/>
           <w:lang w:val="en-US"/>
         </w:rPr>
-        <w:t>Correct horizontal velocity for Magnetic Deviation</w:t>
+        <w:t xml:space="preserve">TODO: </w:t>
+      </w:r>
+      <w:r>
+        <w:rPr>
+          <w:lang w:val="en-US"/>
+        </w:rPr>
+        <w:t xml:space="preserve">Save is as netcdf with the applied </w:t>
+      </w:r>
+      <w:r>
+        <w:rPr>
+          <w:lang w:val="en-US"/>
+        </w:rPr>
+        <w:t>O</w:t>
+      </w:r>
+      <w:r>
+        <w:rPr>
+          <w:lang w:val="en-US"/>
+        </w:rPr>
+        <w:t>ceanSites convention</w:t>
+      </w:r>
+      <w:r>
+        <w:rPr>
+          <w:lang w:val="en-US"/>
+        </w:rPr>
+        <w:t xml:space="preserve"> (write external function for it and maybe adjust </w:t>
+      </w:r>
+      <w:r>
+        <w:rPr>
+          <w:i/>
+          <w:iCs/>
+          <w:color w:val="C00000"/>
+          <w:lang w:val="en-US"/>
+        </w:rPr>
+        <w:t>s55_load_nc_as_struct.m</w:t>
+      </w:r>
+      <w:r>
+        <w:rPr>
+          <w:i/>
+          <w:iCs/>
+          <w:lang w:val="en-US"/>
+        </w:rPr>
+        <w:t xml:space="preserve"> </w:t>
+      </w:r>
+      <w:r>
+        <w:rPr>
+          <w:lang w:val="en-US"/>
+        </w:rPr>
+        <w:t>to also load STAGE2 data accordingly</w:t>
       </w:r>
     </w:p>
     <w:p>
       <w:pPr>
         <w:pStyle w:val="Heading2"/>
       </w:pPr>
+    </w:p>
+    <w:p>
+      <w:pPr>
+        <w:pStyle w:val="Heading2"/>
+      </w:pPr>
       <w:r>
         <w:t xml:space="preserve">STAGE </w:t>
       </w:r>
@@ -5030,11 +6761,6 @@
     </w:p>
     <w:p>
       <w:r>
-        <w:t>Stage 3 – grid on finer z grid?</w:t>
-      </w:r>
-    </w:p>
-    <w:p>
-      <w:r>
         <w:br w:type="page"/>
       </w:r>
     </w:p>
@@ -5043,7 +6769,6 @@
         <w:pStyle w:val="Heading2"/>
       </w:pPr>
       <w:r>
-        <w:lastRenderedPageBreak/>
         <w:t>Appendix</w:t>
       </w:r>
     </w:p>
@@ -8351,7 +10076,7 @@
       </w:r>
     </w:p>
   </w:comment>
-  <w:comment w:id="4" w:author="Kristin Burmeister" w:date="2026-01-27T15:49:00Z" w:initials="KB">
+  <w:comment w:id="4" w:author="Kristin Burmeister" w:date="2026-01-06T16:44:00Z" w:initials="KB">
     <w:p>
       <w:pPr>
         <w:pStyle w:val="CommentText"/>
@@ -8363,11 +10088,11 @@
         <w:annotationRef/>
       </w:r>
       <w:r>
-        <w:t>Kind of work in progress. Not sure how to flag this….</w:t>
+        <w:t xml:space="preserve">Could we flag it as “Compass probably bad - post-processing possible” but not to the correction because I would like to compare it with the other raw data and see if we could correct it then… </w:t>
       </w:r>
     </w:p>
   </w:comment>
-  <w:comment w:id="5" w:author="Kristin Burmeister" w:date="2026-01-06T16:44:00Z" w:initials="KB">
+  <w:comment w:id="5" w:author="Kristin Burmeister" w:date="2026-03-20T15:06:00Z" w:initials="KB">
     <w:p>
       <w:pPr>
         <w:pStyle w:val="CommentText"/>
@@ -8379,39 +10104,7 @@
         <w:annotationRef/>
       </w:r>
       <w:r>
-        <w:t xml:space="preserve">Could we flag it as “Compass probably bad - post-processing possible” but not to the correction because I would like to compare it with the other raw data and see if we could correct it then… </w:t>
-      </w:r>
-    </w:p>
-  </w:comment>
-  <w:comment w:id="6" w:author="Kristin Burmeister" w:date="2026-02-11T16:39:00Z" w:initials="KB">
-    <w:p>
-      <w:pPr>
-        <w:pStyle w:val="CommentText"/>
-      </w:pPr>
-      <w:r>
-        <w:rPr>
-          <w:rStyle w:val="CommentReference"/>
-        </w:rPr>
-        <w:annotationRef/>
-      </w:r>
-      <w:r>
-        <w:t>Needs to be added and automated</w:t>
-      </w:r>
-    </w:p>
-  </w:comment>
-  <w:comment w:id="7" w:author="Kristin Burmeister" w:date="2026-02-11T16:41:00Z" w:initials="KB">
-    <w:p>
-      <w:pPr>
-        <w:pStyle w:val="CommentText"/>
-      </w:pPr>
-      <w:r>
-        <w:rPr>
-          <w:rStyle w:val="CommentReference"/>
-        </w:rPr>
-        <w:annotationRef/>
-      </w:r>
-      <w:r>
-        <w:t>That probably should be done after depth calibration?</w:t>
+        <w:t>Needs to be done</w:t>
       </w:r>
     </w:p>
   </w:comment>
@@ -8424,10 +10117,8 @@
   <w15:commentEx w15:paraId="40C61E6C" w15:done="0"/>
   <w15:commentEx w15:paraId="30603793" w15:paraIdParent="40C61E6C" w15:done="0"/>
   <w15:commentEx w15:paraId="42A7A97C" w15:done="0"/>
-  <w15:commentEx w15:paraId="3624F258" w15:done="0"/>
   <w15:commentEx w15:paraId="0515072D" w15:done="1"/>
-  <w15:commentEx w15:paraId="1509A33A" w15:done="0"/>
-  <w15:commentEx w15:paraId="1E494E99" w15:done="0"/>
+  <w15:commentEx w15:paraId="173D870A" w15:done="0"/>
 </w15:commentsEx>
 </file>
 
@@ -8437,10 +10128,8 @@
   <w16cex:commentExtensible w16cex:durableId="2BBC945F" w16cex:dateUtc="2026-01-06T03:47:00Z"/>
   <w16cex:commentExtensible w16cex:durableId="6BF40AD2" w16cex:dateUtc="2026-01-06T03:48:00Z"/>
   <w16cex:commentExtensible w16cex:durableId="54EC9FCE" w16cex:dateUtc="2026-01-06T03:44:00Z"/>
-  <w16cex:commentExtensible w16cex:durableId="2DEF1A88" w16cex:dateUtc="2026-01-27T02:49:00Z"/>
   <w16cex:commentExtensible w16cex:durableId="41BFB27F" w16cex:dateUtc="2026-01-06T03:44:00Z"/>
-  <w16cex:commentExtensible w16cex:durableId="0EE6EA31" w16cex:dateUtc="2026-02-11T16:39:00Z"/>
-  <w16cex:commentExtensible w16cex:durableId="71A5AADE" w16cex:dateUtc="2026-02-11T16:41:00Z"/>
+  <w16cex:commentExtensible w16cex:durableId="4B8DFE2F" w16cex:dateUtc="2026-03-20T15:06:00Z"/>
 </w16cex:commentsExtensible>
 </file>
 
@@ -8450,10 +10139,8 @@
   <w16cid:commentId w16cid:paraId="40C61E6C" w16cid:durableId="2BBC945F"/>
   <w16cid:commentId w16cid:paraId="30603793" w16cid:durableId="6BF40AD2"/>
   <w16cid:commentId w16cid:paraId="42A7A97C" w16cid:durableId="54EC9FCE"/>
-  <w16cid:commentId w16cid:paraId="3624F258" w16cid:durableId="2DEF1A88"/>
   <w16cid:commentId w16cid:paraId="0515072D" w16cid:durableId="41BFB27F"/>
-  <w16cid:commentId w16cid:paraId="1509A33A" w16cid:durableId="0EE6EA31"/>
-  <w16cid:commentId w16cid:paraId="1E494E99" w16cid:durableId="71A5AADE"/>
+  <w16cid:commentId w16cid:paraId="173D870A" w16cid:durableId="4B8DFE2F"/>
 </w16cid:commentsIds>
 </file>
 
@@ -8731,7 +10418,7 @@
   <w:abstractNum w:abstractNumId="1" w15:restartNumberingAfterBreak="0">
     <w:nsid w:val="05C207BA"/>
     <w:multiLevelType w:val="multilevel"/>
-    <w:tmpl w:val="157EEDCC"/>
+    <w:tmpl w:val="66AEBB40"/>
     <w:lvl w:ilvl="0">
       <w:start w:val="1"/>
       <w:numFmt w:val="decimal"/>
@@ -8746,15 +10433,12 @@
     </w:lvl>
     <w:lvl w:ilvl="1">
       <w:start w:val="1"/>
-      <w:numFmt w:val="bullet"/>
-      <w:lvlText w:val=""/>
-      <w:lvlJc w:val="left"/>
-      <w:pPr>
-        <w:ind w:left="1440" w:hanging="360"/>
-      </w:pPr>
-      <w:rPr>
-        <w:rFonts w:ascii="Symbol" w:hAnsi="Symbol" w:hint="default"/>
-      </w:rPr>
+      <w:numFmt w:val="decimal"/>
+      <w:lvlText w:val="%2."/>
+      <w:lvlJc w:val="left"/>
+      <w:pPr>
+        <w:ind w:left="720" w:hanging="360"/>
+      </w:pPr>
     </w:lvl>
     <w:lvl w:ilvl="2" w:tentative="1">
       <w:start w:val="1"/>
@@ -9140,6 +10824,116 @@
     </w:lvl>
   </w:abstractNum>
   <w:abstractNum w:abstractNumId="4" w15:restartNumberingAfterBreak="0">
+    <w:nsid w:val="1B44403E"/>
+    <w:multiLevelType w:val="multilevel"/>
+    <w:tmpl w:val="6E3EA124"/>
+    <w:lvl w:ilvl="0">
+      <w:start w:val="1"/>
+      <w:numFmt w:val="decimal"/>
+      <w:lvlText w:val="%1."/>
+      <w:lvlJc w:val="left"/>
+      <w:pPr>
+        <w:tabs>
+          <w:tab w:val="num" w:pos="720"/>
+        </w:tabs>
+        <w:ind w:left="720" w:hanging="360"/>
+      </w:pPr>
+    </w:lvl>
+    <w:lvl w:ilvl="1">
+      <w:start w:val="1"/>
+      <w:numFmt w:val="lowerLetter"/>
+      <w:lvlText w:val="%2."/>
+      <w:lvlJc w:val="left"/>
+      <w:pPr>
+        <w:ind w:left="720" w:hanging="360"/>
+      </w:pPr>
+    </w:lvl>
+    <w:lvl w:ilvl="2" w:tentative="1">
+      <w:start w:val="1"/>
+      <w:numFmt w:val="decimal"/>
+      <w:lvlText w:val="%3."/>
+      <w:lvlJc w:val="left"/>
+      <w:pPr>
+        <w:tabs>
+          <w:tab w:val="num" w:pos="2160"/>
+        </w:tabs>
+        <w:ind w:left="2160" w:hanging="360"/>
+      </w:pPr>
+    </w:lvl>
+    <w:lvl w:ilvl="3" w:tentative="1">
+      <w:start w:val="1"/>
+      <w:numFmt w:val="decimal"/>
+      <w:lvlText w:val="%4."/>
+      <w:lvlJc w:val="left"/>
+      <w:pPr>
+        <w:tabs>
+          <w:tab w:val="num" w:pos="2880"/>
+        </w:tabs>
+        <w:ind w:left="2880" w:hanging="360"/>
+      </w:pPr>
+    </w:lvl>
+    <w:lvl w:ilvl="4" w:tentative="1">
+      <w:start w:val="1"/>
+      <w:numFmt w:val="decimal"/>
+      <w:lvlText w:val="%5."/>
+      <w:lvlJc w:val="left"/>
+      <w:pPr>
+        <w:tabs>
+          <w:tab w:val="num" w:pos="3600"/>
+        </w:tabs>
+        <w:ind w:left="3600" w:hanging="360"/>
+      </w:pPr>
+    </w:lvl>
+    <w:lvl w:ilvl="5" w:tentative="1">
+      <w:start w:val="1"/>
+      <w:numFmt w:val="decimal"/>
+      <w:lvlText w:val="%6."/>
+      <w:lvlJc w:val="left"/>
+      <w:pPr>
+        <w:tabs>
+          <w:tab w:val="num" w:pos="4320"/>
+        </w:tabs>
+        <w:ind w:left="4320" w:hanging="360"/>
+      </w:pPr>
+    </w:lvl>
+    <w:lvl w:ilvl="6" w:tentative="1">
+      <w:start w:val="1"/>
+      <w:numFmt w:val="decimal"/>
+      <w:lvlText w:val="%7."/>
+      <w:lvlJc w:val="left"/>
+      <w:pPr>
+        <w:tabs>
+          <w:tab w:val="num" w:pos="5040"/>
+        </w:tabs>
+        <w:ind w:left="5040" w:hanging="360"/>
+      </w:pPr>
+    </w:lvl>
+    <w:lvl w:ilvl="7" w:tentative="1">
+      <w:start w:val="1"/>
+      <w:numFmt w:val="decimal"/>
+      <w:lvlText w:val="%8."/>
+      <w:lvlJc w:val="left"/>
+      <w:pPr>
+        <w:tabs>
+          <w:tab w:val="num" w:pos="5760"/>
+        </w:tabs>
+        <w:ind w:left="5760" w:hanging="360"/>
+      </w:pPr>
+    </w:lvl>
+    <w:lvl w:ilvl="8" w:tentative="1">
+      <w:start w:val="1"/>
+      <w:numFmt w:val="decimal"/>
+      <w:lvlText w:val="%9."/>
+      <w:lvlJc w:val="left"/>
+      <w:pPr>
+        <w:tabs>
+          <w:tab w:val="num" w:pos="6480"/>
+        </w:tabs>
+        <w:ind w:left="6480" w:hanging="360"/>
+      </w:pPr>
+    </w:lvl>
+  </w:abstractNum>
+  <w:abstractNum w:abstractNumId="5" w15:restartNumberingAfterBreak="0">
     <w:nsid w:val="23472601"/>
     <w:multiLevelType w:val="hybridMultilevel"/>
     <w:tmpl w:val="B19AD5D2"/>
@@ -9252,7 +11046,7 @@
       </w:rPr>
     </w:lvl>
   </w:abstractNum>
-  <w:abstractNum w:abstractNumId="5" w15:restartNumberingAfterBreak="0">
+  <w:abstractNum w:abstractNumId="6" w15:restartNumberingAfterBreak="0">
     <w:nsid w:val="268D34B0"/>
     <w:multiLevelType w:val="multilevel"/>
     <w:tmpl w:val="F5765C9A"/>
@@ -9365,7 +11159,7 @@
       </w:pPr>
     </w:lvl>
   </w:abstractNum>
-  <w:abstractNum w:abstractNumId="6" w15:restartNumberingAfterBreak="0">
+  <w:abstractNum w:abstractNumId="7" w15:restartNumberingAfterBreak="0">
     <w:nsid w:val="2860342D"/>
     <w:multiLevelType w:val="multilevel"/>
     <w:tmpl w:val="A5BCCF16"/>
@@ -9514,7 +11308,7 @@
       </w:rPr>
     </w:lvl>
   </w:abstractNum>
-  <w:abstractNum w:abstractNumId="7" w15:restartNumberingAfterBreak="0">
+  <w:abstractNum w:abstractNumId="8" w15:restartNumberingAfterBreak="0">
     <w:nsid w:val="2CE76810"/>
     <w:multiLevelType w:val="multilevel"/>
     <w:tmpl w:val="F8F449E8"/>
@@ -9663,10 +11457,10 @@
       </w:rPr>
     </w:lvl>
   </w:abstractNum>
-  <w:abstractNum w:abstractNumId="8" w15:restartNumberingAfterBreak="0">
+  <w:abstractNum w:abstractNumId="9" w15:restartNumberingAfterBreak="0">
     <w:nsid w:val="2DD86E25"/>
     <w:multiLevelType w:val="hybridMultilevel"/>
-    <w:tmpl w:val="C5F04574"/>
+    <w:tmpl w:val="1598D550"/>
     <w:lvl w:ilvl="0" w:tplc="0409000F">
       <w:start w:val="1"/>
       <w:numFmt w:val="decimal"/>
@@ -9676,7 +11470,7 @@
         <w:ind w:left="720" w:hanging="360"/>
       </w:pPr>
     </w:lvl>
-    <w:lvl w:ilvl="1" w:tplc="04090019" w:tentative="1">
+    <w:lvl w:ilvl="1" w:tplc="04090019">
       <w:start w:val="1"/>
       <w:numFmt w:val="lowerLetter"/>
       <w:lvlText w:val="%2."/>
@@ -9685,7 +11479,7 @@
         <w:ind w:left="1440" w:hanging="360"/>
       </w:pPr>
     </w:lvl>
-    <w:lvl w:ilvl="2" w:tplc="0409001B" w:tentative="1">
+    <w:lvl w:ilvl="2" w:tplc="0409001B">
       <w:start w:val="1"/>
       <w:numFmt w:val="lowerRoman"/>
       <w:lvlText w:val="%3."/>
@@ -9749,10 +11543,10 @@
       </w:pPr>
     </w:lvl>
   </w:abstractNum>
-  <w:abstractNum w:abstractNumId="9" w15:restartNumberingAfterBreak="0">
+  <w:abstractNum w:abstractNumId="10" w15:restartNumberingAfterBreak="0">
     <w:nsid w:val="2FE05074"/>
     <w:multiLevelType w:val="hybridMultilevel"/>
-    <w:tmpl w:val="6486DE8E"/>
+    <w:tmpl w:val="FA3444EC"/>
     <w:lvl w:ilvl="0" w:tplc="04090001">
       <w:start w:val="1"/>
       <w:numFmt w:val="bullet"/>
@@ -9862,7 +11656,7 @@
       </w:rPr>
     </w:lvl>
   </w:abstractNum>
-  <w:abstractNum w:abstractNumId="10" w15:restartNumberingAfterBreak="0">
+  <w:abstractNum w:abstractNumId="11" w15:restartNumberingAfterBreak="0">
     <w:nsid w:val="329D6ED1"/>
     <w:multiLevelType w:val="hybridMultilevel"/>
     <w:tmpl w:val="A2204EF4"/>
@@ -9975,7 +11769,7 @@
       </w:rPr>
     </w:lvl>
   </w:abstractNum>
-  <w:abstractNum w:abstractNumId="11" w15:restartNumberingAfterBreak="0">
+  <w:abstractNum w:abstractNumId="12" w15:restartNumberingAfterBreak="0">
     <w:nsid w:val="34013D8D"/>
     <w:multiLevelType w:val="hybridMultilevel"/>
     <w:tmpl w:val="F14CA870"/>
@@ -10088,7 +11882,7 @@
       </w:rPr>
     </w:lvl>
   </w:abstractNum>
-  <w:abstractNum w:abstractNumId="12" w15:restartNumberingAfterBreak="0">
+  <w:abstractNum w:abstractNumId="13" w15:restartNumberingAfterBreak="0">
     <w:nsid w:val="34CC2C91"/>
     <w:multiLevelType w:val="multilevel"/>
     <w:tmpl w:val="0A62D2D6"/>
@@ -10206,7 +12000,7 @@
       </w:pPr>
     </w:lvl>
   </w:abstractNum>
-  <w:abstractNum w:abstractNumId="13" w15:restartNumberingAfterBreak="0">
+  <w:abstractNum w:abstractNumId="14" w15:restartNumberingAfterBreak="0">
     <w:nsid w:val="351D5866"/>
     <w:multiLevelType w:val="multilevel"/>
     <w:tmpl w:val="FB2ECAC8"/>
@@ -10355,7 +12149,7 @@
       </w:rPr>
     </w:lvl>
   </w:abstractNum>
-  <w:abstractNum w:abstractNumId="14" w15:restartNumberingAfterBreak="0">
+  <w:abstractNum w:abstractNumId="15" w15:restartNumberingAfterBreak="0">
     <w:nsid w:val="35913AD7"/>
     <w:multiLevelType w:val="multilevel"/>
     <w:tmpl w:val="323A3D2C"/>
@@ -10496,7 +12290,7 @@
       </w:rPr>
     </w:lvl>
   </w:abstractNum>
-  <w:abstractNum w:abstractNumId="15" w15:restartNumberingAfterBreak="0">
+  <w:abstractNum w:abstractNumId="16" w15:restartNumberingAfterBreak="0">
     <w:nsid w:val="36CB3BDB"/>
     <w:multiLevelType w:val="multilevel"/>
     <w:tmpl w:val="18446BDA"/>
@@ -10645,7 +12439,7 @@
       </w:rPr>
     </w:lvl>
   </w:abstractNum>
-  <w:abstractNum w:abstractNumId="16" w15:restartNumberingAfterBreak="0">
+  <w:abstractNum w:abstractNumId="17" w15:restartNumberingAfterBreak="0">
     <w:nsid w:val="36FB64B9"/>
     <w:multiLevelType w:val="hybridMultilevel"/>
     <w:tmpl w:val="483ECF90"/>
@@ -10758,7 +12552,7 @@
       </w:rPr>
     </w:lvl>
   </w:abstractNum>
-  <w:abstractNum w:abstractNumId="17" w15:restartNumberingAfterBreak="0">
+  <w:abstractNum w:abstractNumId="18" w15:restartNumberingAfterBreak="0">
     <w:nsid w:val="3B83570D"/>
     <w:multiLevelType w:val="multilevel"/>
     <w:tmpl w:val="11066F98"/>
@@ -10907,7 +12701,382 @@
       </w:rPr>
     </w:lvl>
   </w:abstractNum>
-  <w:abstractNum w:abstractNumId="18" w15:restartNumberingAfterBreak="0">
+  <w:abstractNum w:abstractNumId="19" w15:restartNumberingAfterBreak="0">
+    <w:nsid w:val="3ED41449"/>
+    <w:multiLevelType w:val="hybridMultilevel"/>
+    <w:tmpl w:val="C3D08A14"/>
+    <w:lvl w:ilvl="0" w:tplc="04090001">
+      <w:start w:val="1"/>
+      <w:numFmt w:val="bullet"/>
+      <w:lvlText w:val=""/>
+      <w:lvlJc w:val="left"/>
+      <w:pPr>
+        <w:ind w:left="720" w:hanging="360"/>
+      </w:pPr>
+      <w:rPr>
+        <w:rFonts w:ascii="Symbol" w:hAnsi="Symbol" w:hint="default"/>
+      </w:rPr>
+    </w:lvl>
+    <w:lvl w:ilvl="1" w:tplc="04090003" w:tentative="1">
+      <w:start w:val="1"/>
+      <w:numFmt w:val="bullet"/>
+      <w:lvlText w:val="o"/>
+      <w:lvlJc w:val="left"/>
+      <w:pPr>
+        <w:ind w:left="1440" w:hanging="360"/>
+      </w:pPr>
+      <w:rPr>
+        <w:rFonts w:ascii="Courier New" w:hAnsi="Courier New" w:cs="Courier New" w:hint="default"/>
+      </w:rPr>
+    </w:lvl>
+    <w:lvl w:ilvl="2" w:tplc="04090005" w:tentative="1">
+      <w:start w:val="1"/>
+      <w:numFmt w:val="bullet"/>
+      <w:lvlText w:val=""/>
+      <w:lvlJc w:val="left"/>
+      <w:pPr>
+        <w:ind w:left="2160" w:hanging="360"/>
+      </w:pPr>
+      <w:rPr>
+        <w:rFonts w:ascii="Wingdings" w:hAnsi="Wingdings" w:hint="default"/>
+      </w:rPr>
+    </w:lvl>
+    <w:lvl w:ilvl="3" w:tplc="04090001" w:tentative="1">
+      <w:start w:val="1"/>
+      <w:numFmt w:val="bullet"/>
+      <w:lvlText w:val=""/>
+      <w:lvlJc w:val="left"/>
+      <w:pPr>
+        <w:ind w:left="2880" w:hanging="360"/>
+      </w:pPr>
+      <w:rPr>
+        <w:rFonts w:ascii="Symbol" w:hAnsi="Symbol" w:hint="default"/>
+      </w:rPr>
+    </w:lvl>
+    <w:lvl w:ilvl="4" w:tplc="04090003" w:tentative="1">
+      <w:start w:val="1"/>
+      <w:numFmt w:val="bullet"/>
+      <w:lvlText w:val="o"/>
+      <w:lvlJc w:val="left"/>
+      <w:pPr>
+        <w:ind w:left="3600" w:hanging="360"/>
+      </w:pPr>
+      <w:rPr>
+        <w:rFonts w:ascii="Courier New" w:hAnsi="Courier New" w:cs="Courier New" w:hint="default"/>
+      </w:rPr>
+    </w:lvl>
+    <w:lvl w:ilvl="5" w:tplc="04090005" w:tentative="1">
+      <w:start w:val="1"/>
+      <w:numFmt w:val="bullet"/>
+      <w:lvlText w:val=""/>
+      <w:lvlJc w:val="left"/>
+      <w:pPr>
+        <w:ind w:left="4320" w:hanging="360"/>
+      </w:pPr>
+      <w:rPr>
+        <w:rFonts w:ascii="Wingdings" w:hAnsi="Wingdings" w:hint="default"/>
+      </w:rPr>
+    </w:lvl>
+    <w:lvl w:ilvl="6" w:tplc="04090001" w:tentative="1">
+      <w:start w:val="1"/>
+      <w:numFmt w:val="bullet"/>
+      <w:lvlText w:val=""/>
+      <w:lvlJc w:val="left"/>
+      <w:pPr>
+        <w:ind w:left="5040" w:hanging="360"/>
+      </w:pPr>
+      <w:rPr>
+        <w:rFonts w:ascii="Symbol" w:hAnsi="Symbol" w:hint="default"/>
+      </w:rPr>
+    </w:lvl>
+    <w:lvl w:ilvl="7" w:tplc="04090003" w:tentative="1">
+      <w:start w:val="1"/>
+      <w:numFmt w:val="bullet"/>
+      <w:lvlText w:val="o"/>
+      <w:lvlJc w:val="left"/>
+      <w:pPr>
+        <w:ind w:left="5760" w:hanging="360"/>
+      </w:pPr>
+      <w:rPr>
+        <w:rFonts w:ascii="Courier New" w:hAnsi="Courier New" w:cs="Courier New" w:hint="default"/>
+      </w:rPr>
+    </w:lvl>
+    <w:lvl w:ilvl="8" w:tplc="04090005" w:tentative="1">
+      <w:start w:val="1"/>
+      <w:numFmt w:val="bullet"/>
+      <w:lvlText w:val=""/>
+      <w:lvlJc w:val="left"/>
+      <w:pPr>
+        <w:ind w:left="6480" w:hanging="360"/>
+      </w:pPr>
+      <w:rPr>
+        <w:rFonts w:ascii="Wingdings" w:hAnsi="Wingdings" w:hint="default"/>
+      </w:rPr>
+    </w:lvl>
+  </w:abstractNum>
+  <w:abstractNum w:abstractNumId="20" w15:restartNumberingAfterBreak="0">
+    <w:nsid w:val="40954E18"/>
+    <w:multiLevelType w:val="hybridMultilevel"/>
+    <w:tmpl w:val="46744E64"/>
+    <w:lvl w:ilvl="0" w:tplc="04090001">
+      <w:start w:val="1"/>
+      <w:numFmt w:val="bullet"/>
+      <w:lvlText w:val=""/>
+      <w:lvlJc w:val="left"/>
+      <w:pPr>
+        <w:ind w:left="720" w:hanging="360"/>
+      </w:pPr>
+      <w:rPr>
+        <w:rFonts w:ascii="Symbol" w:hAnsi="Symbol" w:hint="default"/>
+      </w:rPr>
+    </w:lvl>
+    <w:lvl w:ilvl="1" w:tplc="04090003" w:tentative="1">
+      <w:start w:val="1"/>
+      <w:numFmt w:val="bullet"/>
+      <w:lvlText w:val="o"/>
+      <w:lvlJc w:val="left"/>
+      <w:pPr>
+        <w:ind w:left="1440" w:hanging="360"/>
+      </w:pPr>
+      <w:rPr>
+        <w:rFonts w:ascii="Courier New" w:hAnsi="Courier New" w:cs="Courier New" w:hint="default"/>
+      </w:rPr>
+    </w:lvl>
+    <w:lvl w:ilvl="2" w:tplc="04090005" w:tentative="1">
+      <w:start w:val="1"/>
+      <w:numFmt w:val="bullet"/>
+      <w:lvlText w:val=""/>
+      <w:lvlJc w:val="left"/>
+      <w:pPr>
+        <w:ind w:left="2160" w:hanging="360"/>
+      </w:pPr>
+      <w:rPr>
+        <w:rFonts w:ascii="Wingdings" w:hAnsi="Wingdings" w:hint="default"/>
+      </w:rPr>
+    </w:lvl>
+    <w:lvl w:ilvl="3" w:tplc="04090001" w:tentative="1">
+      <w:start w:val="1"/>
+      <w:numFmt w:val="bullet"/>
+      <w:lvlText w:val=""/>
+      <w:lvlJc w:val="left"/>
+      <w:pPr>
+        <w:ind w:left="2880" w:hanging="360"/>
+      </w:pPr>
+      <w:rPr>
+        <w:rFonts w:ascii="Symbol" w:hAnsi="Symbol" w:hint="default"/>
+      </w:rPr>
+    </w:lvl>
+    <w:lvl w:ilvl="4" w:tplc="04090003" w:tentative="1">
+      <w:start w:val="1"/>
+      <w:numFmt w:val="bullet"/>
+      <w:lvlText w:val="o"/>
+      <w:lvlJc w:val="left"/>
+      <w:pPr>
+        <w:ind w:left="3600" w:hanging="360"/>
+      </w:pPr>
+      <w:rPr>
+        <w:rFonts w:ascii="Courier New" w:hAnsi="Courier New" w:cs="Courier New" w:hint="default"/>
+      </w:rPr>
+    </w:lvl>
+    <w:lvl w:ilvl="5" w:tplc="04090005" w:tentative="1">
+      <w:start w:val="1"/>
+      <w:numFmt w:val="bullet"/>
+      <w:lvlText w:val=""/>
+      <w:lvlJc w:val="left"/>
+      <w:pPr>
+        <w:ind w:left="4320" w:hanging="360"/>
+      </w:pPr>
+      <w:rPr>
+        <w:rFonts w:ascii="Wingdings" w:hAnsi="Wingdings" w:hint="default"/>
+      </w:rPr>
+    </w:lvl>
+    <w:lvl w:ilvl="6" w:tplc="04090001" w:tentative="1">
+      <w:start w:val="1"/>
+      <w:numFmt w:val="bullet"/>
+      <w:lvlText w:val=""/>
+      <w:lvlJc w:val="left"/>
+      <w:pPr>
+        <w:ind w:left="5040" w:hanging="360"/>
+      </w:pPr>
+      <w:rPr>
+        <w:rFonts w:ascii="Symbol" w:hAnsi="Symbol" w:hint="default"/>
+      </w:rPr>
+    </w:lvl>
+    <w:lvl w:ilvl="7" w:tplc="04090003" w:tentative="1">
+      <w:start w:val="1"/>
+      <w:numFmt w:val="bullet"/>
+      <w:lvlText w:val="o"/>
+      <w:lvlJc w:val="left"/>
+      <w:pPr>
+        <w:ind w:left="5760" w:hanging="360"/>
+      </w:pPr>
+      <w:rPr>
+        <w:rFonts w:ascii="Courier New" w:hAnsi="Courier New" w:cs="Courier New" w:hint="default"/>
+      </w:rPr>
+    </w:lvl>
+    <w:lvl w:ilvl="8" w:tplc="04090005" w:tentative="1">
+      <w:start w:val="1"/>
+      <w:numFmt w:val="bullet"/>
+      <w:lvlText w:val=""/>
+      <w:lvlJc w:val="left"/>
+      <w:pPr>
+        <w:ind w:left="6480" w:hanging="360"/>
+      </w:pPr>
+      <w:rPr>
+        <w:rFonts w:ascii="Wingdings" w:hAnsi="Wingdings" w:hint="default"/>
+      </w:rPr>
+    </w:lvl>
+  </w:abstractNum>
+  <w:abstractNum w:abstractNumId="21" w15:restartNumberingAfterBreak="0">
+    <w:nsid w:val="45300557"/>
+    <w:multiLevelType w:val="multilevel"/>
+    <w:tmpl w:val="F898854E"/>
+    <w:lvl w:ilvl="0">
+      <w:start w:val="1"/>
+      <w:numFmt w:val="bullet"/>
+      <w:lvlText w:val=""/>
+      <w:lvlJc w:val="left"/>
+      <w:pPr>
+        <w:tabs>
+          <w:tab w:val="num" w:pos="720"/>
+        </w:tabs>
+        <w:ind w:left="720" w:hanging="360"/>
+      </w:pPr>
+      <w:rPr>
+        <w:rFonts w:ascii="Symbol" w:hAnsi="Symbol" w:hint="default"/>
+        <w:sz w:val="20"/>
+      </w:rPr>
+    </w:lvl>
+    <w:lvl w:ilvl="1" w:tentative="1">
+      <w:start w:val="1"/>
+      <w:numFmt w:val="bullet"/>
+      <w:lvlText w:val="o"/>
+      <w:lvlJc w:val="left"/>
+      <w:pPr>
+        <w:tabs>
+          <w:tab w:val="num" w:pos="1440"/>
+        </w:tabs>
+        <w:ind w:left="1440" w:hanging="360"/>
+      </w:pPr>
+      <w:rPr>
+        <w:rFonts w:ascii="Courier New" w:hAnsi="Courier New" w:hint="default"/>
+        <w:sz w:val="20"/>
+      </w:rPr>
+    </w:lvl>
+    <w:lvl w:ilvl="2" w:tentative="1">
+      <w:start w:val="1"/>
+      <w:numFmt w:val="bullet"/>
+      <w:lvlText w:val=""/>
+      <w:lvlJc w:val="left"/>
+      <w:pPr>
+        <w:tabs>
+          <w:tab w:val="num" w:pos="2160"/>
+        </w:tabs>
+        <w:ind w:left="2160" w:hanging="360"/>
+      </w:pPr>
+      <w:rPr>
+        <w:rFonts w:ascii="Wingdings" w:hAnsi="Wingdings" w:hint="default"/>
+        <w:sz w:val="20"/>
+      </w:rPr>
+    </w:lvl>
+    <w:lvl w:ilvl="3" w:tentative="1">
+      <w:start w:val="1"/>
+      <w:numFmt w:val="bullet"/>
+      <w:lvlText w:val=""/>
+      <w:lvlJc w:val="left"/>
+      <w:pPr>
+        <w:tabs>
+          <w:tab w:val="num" w:pos="2880"/>
+        </w:tabs>
+        <w:ind w:left="2880" w:hanging="360"/>
+      </w:pPr>
+      <w:rPr>
+        <w:rFonts w:ascii="Wingdings" w:hAnsi="Wingdings" w:hint="default"/>
+        <w:sz w:val="20"/>
+      </w:rPr>
+    </w:lvl>
+    <w:lvl w:ilvl="4" w:tentative="1">
+      <w:start w:val="1"/>
+      <w:numFmt w:val="bullet"/>
+      <w:lvlText w:val=""/>
+      <w:lvlJc w:val="left"/>
+      <w:pPr>
+        <w:tabs>
+          <w:tab w:val="num" w:pos="3600"/>
+        </w:tabs>
+        <w:ind w:left="3600" w:hanging="360"/>
+      </w:pPr>
+      <w:rPr>
+        <w:rFonts w:ascii="Wingdings" w:hAnsi="Wingdings" w:hint="default"/>
+        <w:sz w:val="20"/>
+      </w:rPr>
+    </w:lvl>
+    <w:lvl w:ilvl="5" w:tentative="1">
+      <w:start w:val="1"/>
+      <w:numFmt w:val="bullet"/>
+      <w:lvlText w:val=""/>
+      <w:lvlJc w:val="left"/>
+      <w:pPr>
+        <w:tabs>
+          <w:tab w:val="num" w:pos="4320"/>
+        </w:tabs>
+        <w:ind w:left="4320" w:hanging="360"/>
+      </w:pPr>
+      <w:rPr>
+        <w:rFonts w:ascii="Wingdings" w:hAnsi="Wingdings" w:hint="default"/>
+        <w:sz w:val="20"/>
+      </w:rPr>
+    </w:lvl>
+    <w:lvl w:ilvl="6" w:tentative="1">
+      <w:start w:val="1"/>
+      <w:numFmt w:val="bullet"/>
+      <w:lvlText w:val=""/>
+      <w:lvlJc w:val="left"/>
+      <w:pPr>
+        <w:tabs>
+          <w:tab w:val="num" w:pos="5040"/>
+        </w:tabs>
+        <w:ind w:left="5040" w:hanging="360"/>
+      </w:pPr>
+      <w:rPr>
+        <w:rFonts w:ascii="Wingdings" w:hAnsi="Wingdings" w:hint="default"/>
+        <w:sz w:val="20"/>
+      </w:rPr>
+    </w:lvl>
+    <w:lvl w:ilvl="7" w:tentative="1">
+      <w:start w:val="1"/>
+      <w:numFmt w:val="bullet"/>
+      <w:lvlText w:val=""/>
+      <w:lvlJc w:val="left"/>
+      <w:pPr>
+        <w:tabs>
+          <w:tab w:val="num" w:pos="5760"/>
+        </w:tabs>
+        <w:ind w:left="5760" w:hanging="360"/>
+      </w:pPr>
+      <w:rPr>
+        <w:rFonts w:ascii="Wingdings" w:hAnsi="Wingdings" w:hint="default"/>
+        <w:sz w:val="20"/>
+      </w:rPr>
+    </w:lvl>
+    <w:lvl w:ilvl="8" w:tentative="1">
+      <w:start w:val="1"/>
+      <w:numFmt w:val="bullet"/>
+      <w:lvlText w:val=""/>
+      <w:lvlJc w:val="left"/>
+      <w:pPr>
+        <w:tabs>
+          <w:tab w:val="num" w:pos="6480"/>
+        </w:tabs>
+        <w:ind w:left="6480" w:hanging="360"/>
+      </w:pPr>
+      <w:rPr>
+        <w:rFonts w:ascii="Wingdings" w:hAnsi="Wingdings" w:hint="default"/>
+        <w:sz w:val="20"/>
+      </w:rPr>
+    </w:lvl>
+  </w:abstractNum>
+  <w:abstractNum w:abstractNumId="22" w15:restartNumberingAfterBreak="0">
     <w:nsid w:val="46A61E3F"/>
     <w:multiLevelType w:val="multilevel"/>
     <w:tmpl w:val="157EEDCC"/>
@@ -11020,7 +13189,7 @@
       </w:pPr>
     </w:lvl>
   </w:abstractNum>
-  <w:abstractNum w:abstractNumId="19" w15:restartNumberingAfterBreak="0">
+  <w:abstractNum w:abstractNumId="23" w15:restartNumberingAfterBreak="0">
     <w:nsid w:val="4A0155F9"/>
     <w:multiLevelType w:val="multilevel"/>
     <w:tmpl w:val="F2D2F164"/>
@@ -11169,7 +13338,7 @@
       </w:rPr>
     </w:lvl>
   </w:abstractNum>
-  <w:abstractNum w:abstractNumId="20" w15:restartNumberingAfterBreak="0">
+  <w:abstractNum w:abstractNumId="24" w15:restartNumberingAfterBreak="0">
     <w:nsid w:val="4B46119A"/>
     <w:multiLevelType w:val="multilevel"/>
     <w:tmpl w:val="157EEDCC"/>
@@ -11282,7 +13451,7 @@
       </w:pPr>
     </w:lvl>
   </w:abstractNum>
-  <w:abstractNum w:abstractNumId="21" w15:restartNumberingAfterBreak="0">
+  <w:abstractNum w:abstractNumId="25" w15:restartNumberingAfterBreak="0">
     <w:nsid w:val="4B8E485B"/>
     <w:multiLevelType w:val="multilevel"/>
     <w:tmpl w:val="11066F98"/>
@@ -11431,7 +13600,7 @@
       </w:rPr>
     </w:lvl>
   </w:abstractNum>
-  <w:abstractNum w:abstractNumId="22" w15:restartNumberingAfterBreak="0">
+  <w:abstractNum w:abstractNumId="26" w15:restartNumberingAfterBreak="0">
     <w:nsid w:val="5293132B"/>
     <w:multiLevelType w:val="hybridMultilevel"/>
     <w:tmpl w:val="2D66F0E0"/>
@@ -11544,7 +13713,7 @@
       </w:rPr>
     </w:lvl>
   </w:abstractNum>
-  <w:abstractNum w:abstractNumId="23" w15:restartNumberingAfterBreak="0">
+  <w:abstractNum w:abstractNumId="27" w15:restartNumberingAfterBreak="0">
     <w:nsid w:val="572E3AB1"/>
     <w:multiLevelType w:val="multilevel"/>
     <w:tmpl w:val="C41014BE"/>
@@ -11576,7 +13745,7 @@
         <w:rFonts w:ascii="Symbol" w:hAnsi="Symbol" w:hint="default"/>
       </w:rPr>
     </w:lvl>
-    <w:lvl w:ilvl="2" w:tentative="1">
+    <w:lvl w:ilvl="2">
       <w:start w:val="1"/>
       <w:numFmt w:val="decimal"/>
       <w:lvlText w:val="%3."/>
@@ -11588,7 +13757,7 @@
         <w:ind w:left="1800" w:hanging="360"/>
       </w:pPr>
     </w:lvl>
-    <w:lvl w:ilvl="3" w:tentative="1">
+    <w:lvl w:ilvl="3">
       <w:start w:val="1"/>
       <w:numFmt w:val="decimal"/>
       <w:lvlText w:val="%4."/>
@@ -11661,7 +13830,156 @@
       </w:pPr>
     </w:lvl>
   </w:abstractNum>
-  <w:abstractNum w:abstractNumId="24" w15:restartNumberingAfterBreak="0">
+  <w:abstractNum w:abstractNumId="28" w15:restartNumberingAfterBreak="0">
+    <w:nsid w:val="5817342D"/>
+    <w:multiLevelType w:val="multilevel"/>
+    <w:tmpl w:val="C518A0FE"/>
+    <w:lvl w:ilvl="0">
+      <w:start w:val="1"/>
+      <w:numFmt w:val="bullet"/>
+      <w:lvlText w:val=""/>
+      <w:lvlJc w:val="left"/>
+      <w:pPr>
+        <w:tabs>
+          <w:tab w:val="num" w:pos="720"/>
+        </w:tabs>
+        <w:ind w:left="720" w:hanging="360"/>
+      </w:pPr>
+      <w:rPr>
+        <w:rFonts w:ascii="Symbol" w:hAnsi="Symbol" w:hint="default"/>
+        <w:sz w:val="20"/>
+      </w:rPr>
+    </w:lvl>
+    <w:lvl w:ilvl="1" w:tentative="1">
+      <w:start w:val="1"/>
+      <w:numFmt w:val="bullet"/>
+      <w:lvlText w:val="o"/>
+      <w:lvlJc w:val="left"/>
+      <w:pPr>
+        <w:tabs>
+          <w:tab w:val="num" w:pos="1440"/>
+        </w:tabs>
+        <w:ind w:left="1440" w:hanging="360"/>
+      </w:pPr>
+      <w:rPr>
+        <w:rFonts w:ascii="Courier New" w:hAnsi="Courier New" w:hint="default"/>
+        <w:sz w:val="20"/>
+      </w:rPr>
+    </w:lvl>
+    <w:lvl w:ilvl="2" w:tentative="1">
+      <w:start w:val="1"/>
+      <w:numFmt w:val="bullet"/>
+      <w:lvlText w:val=""/>
+      <w:lvlJc w:val="left"/>
+      <w:pPr>
+        <w:tabs>
+          <w:tab w:val="num" w:pos="2160"/>
+        </w:tabs>
+        <w:ind w:left="2160" w:hanging="360"/>
+      </w:pPr>
+      <w:rPr>
+        <w:rFonts w:ascii="Wingdings" w:hAnsi="Wingdings" w:hint="default"/>
+        <w:sz w:val="20"/>
+      </w:rPr>
+    </w:lvl>
+    <w:lvl w:ilvl="3" w:tentative="1">
+      <w:start w:val="1"/>
+      <w:numFmt w:val="bullet"/>
+      <w:lvlText w:val=""/>
+      <w:lvlJc w:val="left"/>
+      <w:pPr>
+        <w:tabs>
+          <w:tab w:val="num" w:pos="2880"/>
+        </w:tabs>
+        <w:ind w:left="2880" w:hanging="360"/>
+      </w:pPr>
+      <w:rPr>
+        <w:rFonts w:ascii="Wingdings" w:hAnsi="Wingdings" w:hint="default"/>
+        <w:sz w:val="20"/>
+      </w:rPr>
+    </w:lvl>
+    <w:lvl w:ilvl="4" w:tentative="1">
+      <w:start w:val="1"/>
+      <w:numFmt w:val="bullet"/>
+      <w:lvlText w:val=""/>
+      <w:lvlJc w:val="left"/>
+      <w:pPr>
+        <w:tabs>
+          <w:tab w:val="num" w:pos="3600"/>
+        </w:tabs>
+        <w:ind w:left="3600" w:hanging="360"/>
+      </w:pPr>
+      <w:rPr>
+        <w:rFonts w:ascii="Wingdings" w:hAnsi="Wingdings" w:hint="default"/>
+        <w:sz w:val="20"/>
+      </w:rPr>
+    </w:lvl>
+    <w:lvl w:ilvl="5" w:tentative="1">
+      <w:start w:val="1"/>
+      <w:numFmt w:val="bullet"/>
+      <w:lvlText w:val=""/>
+      <w:lvlJc w:val="left"/>
+      <w:pPr>
+        <w:tabs>
+          <w:tab w:val="num" w:pos="4320"/>
+        </w:tabs>
+        <w:ind w:left="4320" w:hanging="360"/>
+      </w:pPr>
+      <w:rPr>
+        <w:rFonts w:ascii="Wingdings" w:hAnsi="Wingdings" w:hint="default"/>
+        <w:sz w:val="20"/>
+      </w:rPr>
+    </w:lvl>
+    <w:lvl w:ilvl="6" w:tentative="1">
+      <w:start w:val="1"/>
+      <w:numFmt w:val="bullet"/>
+      <w:lvlText w:val=""/>
+      <w:lvlJc w:val="left"/>
+      <w:pPr>
+        <w:tabs>
+          <w:tab w:val="num" w:pos="5040"/>
+        </w:tabs>
+        <w:ind w:left="5040" w:hanging="360"/>
+      </w:pPr>
+      <w:rPr>
+        <w:rFonts w:ascii="Wingdings" w:hAnsi="Wingdings" w:hint="default"/>
+        <w:sz w:val="20"/>
+      </w:rPr>
+    </w:lvl>
+    <w:lvl w:ilvl="7" w:tentative="1">
+      <w:start w:val="1"/>
+      <w:numFmt w:val="bullet"/>
+      <w:lvlText w:val=""/>
+      <w:lvlJc w:val="left"/>
+      <w:pPr>
+        <w:tabs>
+          <w:tab w:val="num" w:pos="5760"/>
+        </w:tabs>
+        <w:ind w:left="5760" w:hanging="360"/>
+      </w:pPr>
+      <w:rPr>
+        <w:rFonts w:ascii="Wingdings" w:hAnsi="Wingdings" w:hint="default"/>
+        <w:sz w:val="20"/>
+      </w:rPr>
+    </w:lvl>
+    <w:lvl w:ilvl="8" w:tentative="1">
+      <w:start w:val="1"/>
+      <w:numFmt w:val="bullet"/>
+      <w:lvlText w:val=""/>
+      <w:lvlJc w:val="left"/>
+      <w:pPr>
+        <w:tabs>
+          <w:tab w:val="num" w:pos="6480"/>
+        </w:tabs>
+        <w:ind w:left="6480" w:hanging="360"/>
+      </w:pPr>
+      <w:rPr>
+        <w:rFonts w:ascii="Wingdings" w:hAnsi="Wingdings" w:hint="default"/>
+        <w:sz w:val="20"/>
+      </w:rPr>
+    </w:lvl>
+  </w:abstractNum>
+  <w:abstractNum w:abstractNumId="29" w15:restartNumberingAfterBreak="0">
     <w:nsid w:val="5ED13208"/>
     <w:multiLevelType w:val="multilevel"/>
     <w:tmpl w:val="20D2693A"/>
@@ -11810,7 +14128,7 @@
       </w:rPr>
     </w:lvl>
   </w:abstractNum>
-  <w:abstractNum w:abstractNumId="25" w15:restartNumberingAfterBreak="0">
+  <w:abstractNum w:abstractNumId="30" w15:restartNumberingAfterBreak="0">
     <w:nsid w:val="6424168A"/>
     <w:multiLevelType w:val="multilevel"/>
     <w:tmpl w:val="B19E9DB2"/>
@@ -11959,7 +14277,7 @@
       </w:rPr>
     </w:lvl>
   </w:abstractNum>
-  <w:abstractNum w:abstractNumId="26" w15:restartNumberingAfterBreak="0">
+  <w:abstractNum w:abstractNumId="31" w15:restartNumberingAfterBreak="0">
     <w:nsid w:val="679B64A4"/>
     <w:multiLevelType w:val="multilevel"/>
     <w:tmpl w:val="157EEDCC"/>
@@ -12105,7 +14423,7 @@
       </w:rPr>
     </w:lvl>
   </w:abstractNum>
-  <w:abstractNum w:abstractNumId="27" w15:restartNumberingAfterBreak="0">
+  <w:abstractNum w:abstractNumId="32" w15:restartNumberingAfterBreak="0">
     <w:nsid w:val="6963465E"/>
     <w:multiLevelType w:val="multilevel"/>
     <w:tmpl w:val="7FCC432C"/>
@@ -12218,7 +14536,7 @@
       </w:pPr>
     </w:lvl>
   </w:abstractNum>
-  <w:abstractNum w:abstractNumId="28" w15:restartNumberingAfterBreak="0">
+  <w:abstractNum w:abstractNumId="33" w15:restartNumberingAfterBreak="0">
     <w:nsid w:val="6A2C786F"/>
     <w:multiLevelType w:val="multilevel"/>
     <w:tmpl w:val="F5C65456"/>
@@ -12367,7 +14685,7 @@
       </w:rPr>
     </w:lvl>
   </w:abstractNum>
-  <w:abstractNum w:abstractNumId="29" w15:restartNumberingAfterBreak="0">
+  <w:abstractNum w:abstractNumId="34" w15:restartNumberingAfterBreak="0">
     <w:nsid w:val="6C25198A"/>
     <w:multiLevelType w:val="multilevel"/>
     <w:tmpl w:val="D74630DE"/>
@@ -12516,7 +14834,7 @@
       </w:rPr>
     </w:lvl>
   </w:abstractNum>
-  <w:abstractNum w:abstractNumId="30" w15:restartNumberingAfterBreak="0">
+  <w:abstractNum w:abstractNumId="35" w15:restartNumberingAfterBreak="0">
     <w:nsid w:val="7B9F5DA1"/>
     <w:multiLevelType w:val="multilevel"/>
     <w:tmpl w:val="764CC03C"/>
@@ -12666,53 +14984,53 @@
     </w:lvl>
   </w:abstractNum>
   <w:num w:numId="1" w16cid:durableId="1697004852">
-    <w:abstractNumId w:val="14"/>
+    <w:abstractNumId w:val="15"/>
     <w:lvlOverride w:ilvl="1">
       <w:startOverride w:val="1"/>
     </w:lvlOverride>
   </w:num>
   <w:num w:numId="2" w16cid:durableId="830557843">
-    <w:abstractNumId w:val="14"/>
+    <w:abstractNumId w:val="15"/>
     <w:lvlOverride w:ilvl="1"/>
     <w:lvlOverride w:ilvl="2">
       <w:startOverride w:val="1"/>
     </w:lvlOverride>
   </w:num>
   <w:num w:numId="3" w16cid:durableId="952977496">
-    <w:abstractNumId w:val="14"/>
+    <w:abstractNumId w:val="15"/>
     <w:lvlOverride w:ilvl="1">
       <w:startOverride w:val="6"/>
     </w:lvlOverride>
   </w:num>
   <w:num w:numId="4" w16cid:durableId="452359500">
-    <w:abstractNumId w:val="19"/>
+    <w:abstractNumId w:val="23"/>
   </w:num>
   <w:num w:numId="5" w16cid:durableId="102187756">
-    <w:abstractNumId w:val="6"/>
+    <w:abstractNumId w:val="7"/>
   </w:num>
   <w:num w:numId="6" w16cid:durableId="190384433">
-    <w:abstractNumId w:val="29"/>
+    <w:abstractNumId w:val="34"/>
   </w:num>
   <w:num w:numId="7" w16cid:durableId="692925131">
+    <w:abstractNumId w:val="30"/>
+  </w:num>
+  <w:num w:numId="8" w16cid:durableId="1339961652">
     <w:abstractNumId w:val="25"/>
   </w:num>
-  <w:num w:numId="8" w16cid:durableId="1339961652">
-    <w:abstractNumId w:val="21"/>
-  </w:num>
   <w:num w:numId="9" w16cid:durableId="1951357753">
-    <w:abstractNumId w:val="26"/>
+    <w:abstractNumId w:val="31"/>
   </w:num>
   <w:num w:numId="10" w16cid:durableId="99568332">
-    <w:abstractNumId w:val="13"/>
+    <w:abstractNumId w:val="14"/>
   </w:num>
   <w:num w:numId="11" w16cid:durableId="1628393834">
-    <w:abstractNumId w:val="27"/>
+    <w:abstractNumId w:val="32"/>
     <w:lvlOverride w:ilvl="0">
       <w:startOverride w:val="1"/>
     </w:lvlOverride>
   </w:num>
   <w:num w:numId="12" w16cid:durableId="1239097313">
-    <w:abstractNumId w:val="27"/>
+    <w:abstractNumId w:val="32"/>
     <w:lvlOverride w:ilvl="0"/>
     <w:lvlOverride w:ilvl="1">
       <w:startOverride w:val="1"/>
@@ -12725,67 +15043,82 @@
     </w:lvlOverride>
   </w:num>
   <w:num w:numId="14" w16cid:durableId="1956517008">
-    <w:abstractNumId w:val="20"/>
+    <w:abstractNumId w:val="24"/>
   </w:num>
   <w:num w:numId="15" w16cid:durableId="656999463">
     <w:abstractNumId w:val="3"/>
   </w:num>
   <w:num w:numId="16" w16cid:durableId="1533035477">
-    <w:abstractNumId w:val="28"/>
+    <w:abstractNumId w:val="33"/>
   </w:num>
   <w:num w:numId="17" w16cid:durableId="961615563">
     <w:abstractNumId w:val="2"/>
   </w:num>
   <w:num w:numId="18" w16cid:durableId="2138061094">
-    <w:abstractNumId w:val="15"/>
+    <w:abstractNumId w:val="16"/>
   </w:num>
   <w:num w:numId="19" w16cid:durableId="1632249961">
-    <w:abstractNumId w:val="7"/>
+    <w:abstractNumId w:val="8"/>
   </w:num>
   <w:num w:numId="20" w16cid:durableId="585069198">
-    <w:abstractNumId w:val="30"/>
+    <w:abstractNumId w:val="35"/>
   </w:num>
   <w:num w:numId="21" w16cid:durableId="610818748">
-    <w:abstractNumId w:val="8"/>
+    <w:abstractNumId w:val="9"/>
   </w:num>
   <w:num w:numId="22" w16cid:durableId="1664509188">
     <w:abstractNumId w:val="1"/>
   </w:num>
   <w:num w:numId="23" w16cid:durableId="245119510">
+    <w:abstractNumId w:val="6"/>
+  </w:num>
+  <w:num w:numId="24" w16cid:durableId="979461148">
+    <w:abstractNumId w:val="22"/>
+  </w:num>
+  <w:num w:numId="25" w16cid:durableId="1103261038">
+    <w:abstractNumId w:val="27"/>
+  </w:num>
+  <w:num w:numId="26" w16cid:durableId="995062853">
+    <w:abstractNumId w:val="18"/>
+  </w:num>
+  <w:num w:numId="27" w16cid:durableId="1005279804">
+    <w:abstractNumId w:val="29"/>
+  </w:num>
+  <w:num w:numId="28" w16cid:durableId="513031102">
+    <w:abstractNumId w:val="11"/>
+  </w:num>
+  <w:num w:numId="29" w16cid:durableId="785388356">
+    <w:abstractNumId w:val="26"/>
+  </w:num>
+  <w:num w:numId="30" w16cid:durableId="1660572253">
+    <w:abstractNumId w:val="13"/>
+  </w:num>
+  <w:num w:numId="31" w16cid:durableId="2097745421">
+    <w:abstractNumId w:val="17"/>
+  </w:num>
+  <w:num w:numId="32" w16cid:durableId="336617943">
+    <w:abstractNumId w:val="12"/>
+  </w:num>
+  <w:num w:numId="33" w16cid:durableId="994992955">
     <w:abstractNumId w:val="5"/>
   </w:num>
-  <w:num w:numId="24" w16cid:durableId="979461148">
-    <w:abstractNumId w:val="18"/>
-  </w:num>
-  <w:num w:numId="25" w16cid:durableId="1103261038">
-    <w:abstractNumId w:val="23"/>
-  </w:num>
-  <w:num w:numId="26" w16cid:durableId="995062853">
-    <w:abstractNumId w:val="17"/>
-  </w:num>
-  <w:num w:numId="27" w16cid:durableId="1005279804">
-    <w:abstractNumId w:val="24"/>
-  </w:num>
-  <w:num w:numId="28" w16cid:durableId="513031102">
+  <w:num w:numId="34" w16cid:durableId="1822387631">
     <w:abstractNumId w:val="10"/>
   </w:num>
-  <w:num w:numId="29" w16cid:durableId="785388356">
-    <w:abstractNumId w:val="22"/>
+  <w:num w:numId="35" w16cid:durableId="1286547943">
+    <w:abstractNumId w:val="21"/>
   </w:num>
-  <w:num w:numId="30" w16cid:durableId="1660572253">
-    <w:abstractNumId w:val="12"/>
+  <w:num w:numId="36" w16cid:durableId="1377657532">
+    <w:abstractNumId w:val="28"/>
   </w:num>
-  <w:num w:numId="31" w16cid:durableId="2097745421">
-    <w:abstractNumId w:val="16"/>
-  </w:num>
-  <w:num w:numId="32" w16cid:durableId="336617943">
-    <w:abstractNumId w:val="11"/>
-  </w:num>
-  <w:num w:numId="33" w16cid:durableId="994992955">
+  <w:num w:numId="37" w16cid:durableId="1015613895">
     <w:abstractNumId w:val="4"/>
   </w:num>
-  <w:num w:numId="34" w16cid:durableId="1822387631">
-    <w:abstractNumId w:val="9"/>
+  <w:num w:numId="38" w16cid:durableId="95365310">
+    <w:abstractNumId w:val="19"/>
+  </w:num>
+  <w:num w:numId="39" w16cid:durableId="385643632">
+    <w:abstractNumId w:val="20"/>
   </w:num>
 </w:numbering>
 </file>
@@ -13198,7 +15531,7 @@
   <w:style w:type="paragraph" w:default="1" w:styleId="Normal">
     <w:name w:val="Normal"/>
     <w:qFormat/>
-    <w:rsid w:val="002B35CD"/>
+    <w:rsid w:val="00E11ADC"/>
     <w:rPr>
       <w:lang w:val="en-GB"/>
     </w:rPr>
@@ -13848,6 +16181,67 @@
       </w:tblBorders>
     </w:tblPr>
   </w:style>
+  <w:style w:type="character" w:styleId="Strong">
+    <w:name w:val="Strong"/>
+    <w:basedOn w:val="DefaultParagraphFont"/>
+    <w:uiPriority w:val="22"/>
+    <w:qFormat/>
+    <w:rsid w:val="00106BE5"/>
+    <w:rPr>
+      <w:b/>
+      <w:bCs/>
+    </w:rPr>
+  </w:style>
+  <w:style w:type="paragraph" w:customStyle="1" w:styleId="df3vjf">
+    <w:name w:val="df3vjf"/>
+    <w:basedOn w:val="Normal"/>
+    <w:rsid w:val="00106BE5"/>
+    <w:pPr>
+      <w:spacing w:before="100" w:beforeAutospacing="1" w:after="100" w:afterAutospacing="1" w:line="240" w:lineRule="auto"/>
+    </w:pPr>
+    <w:rPr>
+      <w:rFonts w:ascii="Times New Roman" w:eastAsia="Times New Roman" w:hAnsi="Times New Roman" w:cs="Times New Roman"/>
+      <w:kern w:val="0"/>
+      <w:lang w:val="en-US"/>
+      <w14:ligatures w14:val="none"/>
+    </w:rPr>
+  </w:style>
+  <w:style w:type="character" w:customStyle="1" w:styleId="t286pc">
+    <w:name w:val="t286pc"/>
+    <w:basedOn w:val="DefaultParagraphFont"/>
+    <w:rsid w:val="00106BE5"/>
+  </w:style>
+  <w:style w:type="paragraph" w:styleId="HTMLPreformatted">
+    <w:name w:val="HTML Preformatted"/>
+    <w:basedOn w:val="Normal"/>
+    <w:link w:val="HTMLPreformattedChar"/>
+    <w:uiPriority w:val="99"/>
+    <w:semiHidden/>
+    <w:unhideWhenUsed/>
+    <w:rsid w:val="009E57E7"/>
+    <w:pPr>
+      <w:spacing w:after="0" w:line="240" w:lineRule="auto"/>
+    </w:pPr>
+    <w:rPr>
+      <w:rFonts w:ascii="Consolas" w:hAnsi="Consolas"/>
+      <w:sz w:val="20"/>
+      <w:szCs w:val="20"/>
+    </w:rPr>
+  </w:style>
+  <w:style w:type="character" w:customStyle="1" w:styleId="HTMLPreformattedChar">
+    <w:name w:val="HTML Preformatted Char"/>
+    <w:basedOn w:val="DefaultParagraphFont"/>
+    <w:link w:val="HTMLPreformatted"/>
+    <w:uiPriority w:val="99"/>
+    <w:semiHidden/>
+    <w:rsid w:val="009E57E7"/>
+    <w:rPr>
+      <w:rFonts w:ascii="Consolas" w:hAnsi="Consolas"/>
+      <w:sz w:val="20"/>
+      <w:szCs w:val="20"/>
+      <w:lang w:val="en-GB"/>
+    </w:rPr>
+  </w:style>
 </w:styles>
 </file>
 
